--- a/playground/demo-report.docx
+++ b/playground/demo-report.docx
@@ -420,7 +420,7 @@
       <w:r>
         <w:drawing>
           <wp:inline>
-            <wp:extent cx="5943600" cy="3657600"/>
+            <wp:extent cx="5963478" cy="3669832"/>
             <wp:effectExtent b="0" l="0" r="0" t="0"/>
             <wp:docPr descr="Pakistan’s reserves in months of imports" title="" id="97" name="Picture"/>
             <a:graphic>
@@ -441,7 +441,7 @@
                   <pic:spPr bwMode="auto">
                     <a:xfrm>
                       <a:off x="0" y="0"/>
-                      <a:ext cx="5943600" cy="3657600"/>
+                      <a:ext cx="5963478" cy="3669832"/>
                     </a:xfrm>
                     <a:prstGeom prst="rect">
                       <a:avLst/>
@@ -522,7 +522,7 @@
       <w:r>
         <w:drawing>
           <wp:inline>
-            <wp:extent cx="5943600" cy="3657600"/>
+            <wp:extent cx="5963478" cy="3669832"/>
             <wp:effectExtent b="0" l="0" r="0" t="0"/>
             <wp:docPr descr="GDP per capita growth vs change in current account balance" title="" id="101" name="Picture"/>
             <a:graphic>
@@ -543,7 +543,7 @@
                   <pic:spPr bwMode="auto">
                     <a:xfrm>
                       <a:off x="0" y="0"/>
-                      <a:ext cx="5943600" cy="3657600"/>
+                      <a:ext cx="5963478" cy="3669832"/>
                     </a:xfrm>
                     <a:prstGeom prst="rect">
                       <a:avLst/>
@@ -1144,7 +1144,7 @@
       <w:r>
         <w:drawing>
           <wp:inline>
-            <wp:extent cx="5943600" cy="3657600"/>
+            <wp:extent cx="5963478" cy="3669832"/>
             <wp:effectExtent b="0" l="0" r="0" t="0"/>
             <wp:docPr descr="Current account decomposition" title="" id="106" name="Picture"/>
             <a:graphic>
@@ -1165,7 +1165,7 @@
                   <pic:spPr bwMode="auto">
                     <a:xfrm>
                       <a:off x="0" y="0"/>
-                      <a:ext cx="5943600" cy="3657600"/>
+                      <a:ext cx="5963478" cy="3669832"/>
                     </a:xfrm>
                     <a:prstGeom prst="rect">
                       <a:avLst/>
@@ -1234,7 +1234,7 @@
       <w:r>
         <w:drawing>
           <wp:inline>
-            <wp:extent cx="5943600" cy="3657600"/>
+            <wp:extent cx="5963478" cy="3669832"/>
             <wp:effectExtent b="0" l="0" r="0" t="0"/>
             <wp:docPr descr="SBP balance sheet decomposition" title="" id="110" name="Picture"/>
             <a:graphic>
@@ -1255,7 +1255,7 @@
                   <pic:spPr bwMode="auto">
                     <a:xfrm>
                       <a:off x="0" y="0"/>
-                      <a:ext cx="5943600" cy="3657600"/>
+                      <a:ext cx="5963478" cy="3669832"/>
                     </a:xfrm>
                     <a:prstGeom prst="rect">
                       <a:avLst/>
@@ -1459,7 +1459,7 @@
       <w:r>
         <w:drawing>
           <wp:inline>
-            <wp:extent cx="5943600" cy="5486399"/>
+            <wp:extent cx="5963478" cy="5504749"/>
             <wp:effectExtent b="0" l="0" r="0" t="0"/>
             <wp:docPr descr="Revenue composition vs peers" title="" id="121" name="Picture"/>
             <a:graphic>
@@ -1480,7 +1480,7 @@
                   <pic:spPr bwMode="auto">
                     <a:xfrm>
                       <a:off x="0" y="0"/>
-                      <a:ext cx="5943600" cy="5486399"/>
+                      <a:ext cx="5963478" cy="5504749"/>
                     </a:xfrm>
                     <a:prstGeom prst="rect">
                       <a:avLst/>
@@ -1549,7 +1549,7 @@
       <w:r>
         <w:drawing>
           <wp:inline>
-            <wp:extent cx="5943600" cy="3657600"/>
+            <wp:extent cx="5963478" cy="3669832"/>
             <wp:effectExtent b="0" l="0" r="0" t="0"/>
             <wp:docPr descr="Private credit vs comparators" title="" id="125" name="Picture"/>
             <a:graphic>
@@ -1570,7 +1570,7 @@
                   <pic:spPr bwMode="auto">
                     <a:xfrm>
                       <a:off x="0" y="0"/>
-                      <a:ext cx="5943600" cy="3657600"/>
+                      <a:ext cx="5963478" cy="3669832"/>
                     </a:xfrm>
                     <a:prstGeom prst="rect">
                       <a:avLst/>
@@ -1658,7 +1658,7 @@
       <w:r>
         <w:drawing>
           <wp:inline>
-            <wp:extent cx="5943600" cy="3657600"/>
+            <wp:extent cx="5963478" cy="3669832"/>
             <wp:effectExtent b="0" l="0" r="0" t="0"/>
             <wp:docPr descr="Exports per capita" title="" id="130" name="Picture"/>
             <a:graphic>
@@ -1679,7 +1679,7 @@
                   <pic:spPr bwMode="auto">
                     <a:xfrm>
                       <a:off x="0" y="0"/>
-                      <a:ext cx="5943600" cy="3657600"/>
+                      <a:ext cx="5963478" cy="3669832"/>
                     </a:xfrm>
                     <a:prstGeom prst="rect">
                       <a:avLst/>
@@ -1748,7 +1748,7 @@
       <w:r>
         <w:drawing>
           <wp:inline>
-            <wp:extent cx="5943600" cy="3657600"/>
+            <wp:extent cx="5963478" cy="3669832"/>
             <wp:effectExtent b="0" l="0" r="0" t="0"/>
             <wp:docPr descr="Export decline drivers by sector" title="" id="134" name="Picture"/>
             <a:graphic>
@@ -1769,7 +1769,7 @@
                   <pic:spPr bwMode="auto">
                     <a:xfrm>
                       <a:off x="0" y="0"/>
-                      <a:ext cx="5943600" cy="3657600"/>
+                      <a:ext cx="5963478" cy="3669832"/>
                     </a:xfrm>
                     <a:prstGeom prst="rect">
                       <a:avLst/>
@@ -1838,7 +1838,7 @@
       <w:r>
         <w:drawing>
           <wp:inline>
-            <wp:extent cx="5943600" cy="3657600"/>
+            <wp:extent cx="5963478" cy="3669832"/>
             <wp:effectExtent b="0" l="0" r="0" t="0"/>
             <wp:docPr descr="Export decomposition by sector" title="" id="138" name="Picture"/>
             <a:graphic>
@@ -1859,7 +1859,7 @@
                   <pic:spPr bwMode="auto">
                     <a:xfrm>
                       <a:off x="0" y="0"/>
-                      <a:ext cx="5943600" cy="3657600"/>
+                      <a:ext cx="5963478" cy="3669832"/>
                     </a:xfrm>
                     <a:prstGeom prst="rect">
                       <a:avLst/>
@@ -1928,7 +1928,7 @@
       <w:r>
         <w:drawing>
           <wp:inline>
-            <wp:extent cx="5943600" cy="3657600"/>
+            <wp:extent cx="5963478" cy="3669832"/>
             <wp:effectExtent b="0" l="0" r="0" t="0"/>
             <wp:docPr descr="Exports plus remittances per capita" title="" id="142" name="Picture"/>
             <a:graphic>
@@ -1949,7 +1949,7 @@
                   <pic:spPr bwMode="auto">
                     <a:xfrm>
                       <a:off x="0" y="0"/>
-                      <a:ext cx="5943600" cy="3657600"/>
+                      <a:ext cx="5963478" cy="3669832"/>
                     </a:xfrm>
                     <a:prstGeom prst="rect">
                       <a:avLst/>
@@ -2037,7 +2037,7 @@
       <w:r>
         <w:drawing>
           <wp:inline>
-            <wp:extent cx="5943600" cy="3657600"/>
+            <wp:extent cx="5963478" cy="3669832"/>
             <wp:effectExtent b="0" l="0" r="0" t="0"/>
             <wp:docPr descr="Energy imports vs GDP per capita" title="" id="147" name="Picture"/>
             <a:graphic>
@@ -2058,7 +2058,7 @@
                   <pic:spPr bwMode="auto">
                     <a:xfrm>
                       <a:off x="0" y="0"/>
-                      <a:ext cx="5943600" cy="3657600"/>
+                      <a:ext cx="5963478" cy="3669832"/>
                     </a:xfrm>
                     <a:prstGeom prst="rect">
                       <a:avLst/>
@@ -2127,7 +2127,7 @@
       <w:r>
         <w:drawing>
           <wp:inline>
-            <wp:extent cx="5943600" cy="3657600"/>
+            <wp:extent cx="5963478" cy="3669832"/>
             <wp:effectExtent b="0" l="0" r="0" t="0"/>
             <wp:docPr descr="Fuel burden vs GDP per capita" title="" id="151" name="Picture"/>
             <a:graphic>
@@ -2148,7 +2148,7 @@
                   <pic:spPr bwMode="auto">
                     <a:xfrm>
                       <a:off x="0" y="0"/>
-                      <a:ext cx="5943600" cy="3657600"/>
+                      <a:ext cx="5963478" cy="3669832"/>
                     </a:xfrm>
                     <a:prstGeom prst="rect">
                       <a:avLst/>
@@ -3352,7 +3352,7 @@
         <w:numRestart w:val="eachSect"/>
       </w:footnotePr>
       <w:pgSz w:h="15840" w:w="12240"/>
-      <w:pgMar w:bottom="1440" w:footer="720" w:gutter="0" w:header="720" w:left="1440" w:right="1440" w:top="1440"/>
+      <w:pgMar w:bottom="1296" w:footer="720" w:gutter="0" w:header="720" w:left="1296" w:right="1296" w:top="1296"/>
       <w:cols w:space="720"/>
       <w:docGrid w:linePitch="360"/>
     </w:sectPr>
@@ -3456,6 +3456,12 @@
     <w:pPr>
       <w:pStyle w:val="Header"/>
     </w:pPr>
+    <w:r>
+      <w:rPr>
+        <w:highlight w:val="yellow"/>
+      </w:rPr>
+      <w:t>Internal Document – Not for dissemination</w:t>
+    </w:r>
     <w:r>
       <w:rPr>
         <w:noProof/>
@@ -5951,15 +5957,17 @@
   <w:docDefaults>
     <w:rPrDefault>
       <w:rPr>
-        <w:rFonts w:ascii="Source Sans 3" w:cs="Source Sans 3" w:eastAsia="Source Sans 3" w:hAnsi="Source Sans 3"/>
-        <w:sz w:val="22"/>
-        <w:szCs w:val="22"/>
-        <w:color w:val="333333"/>
+        <w:rFonts w:asciiTheme="minorHAnsi" w:cstheme="minorBidi" w:eastAsiaTheme="minorHAnsi" w:hAnsiTheme="minorHAnsi"/>
+        <w:kern w:val="2"/>
+        <w:sz w:val="24"/>
+        <w:szCs w:val="24"/>
+        <w:lang w:bidi="ar-SA" w:eastAsia="en-US" w:val="en-US"/>
+        <w14:ligatures w14:val="standardContextual"/>
       </w:rPr>
     </w:rPrDefault>
     <w:pPrDefault>
       <w:pPr>
-        <w:spacing w:after="120" w:line="300" w:lineRule="auto"/>
+        <w:spacing w:after="160" w:line="278" w:lineRule="auto"/>
       </w:pPr>
     </w:pPrDefault>
   </w:docDefaults>
@@ -6346,14 +6354,11 @@
     <w:qFormat/>
     <w:rsid w:val="00F4040D"/>
     <w:pPr>
-      <w:spacing w:after="120" w:afterAutospacing="1" w:before="100" w:beforeAutospacing="1" w:line="240" w:lineRule="auto"/>
+      <w:spacing w:after="100" w:afterAutospacing="1" w:before="100" w:beforeAutospacing="1" w:line="240" w:lineRule="auto"/>
       <w:jc w:val="both"/>
     </w:pPr>
     <w:rPr>
-      <w:rFonts w:ascii="Source Sans 3" w:cs="Source Sans 3" w:eastAsia="Source Sans 3" w:hAnsi="Source Sans 3"/>
-      <w:sz w:val="22"/>
-      <w:szCs w:val="22"/>
-      <w:color w:val="333333"/>
+      <w:rFonts w:ascii="Garamond" w:hAnsi="Garamond"/>
     </w:rPr>
   </w:style>
   <w:style w:styleId="Heading1" w:type="paragraph">
@@ -6368,16 +6373,13 @@
       <w:pageBreakBefore/>
       <w:keepNext/>
       <w:keepLines/>
-      <w:spacing w:after="120" w:before="480"/>
+      <w:spacing w:after="80" w:before="360"/>
       <w:outlineLvl w:val="0"/>
     </w:pPr>
     <w:rPr>
+      <w:rFonts w:cstheme="majorBidi" w:eastAsiaTheme="majorEastAsia"/>
       <w:b/>
       <w:bCs/>
-      <w:rFonts w:ascii="Source Sans 3" w:cs="Source Sans 3" w:eastAsia="Source Sans 3" w:hAnsi="Source Sans 3"/>
-      <w:sz w:val="43"/>
-      <w:szCs w:val="43"/>
-      <w:color w:val="333333"/>
     </w:rPr>
   </w:style>
   <w:style w:styleId="Heading2" w:type="paragraph">
@@ -6392,16 +6394,13 @@
     <w:pPr>
       <w:keepNext/>
       <w:keepLines/>
-      <w:spacing w:after="120" w:before="360"/>
+      <w:spacing w:after="80" w:before="160"/>
       <w:outlineLvl w:val="1"/>
     </w:pPr>
     <w:rPr>
+      <w:rFonts w:cstheme="majorBidi" w:eastAsiaTheme="majorEastAsia"/>
       <w:b/>
       <w:bCs/>
-      <w:rFonts w:ascii="Source Sans 3" w:cs="Source Sans 3" w:eastAsia="Source Sans 3" w:hAnsi="Source Sans 3"/>
-      <w:sz w:val="34"/>
-      <w:szCs w:val="34"/>
-      <w:color w:val="333333"/>
     </w:rPr>
   </w:style>
   <w:style w:styleId="Heading3" w:type="paragraph">
@@ -6416,16 +6415,13 @@
     <w:pPr>
       <w:keepNext/>
       <w:keepLines/>
-      <w:spacing w:after="120" w:before="240"/>
+      <w:spacing w:after="80" w:before="160"/>
       <w:outlineLvl w:val="2"/>
     </w:pPr>
     <w:rPr>
+      <w:rFonts w:cstheme="majorBidi" w:eastAsiaTheme="majorEastAsia"/>
       <w:b/>
       <w:bCs/>
-      <w:rFonts w:ascii="Source Sans 3" w:cs="Source Sans 3" w:eastAsia="Source Sans 3" w:hAnsi="Source Sans 3"/>
-      <w:sz w:val="28"/>
-      <w:szCs w:val="28"/>
-      <w:color w:val="333333"/>
     </w:rPr>
   </w:style>
   <w:style w:styleId="Heading4" w:type="paragraph">
@@ -6440,16 +6436,14 @@
     <w:pPr>
       <w:keepNext/>
       <w:keepLines/>
-      <w:spacing w:after="120" w:before="240"/>
+      <w:spacing w:after="40" w:before="80"/>
       <w:outlineLvl w:val="3"/>
     </w:pPr>
     <w:rPr>
-      <w:b/>
-      <w:bCs/>
-      <w:rFonts w:ascii="Source Sans 3" w:cs="Source Sans 3" w:eastAsia="Source Sans 3" w:hAnsi="Source Sans 3"/>
-      <w:sz w:val="22"/>
-      <w:szCs w:val="22"/>
-      <w:color w:val="333333"/>
+      <w:rFonts w:cstheme="majorBidi" w:eastAsiaTheme="majorEastAsia"/>
+      <w:i/>
+      <w:iCs/>
+      <w:color w:themeColor="accent1" w:themeShade="BF" w:val="0F4761"/>
     </w:rPr>
   </w:style>
   <w:style w:styleId="Heading5" w:type="paragraph">
@@ -6465,14 +6459,12 @@
     <w:pPr>
       <w:keepNext/>
       <w:keepLines/>
-      <w:spacing w:after="120" w:before="240"/>
+      <w:spacing w:after="40" w:before="80"/>
       <w:outlineLvl w:val="4"/>
     </w:pPr>
     <w:rPr>
-      <w:rFonts w:ascii="Source Sans 3" w:cs="Source Sans 3" w:eastAsia="Source Sans 3" w:hAnsi="Source Sans 3"/>
-      <w:sz w:val="22"/>
-      <w:szCs w:val="22"/>
-      <w:color w:val="7c7c7c"/>
+      <w:rFonts w:cstheme="majorBidi" w:eastAsiaTheme="majorEastAsia"/>
+      <w:color w:themeColor="accent1" w:themeShade="BF" w:val="0F4761"/>
     </w:rPr>
   </w:style>
   <w:style w:styleId="Heading6" w:type="paragraph">
@@ -6488,16 +6480,14 @@
     <w:pPr>
       <w:keepNext/>
       <w:keepLines/>
-      <w:spacing w:after="120" w:before="240"/>
+      <w:spacing w:after="0" w:before="40"/>
       <w:outlineLvl w:val="5"/>
     </w:pPr>
     <w:rPr>
+      <w:rFonts w:cstheme="majorBidi" w:eastAsiaTheme="majorEastAsia"/>
       <w:i/>
       <w:iCs/>
-      <w:rFonts w:ascii="Source Sans 3" w:cs="Source Sans 3" w:eastAsia="Source Sans 3" w:hAnsi="Source Sans 3"/>
-      <w:sz w:val="22"/>
-      <w:szCs w:val="22"/>
-      <w:color w:val="7c7c7c"/>
+      <w:color w:themeColor="text1" w:themeTint="A6" w:val="595959"/>
     </w:rPr>
   </w:style>
   <w:style w:styleId="Heading7" w:type="paragraph">
@@ -6599,16 +6589,10 @@
     <w:uiPriority w:val="9"/>
     <w:rsid w:val="003113FB"/>
     <w:rPr>
+      <w:rFonts w:ascii="Garamond" w:cstheme="majorBidi" w:eastAsiaTheme="majorEastAsia" w:hAnsi="Garamond"/>
       <w:b/>
       <w:bCs/>
-      <w:rFonts w:ascii="Source Sans 3" w:cs="Source Sans 3" w:eastAsia="Source Sans 3" w:hAnsi="Source Sans 3"/>
-      <w:sz w:val="43"/>
-      <w:szCs w:val="43"/>
-      <w:color w:val="333333"/>
     </w:rPr>
-    <w:pPr>
-      <w:spacing w:after="120" w:before="480"/>
-    </w:pPr>
   </w:style>
   <w:style w:customStyle="1" w:styleId="Heading2Char" w:type="character">
     <w:name w:val="Heading 2 Char"/>
@@ -6617,16 +6601,10 @@
     <w:uiPriority w:val="9"/>
     <w:rsid w:val="003113FB"/>
     <w:rPr>
+      <w:rFonts w:ascii="Garamond" w:cstheme="majorBidi" w:eastAsiaTheme="majorEastAsia" w:hAnsi="Garamond"/>
       <w:b/>
       <w:bCs/>
-      <w:rFonts w:ascii="Source Sans 3" w:cs="Source Sans 3" w:eastAsia="Source Sans 3" w:hAnsi="Source Sans 3"/>
-      <w:sz w:val="34"/>
-      <w:szCs w:val="34"/>
-      <w:color w:val="333333"/>
     </w:rPr>
-    <w:pPr>
-      <w:spacing w:after="120" w:before="360"/>
-    </w:pPr>
   </w:style>
   <w:style w:customStyle="1" w:styleId="Heading3Char" w:type="character">
     <w:name w:val="Heading 3 Char"/>
@@ -6635,16 +6613,10 @@
     <w:uiPriority w:val="9"/>
     <w:rsid w:val="003113FB"/>
     <w:rPr>
+      <w:rFonts w:ascii="Garamond" w:cstheme="majorBidi" w:eastAsiaTheme="majorEastAsia" w:hAnsi="Garamond"/>
       <w:b/>
       <w:bCs/>
-      <w:rFonts w:ascii="Source Sans 3" w:cs="Source Sans 3" w:eastAsia="Source Sans 3" w:hAnsi="Source Sans 3"/>
-      <w:sz w:val="28"/>
-      <w:szCs w:val="28"/>
-      <w:color w:val="333333"/>
     </w:rPr>
-    <w:pPr>
-      <w:spacing w:after="120" w:before="240"/>
-    </w:pPr>
   </w:style>
   <w:style w:customStyle="1" w:styleId="Heading4Char" w:type="character">
     <w:name w:val="Heading 4 Char"/>
@@ -6653,16 +6625,11 @@
     <w:uiPriority w:val="9"/>
     <w:rsid w:val="00B04F2E"/>
     <w:rPr>
-      <w:b/>
-      <w:bCs/>
-      <w:rFonts w:ascii="Source Sans 3" w:cs="Source Sans 3" w:eastAsia="Source Sans 3" w:hAnsi="Source Sans 3"/>
-      <w:sz w:val="22"/>
-      <w:szCs w:val="22"/>
-      <w:color w:val="333333"/>
+      <w:rFonts w:cstheme="majorBidi" w:eastAsiaTheme="majorEastAsia"/>
+      <w:i/>
+      <w:iCs/>
+      <w:color w:themeColor="accent1" w:themeShade="BF" w:val="0F4761"/>
     </w:rPr>
-    <w:pPr>
-      <w:spacing w:after="120" w:before="240"/>
-    </w:pPr>
   </w:style>
   <w:style w:customStyle="1" w:styleId="Heading5Char" w:type="character">
     <w:name w:val="Heading 5 Char"/>
@@ -6672,14 +6639,9 @@
     <w:semiHidden/>
     <w:rsid w:val="00B04F2E"/>
     <w:rPr>
-      <w:rFonts w:ascii="Source Sans 3" w:cs="Source Sans 3" w:eastAsia="Source Sans 3" w:hAnsi="Source Sans 3"/>
-      <w:sz w:val="22"/>
-      <w:szCs w:val="22"/>
-      <w:color w:val="7c7c7c"/>
+      <w:rFonts w:cstheme="majorBidi" w:eastAsiaTheme="majorEastAsia"/>
+      <w:color w:themeColor="accent1" w:themeShade="BF" w:val="0F4761"/>
     </w:rPr>
-    <w:pPr>
-      <w:spacing w:after="120" w:before="240"/>
-    </w:pPr>
   </w:style>
   <w:style w:customStyle="1" w:styleId="Heading6Char" w:type="character">
     <w:name w:val="Heading 6 Char"/>
@@ -6689,16 +6651,11 @@
     <w:semiHidden/>
     <w:rsid w:val="00B04F2E"/>
     <w:rPr>
+      <w:rFonts w:cstheme="majorBidi" w:eastAsiaTheme="majorEastAsia"/>
       <w:i/>
       <w:iCs/>
-      <w:rFonts w:ascii="Source Sans 3" w:cs="Source Sans 3" w:eastAsia="Source Sans 3" w:hAnsi="Source Sans 3"/>
-      <w:sz w:val="22"/>
-      <w:szCs w:val="22"/>
-      <w:color w:val="7c7c7c"/>
+      <w:color w:themeColor="text1" w:themeTint="A6" w:val="595959"/>
     </w:rPr>
-    <w:pPr>
-      <w:spacing w:after="120" w:before="240"/>
-    </w:pPr>
   </w:style>
   <w:style w:customStyle="1" w:styleId="Heading7Char" w:type="character">
     <w:name w:val="Heading 7 Char"/>
@@ -6747,16 +6704,14 @@
     <w:qFormat/>
     <w:rsid w:val="003113FB"/>
     <w:pPr>
-      <w:spacing w:after="120" w:line="276" w:lineRule="auto"/>
+      <w:spacing w:line="276" w:lineRule="auto"/>
       <w:jc w:val="center"/>
     </w:pPr>
     <w:rPr>
       <w:b/>
       <w:bCs/>
-      <w:rFonts w:ascii="Source Sans 3" w:cs="Source Sans 3" w:eastAsia="Source Sans 3" w:hAnsi="Source Sans 3"/>
       <w:sz w:val="52"/>
       <w:szCs w:val="52"/>
-      <w:color w:val="333333"/>
     </w:rPr>
   </w:style>
   <w:style w:customStyle="1" w:styleId="TitleChar" w:type="character">
@@ -6766,16 +6721,12 @@
     <w:uiPriority w:val="10"/>
     <w:rsid w:val="003113FB"/>
     <w:rPr>
+      <w:rFonts w:ascii="Garamond" w:hAnsi="Garamond"/>
       <w:b/>
       <w:bCs/>
-      <w:rFonts w:ascii="Source Sans 3" w:cs="Source Sans 3" w:eastAsia="Source Sans 3" w:hAnsi="Source Sans 3"/>
       <w:sz w:val="52"/>
       <w:szCs w:val="52"/>
-      <w:color w:val="333333"/>
     </w:rPr>
-    <w:pPr>
-      <w:spacing w:after="120"/>
-    </w:pPr>
   </w:style>
   <w:style w:styleId="Subtitle" w:type="paragraph">
     <w:name w:val="Subtitle"/>
@@ -6786,14 +6737,12 @@
     <w:qFormat/>
     <w:rsid w:val="003113FB"/>
     <w:pPr>
-      <w:spacing w:after="240"/>
+      <w:spacing w:after="0"/>
       <w:jc w:val="center"/>
     </w:pPr>
     <w:rPr>
-      <w:rFonts w:ascii="Source Sans 3" w:cs="Source Sans 3" w:eastAsia="Source Sans 3" w:hAnsi="Source Sans 3"/>
-      <w:sz w:val="32"/>
-      <w:szCs w:val="32"/>
-      <w:color w:val="7c7c7c"/>
+      <w:sz w:val="40"/>
+      <w:szCs w:val="40"/>
     </w:rPr>
   </w:style>
   <w:style w:customStyle="1" w:styleId="SubtitleChar" w:type="character">
@@ -6803,14 +6752,10 @@
     <w:uiPriority w:val="11"/>
     <w:rsid w:val="003113FB"/>
     <w:rPr>
-      <w:rFonts w:ascii="Source Sans 3" w:cs="Source Sans 3" w:eastAsia="Source Sans 3" w:hAnsi="Source Sans 3"/>
-      <w:sz w:val="32"/>
-      <w:szCs w:val="32"/>
-      <w:color w:val="7c7c7c"/>
+      <w:rFonts w:ascii="Garamond" w:hAnsi="Garamond"/>
+      <w:sz w:val="40"/>
+      <w:szCs w:val="40"/>
     </w:rPr>
-    <w:pPr>
-      <w:spacing w:after="240"/>
-    </w:pPr>
   </w:style>
   <w:style w:styleId="Quote" w:type="paragraph">
     <w:name w:val="Quote"/>
@@ -6821,16 +6766,13 @@
     <w:qFormat/>
     <w:rsid w:val="00B04F2E"/>
     <w:pPr>
-      <w:spacing w:after="120" w:before="120"/>
-      <w:ind w:left="360" w:right="360"/>
+      <w:spacing w:before="160"/>
+      <w:jc w:val="center"/>
     </w:pPr>
     <w:rPr>
       <w:i/>
       <w:iCs/>
-      <w:rFonts w:ascii="Source Sans 3" w:cs="Source Sans 3" w:eastAsia="Source Sans 3" w:hAnsi="Source Sans 3"/>
-      <w:sz w:val="22"/>
-      <w:szCs w:val="22"/>
-      <w:color w:val="7c7c7c"/>
+      <w:color w:themeColor="text1" w:themeTint="BF" w:val="404040"/>
     </w:rPr>
   </w:style>
   <w:style w:customStyle="1" w:styleId="QuoteChar" w:type="character">
@@ -6842,14 +6784,8 @@
     <w:rPr>
       <w:i/>
       <w:iCs/>
-      <w:rFonts w:ascii="Source Sans 3" w:cs="Source Sans 3" w:eastAsia="Source Sans 3" w:hAnsi="Source Sans 3"/>
-      <w:sz w:val="22"/>
-      <w:szCs w:val="22"/>
-      <w:color w:val="7c7c7c"/>
+      <w:color w:themeColor="text1" w:themeTint="BF" w:val="404040"/>
     </w:rPr>
-    <w:pPr>
-      <w:spacing w:after="120" w:before="120"/>
-    </w:pPr>
   </w:style>
   <w:style w:styleId="ListParagraph" w:type="paragraph">
     <w:name w:val="List Paragraph"/>
@@ -6887,17 +6823,14 @@
         <w:top w:color="0F4761" w:space="10" w:sz="4" w:themeColor="accent1" w:themeShade="BF" w:val="single"/>
         <w:bottom w:color="0F4761" w:space="10" w:sz="4" w:themeColor="accent1" w:themeShade="BF" w:val="single"/>
       </w:pBdr>
-      <w:spacing w:after="120" w:before="120"/>
+      <w:spacing w:after="360" w:before="360"/>
       <w:ind w:left="864" w:right="864"/>
       <w:jc w:val="center"/>
     </w:pPr>
     <w:rPr>
       <w:i/>
       <w:iCs/>
-      <w:rFonts w:ascii="Source Sans 3" w:cs="Source Sans 3" w:eastAsia="Source Sans 3" w:hAnsi="Source Sans 3"/>
-      <w:sz w:val="22"/>
-      <w:szCs w:val="22"/>
-      <w:color w:val="266798"/>
+      <w:color w:themeColor="accent1" w:themeShade="BF" w:val="0F4761"/>
     </w:rPr>
   </w:style>
   <w:style w:customStyle="1" w:styleId="IntenseQuoteChar" w:type="character">
@@ -6909,14 +6842,8 @@
     <w:rPr>
       <w:i/>
       <w:iCs/>
-      <w:rFonts w:ascii="Source Sans 3" w:cs="Source Sans 3" w:eastAsia="Source Sans 3" w:hAnsi="Source Sans 3"/>
-      <w:sz w:val="22"/>
-      <w:szCs w:val="22"/>
-      <w:color w:val="266798"/>
+      <w:color w:themeColor="accent1" w:themeShade="BF" w:val="0F4761"/>
     </w:rPr>
-    <w:pPr>
-      <w:spacing w:after="120" w:before="120"/>
-    </w:pPr>
   </w:style>
   <w:style w:styleId="IntenseReference" w:type="character">
     <w:name w:val="Intense Reference"/>
@@ -6946,12 +6873,6 @@
       </w:tabs>
       <w:spacing w:after="0"/>
     </w:pPr>
-    <w:rPr>
-      <w:rFonts w:ascii="JetBrains Mono" w:cs="JetBrains Mono" w:eastAsia="JetBrains Mono" w:hAnsi="JetBrains Mono"/>
-      <w:sz w:val="16"/>
-      <w:szCs w:val="16"/>
-      <w:color w:val="7c7c7c"/>
-    </w:rPr>
   </w:style>
   <w:style w:customStyle="1" w:styleId="HeaderChar" w:type="character">
     <w:name w:val="Header Char"/>
@@ -6974,12 +6895,6 @@
       </w:tabs>
       <w:spacing w:after="0"/>
     </w:pPr>
-    <w:rPr>
-      <w:rFonts w:ascii="JetBrains Mono" w:cs="JetBrains Mono" w:eastAsia="JetBrains Mono" w:hAnsi="JetBrains Mono"/>
-      <w:sz w:val="16"/>
-      <w:szCs w:val="16"/>
-      <w:color w:val="7c7c7c"/>
-    </w:rPr>
   </w:style>
   <w:style w:customStyle="1" w:styleId="FooterChar" w:type="character">
     <w:name w:val="Footer Char"/>
@@ -7156,15 +7071,14 @@
     <w:unhideWhenUsed/>
     <w:rsid w:val="00CB55B5"/>
     <w:pPr>
-      <w:spacing w:after="60"/>
+      <w:spacing w:after="0"/>
     </w:pPr>
     <w:rPr>
-      <w:rFonts w:ascii="Source Sans 3" w:cs="Source Sans 3" w:eastAsia="Source Sans 3" w:hAnsi="Source Sans 3"/>
+      <w:rFonts w:eastAsiaTheme="minorEastAsia"/>
       <w:kern w:val="0"/>
+      <w:sz w:val="20"/>
+      <w:szCs w:val="20"/>
       <w:lang w:eastAsia="ja-JP"/>
-      <w:sz w:val="18"/>
-      <w:szCs w:val="18"/>
-      <w:color w:val="7c7c7c"/>
     </w:rPr>
   </w:style>
   <w:style w:customStyle="1" w:styleId="FootnoteTextChar" w:type="character">
@@ -7174,16 +7088,12 @@
     <w:uiPriority w:val="99"/>
     <w:rsid w:val="00CB55B5"/>
     <w:rPr>
-      <w:rFonts w:ascii="Source Sans 3" w:cs="Source Sans 3" w:eastAsia="Source Sans 3" w:hAnsi="Source Sans 3"/>
+      <w:rFonts w:eastAsiaTheme="minorEastAsia"/>
       <w:kern w:val="0"/>
+      <w:sz w:val="20"/>
+      <w:szCs w:val="20"/>
       <w:lang w:eastAsia="ja-JP"/>
-      <w:sz w:val="18"/>
-      <w:szCs w:val="18"/>
-      <w:color w:val="7c7c7c"/>
     </w:rPr>
-    <w:pPr>
-      <w:spacing w:after="60"/>
-    </w:pPr>
   </w:style>
   <w:style w:styleId="FootnoteReference" w:type="character">
     <w:name w:val="footnote reference"/>
@@ -7216,15 +7126,14 @@
     <w:qFormat/>
     <w:rsid w:val="003113FB"/>
     <w:pPr>
-      <w:spacing w:after="120" w:before="60"/>
+      <w:spacing w:after="0"/>
     </w:pPr>
     <w:rPr>
-      <w:rFonts w:ascii="JetBrains Mono" w:cs="JetBrains Mono" w:eastAsia="JetBrains Mono" w:hAnsi="JetBrains Mono"/>
+      <w:rFonts w:cs="Times New Roman" w:eastAsia="Times New Roman"/>
       <w:kern w:val="0"/>
+      <w:sz w:val="20"/>
+      <w:szCs w:val="20"/>
       <w14:ligatures w14:val="none"/>
-      <w:sz w:val="17"/>
-      <w:szCs w:val="17"/>
-      <w:color w:val="7c7c7c"/>
     </w:rPr>
   </w:style>
   <w:style w:customStyle="1" w:styleId="Source" w:type="paragraph">
@@ -7235,15 +7144,8 @@
     <w:rsid w:val="00D70F4B"/>
     <w:rPr>
       <w:i/>
-      <w:iCs/>
-      <w:rFonts w:ascii="JetBrains Mono" w:cs="JetBrains Mono" w:eastAsia="JetBrains Mono" w:hAnsi="JetBrains Mono"/>
-      <w:sz w:val="17"/>
-      <w:szCs w:val="17"/>
-      <w:color w:val="7c7c7c"/>
+      <w:sz w:val="20"/>
     </w:rPr>
-    <w:pPr>
-      <w:spacing w:after="240" w:before="60"/>
-    </w:pPr>
   </w:style>
   <w:style w:customStyle="1" w:styleId="SourceChar" w:type="character">
     <w:name w:val="Source Char"/>
@@ -7252,15 +7154,8 @@
     <w:rsid w:val="00D70F4B"/>
     <w:rPr>
       <w:i/>
-      <w:iCs/>
-      <w:rFonts w:ascii="JetBrains Mono" w:cs="JetBrains Mono" w:eastAsia="JetBrains Mono" w:hAnsi="JetBrains Mono"/>
-      <w:sz w:val="17"/>
-      <w:szCs w:val="17"/>
-      <w:color w:val="7c7c7c"/>
+      <w:sz w:val="20"/>
     </w:rPr>
-    <w:pPr>
-      <w:spacing w:after="240" w:before="60"/>
-    </w:pPr>
   </w:style>
   <w:style w:styleId="GridTable1Light" w:type="table">
     <w:name w:val="Grid Table 1 Light"/>
@@ -7329,17 +7224,13 @@
     <w:rsid w:val="00355818"/>
     <w:pPr>
       <w:pageBreakBefore/>
-      <w:spacing w:after="120" w:before="480" w:line="259" w:lineRule="auto"/>
+      <w:spacing w:after="0" w:before="240" w:line="259" w:lineRule="auto"/>
       <w:outlineLvl w:val="9"/>
     </w:pPr>
     <w:rPr>
-      <w:b/>
-      <w:bCs/>
-      <w:rFonts w:ascii="Source Sans 3" w:cs="Source Sans 3" w:eastAsia="Source Sans 3" w:hAnsi="Source Sans 3"/>
       <w:kern w:val="0"/>
-      <w:sz w:val="34"/>
-      <w:szCs w:val="34"/>
-      <w:color w:val="333333"/>
+      <w:sz w:val="32"/>
+      <w:szCs w:val="32"/>
     </w:rPr>
   </w:style>
   <w:style w:styleId="TOC1" w:type="paragraph">
@@ -7354,16 +7245,11 @@
       <w:tabs>
         <w:tab w:leader="dot" w:pos="9638" w:val="right"/>
       </w:tabs>
-      <w:spacing w:after="60" w:before="120"/>
     </w:pPr>
     <w:rPr>
       <w:b/>
       <w:bCs/>
-      <w:rFonts w:ascii="Source Sans 3" w:cs="Source Sans 3" w:eastAsia="Source Sans 3" w:hAnsi="Source Sans 3"/>
       <w:noProof/>
-      <w:sz w:val="22"/>
-      <w:szCs w:val="22"/>
-      <w:color w:val="333333"/>
     </w:rPr>
   </w:style>
   <w:style w:styleId="TOC2" w:type="paragraph">
@@ -7376,14 +7262,7 @@
     <w:rsid w:val="00355818"/>
     <w:pPr>
       <w:ind w:left="240"/>
-      <w:spacing w:after="60" w:before="60"/>
     </w:pPr>
-    <w:rPr>
-      <w:rFonts w:ascii="Source Sans 3" w:cs="Source Sans 3" w:eastAsia="Source Sans 3" w:hAnsi="Source Sans 3"/>
-      <w:sz w:val="22"/>
-      <w:szCs w:val="22"/>
-      <w:color w:val="333333"/>
-    </w:rPr>
   </w:style>
   <w:style w:styleId="TOC3" w:type="paragraph">
     <w:name w:val="toc 3"/>
@@ -7395,14 +7274,7 @@
     <w:rsid w:val="00355818"/>
     <w:pPr>
       <w:ind w:left="480"/>
-      <w:spacing w:after="60" w:before="60"/>
     </w:pPr>
-    <w:rPr>
-      <w:rFonts w:ascii="Source Sans 3" w:cs="Source Sans 3" w:eastAsia="Source Sans 3" w:hAnsi="Source Sans 3"/>
-      <w:sz w:val="20"/>
-      <w:szCs w:val="20"/>
-      <w:color w:val="7c7c7c"/>
-    </w:rPr>
   </w:style>
   <w:style w:customStyle="1" w:styleId="cf01" w:type="character">
     <w:name w:val="cf01"/>
@@ -7433,19 +7305,16 @@
     <w:qFormat/>
     <w:rsid w:val="00861429"/>
     <w:pPr>
-      <w:spacing w:after="60" w:before="240"/>
+      <w:spacing w:after="0"/>
       <w:jc w:val="center"/>
       <w:keepNext/>
     </w:pPr>
     <w:rPr>
+      <w:rFonts w:cs="Times New Roman" w:eastAsia="Times New Roman"/>
       <w:b/>
       <w:bCs/>
-      <w:rFonts w:ascii="Source Sans 3" w:cs="Source Sans 3" w:eastAsia="Source Sans 3" w:hAnsi="Source Sans 3"/>
       <w:kern w:val="0"/>
       <w14:ligatures w14:val="none"/>
-      <w:sz w:val="22"/>
-      <w:szCs w:val="22"/>
-      <w:color w:val="333333"/>
     </w:rPr>
   </w:style>
   <w:style w:customStyle="1" w:styleId="FigureTitleChar" w:type="character">
@@ -7454,18 +7323,12 @@
     <w:link w:val="FigureTitle"/>
     <w:rsid w:val="00861429"/>
     <w:rPr>
+      <w:rFonts w:ascii="Garamond" w:cs="Times New Roman" w:eastAsia="Times New Roman" w:hAnsi="Garamond"/>
       <w:b/>
       <w:bCs/>
-      <w:rFonts w:ascii="Source Sans 3" w:cs="Source Sans 3" w:eastAsia="Source Sans 3" w:hAnsi="Source Sans 3"/>
       <w:kern w:val="0"/>
       <w14:ligatures w14:val="none"/>
-      <w:sz w:val="22"/>
-      <w:szCs w:val="22"/>
-      <w:color w:val="333333"/>
     </w:rPr>
-    <w:pPr>
-      <w:spacing w:after="60" w:before="240"/>
-    </w:pPr>
   </w:style>
   <w:style w:customStyle="1" w:styleId="FigureImage" w:type="paragraph">
     <w:name w:val="Figure Image"/>
@@ -7482,15 +7345,14 @@
     <w:basedOn w:val="Normal"/>
     <w:qFormat/>
     <w:pPr>
-      <w:spacing w:after="240" w:before="60"/>
+      <w:jc w:val="center"/>
+      <w:spacing w:after="240" w:before="80"/>
     </w:pPr>
     <w:rPr>
       <w:i/>
       <w:iCs/>
-      <w:rFonts w:ascii="JetBrains Mono" w:cs="JetBrains Mono" w:eastAsia="JetBrains Mono" w:hAnsi="JetBrains Mono"/>
-      <w:sz w:val="17"/>
-      <w:szCs w:val="17"/>
-      <w:color w:val="7c7c7c"/>
+      <w:sz w:val="20"/>
+      <w:szCs w:val="20"/>
     </w:rPr>
   </w:style>
   <w:style w:styleId="Table" w:type="table">
@@ -7750,60 +7612,150 @@
 </file>
 
 <file path=word/theme/theme1.xml><?xml version="1.0" encoding="utf-8"?>
-<a:theme xmlns:a="http://schemas.openxmlformats.org/drawingml/2006/main" name="Growth Lab">
+<a:theme xmlns:a="http://schemas.openxmlformats.org/drawingml/2006/main" name="Office Theme">
   <a:themeElements>
-    <a:clrScheme name="Growth Lab">
+    <a:clrScheme name="Office">
       <a:dk1>
-        <a:sysClr val="windowText" lastClr="333333"/>
+        <a:sysClr val="windowText" lastClr="000000"/>
       </a:dk1>
       <a:lt1>
         <a:sysClr val="window" lastClr="FFFFFF"/>
       </a:lt1>
       <a:dk2>
-        <a:srgbClr val="266798"/>
+        <a:srgbClr val="0E2841"/>
       </a:dk2>
       <a:lt2>
-        <a:srgbClr val="F3F3F3"/>
+        <a:srgbClr val="E8E8E8"/>
       </a:lt2>
       <a:accent1>
-        <a:srgbClr val="266798"/>
+        <a:srgbClr val="156082"/>
       </a:accent1>
       <a:accent2>
-        <a:srgbClr val="C64646"/>
+        <a:srgbClr val="E97132"/>
       </a:accent2>
       <a:accent3>
-        <a:srgbClr val="36B250"/>
+        <a:srgbClr val="196B24"/>
       </a:accent3>
       <a:accent4>
-        <a:srgbClr val="EAC218"/>
+        <a:srgbClr val="0F9ED5"/>
       </a:accent4>
       <a:accent5>
-        <a:srgbClr val="D1852A"/>
+        <a:srgbClr val="A02B93"/>
       </a:accent5>
       <a:accent6>
-        <a:srgbClr val="52E2DE"/>
+        <a:srgbClr val="4EA72E"/>
       </a:accent6>
       <a:hlink>
-        <a:srgbClr val="266798"/>
+        <a:srgbClr val="467886"/>
       </a:hlink>
       <a:folHlink>
-        <a:srgbClr val="7c7c7c"/>
+        <a:srgbClr val="96607D"/>
       </a:folHlink>
     </a:clrScheme>
-    <a:fontScheme name="Growth Lab">
+    <a:fontScheme name="Office">
       <a:majorFont>
-        <a:latin typeface="Source Sans 3"/>
+        <a:latin typeface="Aptos Display" panose="02110004020202020204"/>
         <a:ea typeface=""/>
         <a:cs typeface=""/>
+        <a:font script="Jpan" typeface="游ゴシック Light"/>
+        <a:font script="Hang" typeface="맑은 고딕"/>
+        <a:font script="Hans" typeface="等线 Light"/>
+        <a:font script="Hant" typeface="新細明體"/>
+        <a:font script="Arab" typeface="Times New Roman"/>
+        <a:font script="Hebr" typeface="Times New Roman"/>
+        <a:font script="Thai" typeface="Angsana New"/>
+        <a:font script="Ethi" typeface="Nyala"/>
+        <a:font script="Beng" typeface="Vrinda"/>
+        <a:font script="Gujr" typeface="Shruti"/>
+        <a:font script="Khmr" typeface="MoolBoran"/>
+        <a:font script="Knda" typeface="Tunga"/>
+        <a:font script="Guru" typeface="Raavi"/>
+        <a:font script="Cans" typeface="Euphemia"/>
+        <a:font script="Cher" typeface="Plantagenet Cherokee"/>
+        <a:font script="Yiii" typeface="Microsoft Yi Baiti"/>
+        <a:font script="Tibt" typeface="Microsoft Himalaya"/>
+        <a:font script="Thaa" typeface="MV Boli"/>
+        <a:font script="Deva" typeface="Mangal"/>
+        <a:font script="Telu" typeface="Gautami"/>
+        <a:font script="Taml" typeface="Latha"/>
+        <a:font script="Syrc" typeface="Estrangelo Edessa"/>
+        <a:font script="Orya" typeface="Kalinga"/>
+        <a:font script="Mlym" typeface="Kartika"/>
+        <a:font script="Laoo" typeface="DokChampa"/>
+        <a:font script="Sinh" typeface="Iskoola Pota"/>
+        <a:font script="Mong" typeface="Mongolian Baiti"/>
+        <a:font script="Viet" typeface="Times New Roman"/>
+        <a:font script="Uigh" typeface="Microsoft Uighur"/>
+        <a:font script="Geor" typeface="Sylfaen"/>
+        <a:font script="Armn" typeface="Arial"/>
+        <a:font script="Bugi" typeface="Leelawadee UI"/>
+        <a:font script="Bopo" typeface="Microsoft JhengHei"/>
+        <a:font script="Java" typeface="Javanese Text"/>
+        <a:font script="Lisu" typeface="Segoe UI"/>
+        <a:font script="Mymr" typeface="Myanmar Text"/>
+        <a:font script="Nkoo" typeface="Ebrima"/>
+        <a:font script="Olck" typeface="Nirmala UI"/>
+        <a:font script="Osma" typeface="Ebrima"/>
+        <a:font script="Phag" typeface="Phagspa"/>
+        <a:font script="Syrn" typeface="Estrangelo Edessa"/>
+        <a:font script="Syrj" typeface="Estrangelo Edessa"/>
+        <a:font script="Syre" typeface="Estrangelo Edessa"/>
+        <a:font script="Sora" typeface="Nirmala UI"/>
+        <a:font script="Tale" typeface="Microsoft Tai Le"/>
+        <a:font script="Talu" typeface="Microsoft New Tai Lue"/>
+        <a:font script="Tfng" typeface="Ebrima"/>
+      </a:majorFont>
+      <a:minorFont>
+        <a:latin typeface="Aptos" panose="02110004020202020204"/>
+        <a:ea typeface=""/>
+        <a:cs typeface=""/>
+        <a:font script="Jpan" typeface="游ゴシック"/>
+        <a:font script="Hang" typeface="맑은 고딕"/>
+        <a:font script="Hans" typeface="等线"/>
+        <a:font script="Hant" typeface="新細明體"/>
         <a:font script="Arab" typeface="Arial"/>
         <a:font script="Hebr" typeface="Arial"/>
-      </a:majorFont>
-      <a:minorFont>
-        <a:latin typeface="Source Sans 3"/>
-        <a:ea typeface=""/>
-        <a:cs typeface=""/>
-        <a:font script="Arab" typeface="Arial"/>
-        <a:font script="Hebr" typeface="Arial"/>
+        <a:font script="Thai" typeface="Cordia New"/>
+        <a:font script="Ethi" typeface="Nyala"/>
+        <a:font script="Beng" typeface="Vrinda"/>
+        <a:font script="Gujr" typeface="Shruti"/>
+        <a:font script="Khmr" typeface="DaunPenh"/>
+        <a:font script="Knda" typeface="Tunga"/>
+        <a:font script="Guru" typeface="Raavi"/>
+        <a:font script="Cans" typeface="Euphemia"/>
+        <a:font script="Cher" typeface="Plantagenet Cherokee"/>
+        <a:font script="Yiii" typeface="Microsoft Yi Baiti"/>
+        <a:font script="Tibt" typeface="Microsoft Himalaya"/>
+        <a:font script="Thaa" typeface="MV Boli"/>
+        <a:font script="Deva" typeface="Mangal"/>
+        <a:font script="Telu" typeface="Gautami"/>
+        <a:font script="Taml" typeface="Latha"/>
+        <a:font script="Syrc" typeface="Estrangelo Edessa"/>
+        <a:font script="Orya" typeface="Kalinga"/>
+        <a:font script="Mlym" typeface="Kartika"/>
+        <a:font script="Laoo" typeface="DokChampa"/>
+        <a:font script="Sinh" typeface="Iskoola Pota"/>
+        <a:font script="Mong" typeface="Mongolian Baiti"/>
+        <a:font script="Viet" typeface="Arial"/>
+        <a:font script="Uigh" typeface="Microsoft Uighur"/>
+        <a:font script="Geor" typeface="Sylfaen"/>
+        <a:font script="Armn" typeface="Arial"/>
+        <a:font script="Bugi" typeface="Leelawadee UI"/>
+        <a:font script="Bopo" typeface="Microsoft JhengHei"/>
+        <a:font script="Java" typeface="Javanese Text"/>
+        <a:font script="Lisu" typeface="Segoe UI"/>
+        <a:font script="Mymr" typeface="Myanmar Text"/>
+        <a:font script="Nkoo" typeface="Ebrima"/>
+        <a:font script="Olck" typeface="Nirmala UI"/>
+        <a:font script="Osma" typeface="Ebrima"/>
+        <a:font script="Phag" typeface="Phagspa"/>
+        <a:font script="Syrn" typeface="Estrangelo Edessa"/>
+        <a:font script="Syrj" typeface="Estrangelo Edessa"/>
+        <a:font script="Syre" typeface="Estrangelo Edessa"/>
+        <a:font script="Sora" typeface="Nirmala UI"/>
+        <a:font script="Tale" typeface="Microsoft Tai Le"/>
+        <a:font script="Talu" typeface="Microsoft New Tai Lue"/>
+        <a:font script="Tfng" typeface="Ebrima"/>
       </a:minorFont>
     </a:fontScheme>
     <a:fmtScheme name="Office">
@@ -7811,12 +7763,58 @@
         <a:solidFill>
           <a:schemeClr val="phClr"/>
         </a:solidFill>
-        <a:solidFill>
-          <a:schemeClr val="phClr"/>
-        </a:solidFill>
-        <a:solidFill>
-          <a:schemeClr val="phClr"/>
-        </a:solidFill>
+        <a:gradFill rotWithShape="1">
+          <a:gsLst>
+            <a:gs pos="0">
+              <a:schemeClr val="phClr">
+                <a:lumMod val="110000"/>
+                <a:satMod val="105000"/>
+                <a:tint val="67000"/>
+              </a:schemeClr>
+            </a:gs>
+            <a:gs pos="50000">
+              <a:schemeClr val="phClr">
+                <a:lumMod val="105000"/>
+                <a:satMod val="103000"/>
+                <a:tint val="73000"/>
+              </a:schemeClr>
+            </a:gs>
+            <a:gs pos="100000">
+              <a:schemeClr val="phClr">
+                <a:lumMod val="105000"/>
+                <a:satMod val="109000"/>
+                <a:tint val="81000"/>
+              </a:schemeClr>
+            </a:gs>
+          </a:gsLst>
+          <a:lin ang="5400000" scaled="0"/>
+        </a:gradFill>
+        <a:gradFill rotWithShape="1">
+          <a:gsLst>
+            <a:gs pos="0">
+              <a:schemeClr val="phClr">
+                <a:satMod val="103000"/>
+                <a:lumMod val="102000"/>
+                <a:tint val="94000"/>
+              </a:schemeClr>
+            </a:gs>
+            <a:gs pos="50000">
+              <a:schemeClr val="phClr">
+                <a:satMod val="110000"/>
+                <a:lumMod val="100000"/>
+                <a:shade val="100000"/>
+              </a:schemeClr>
+            </a:gs>
+            <a:gs pos="100000">
+              <a:schemeClr val="phClr">
+                <a:lumMod val="99000"/>
+                <a:satMod val="120000"/>
+                <a:shade val="78000"/>
+              </a:schemeClr>
+            </a:gs>
+          </a:gsLst>
+          <a:lin ang="5400000" scaled="0"/>
+        </a:gradFill>
       </a:fillStyleLst>
       <a:lnStyleLst>
         <a:ln w="6350" cap="flat" cmpd="sng" algn="ctr">
@@ -7824,18 +7822,21 @@
             <a:schemeClr val="phClr"/>
           </a:solidFill>
           <a:prstDash val="solid"/>
+          <a:miter lim="800000"/>
         </a:ln>
         <a:ln w="12700" cap="flat" cmpd="sng" algn="ctr">
           <a:solidFill>
             <a:schemeClr val="phClr"/>
           </a:solidFill>
           <a:prstDash val="solid"/>
+          <a:miter lim="800000"/>
         </a:ln>
         <a:ln w="19050" cap="flat" cmpd="sng" algn="ctr">
           <a:solidFill>
             <a:schemeClr val="phClr"/>
           </a:solidFill>
           <a:prstDash val="solid"/>
+          <a:miter lim="800000"/>
         </a:ln>
       </a:lnStyleLst>
       <a:effectStyleLst>
@@ -7846,7 +7847,13 @@
           <a:effectLst/>
         </a:effectStyle>
         <a:effectStyle>
-          <a:effectLst/>
+          <a:effectLst>
+            <a:outerShdw blurRad="57150" dist="19050" dir="5400000" algn="ctr" rotWithShape="0">
+              <a:srgbClr val="000000">
+                <a:alpha val="63000"/>
+              </a:srgbClr>
+            </a:outerShdw>
+          </a:effectLst>
         </a:effectStyle>
       </a:effectStyleLst>
       <a:bgFillStyleLst>
@@ -7854,15 +7861,47 @@
           <a:schemeClr val="phClr"/>
         </a:solidFill>
         <a:solidFill>
-          <a:schemeClr val="phClr"/>
+          <a:schemeClr val="phClr">
+            <a:tint val="95000"/>
+            <a:satMod val="170000"/>
+          </a:schemeClr>
         </a:solidFill>
-        <a:solidFill>
-          <a:schemeClr val="phClr"/>
-        </a:solidFill>
+        <a:gradFill rotWithShape="1">
+          <a:gsLst>
+            <a:gs pos="0">
+              <a:schemeClr val="phClr">
+                <a:tint val="93000"/>
+                <a:satMod val="150000"/>
+                <a:shade val="98000"/>
+                <a:lumMod val="102000"/>
+              </a:schemeClr>
+            </a:gs>
+            <a:gs pos="50000">
+              <a:schemeClr val="phClr">
+                <a:tint val="98000"/>
+                <a:satMod val="130000"/>
+                <a:shade val="90000"/>
+                <a:lumMod val="103000"/>
+              </a:schemeClr>
+            </a:gs>
+            <a:gs pos="100000">
+              <a:schemeClr val="phClr">
+                <a:shade val="63000"/>
+                <a:satMod val="120000"/>
+              </a:schemeClr>
+            </a:gs>
+          </a:gsLst>
+          <a:lin ang="5400000" scaled="0"/>
+        </a:gradFill>
       </a:bgFillStyleLst>
     </a:fmtScheme>
   </a:themeElements>
   <a:objectDefaults/>
   <a:extraClrSchemeLst/>
+  <a:extLst>
+    <a:ext uri="{05A4C25C-085E-4340-85A3-A5531E510DB2}">
+      <thm15:themeFamily xmlns:thm15="http://schemas.microsoft.com/office/thememl/2012/main" name="Office Theme" id="{62F939B6-93AF-4DB8-9C6B-D6C7DFDC589F}" vid="{4A3C46E8-61CC-4603-A589-7422A47A8E4A}"/>
+    </a:ext>
+  </a:extLst>
 </a:theme>
 </file>
--- a/playground/demo-report.docx
+++ b/playground/demo-report.docx
@@ -16,14 +16,6 @@
       </w:pPr>
       <w:r>
         <w:t xml:space="preserve">A Growth Diagnostics Brief on Pakistan</w:t>
-      </w:r>
-    </w:p>
-    <w:p>
-      <w:pPr>
-        <w:pStyle w:val="Author"/>
-      </w:pPr>
-      <w:r>
-        <w:t xml:space="preserve">Growth Lab · Harvard Kennedy School</w:t>
       </w:r>
     </w:p>
     <w:p>
@@ -402,7 +394,16 @@
         <w:pStyle w:val="FirstParagraph"/>
       </w:pPr>
       <w:r>
-        <w:t xml:space="preserve">Pakistan’s foreign exchange reserves have repeatedly fallen below the three-month-of-imports threshold considered the minimum for macroeconomic stability. Each episode triggers emergency borrowing, IMF programs, and contractionary adjustment. Since 1990, Pakistan has entered at least seven IMF programs, each breaking the growth cycle before productive momentum can build.</w:t>
+        <w:t xml:space="preserve">Pakistan’s foreign exchange reserves have repeatedly fallen below the three-month-of-imports threshold considered the minimum for macroeconomic stability</w:t>
+      </w:r>
+      <w:r>
+        <w:t xml:space="preserve"> </w:t>
+      </w:r>
+      <w:r>
+        <w:t xml:space="preserve">(International Monetary Fund, 2025)</w:t>
+      </w:r>
+      <w:r>
+        <w:t xml:space="preserve">. Each episode triggers emergency borrowing, IMF programs, and contractionary adjustment. Since 1990, Pakistan has entered at least seven IMF programs, each breaking the growth cycle before productive momentum can build (fig. 1).</w:t>
       </w:r>
     </w:p>
     <w:p>
@@ -410,7 +411,7 @@
         <w:pStyle w:val="FigureTitle"/>
       </w:pPr>
       <w:r>
-        <w:t xml:space="preserve">Pakistan’s reserves in months of imports</w:t>
+        <w:t xml:space="preserve">Figure 1: Reserves repeatedly fall below the three-month import threshold. // Foreign exchange reserves in months of imports, Pakistan</w:t>
       </w:r>
     </w:p>
     <w:p>
@@ -420,9 +421,9 @@
       <w:r>
         <w:drawing>
           <wp:inline>
-            <wp:extent cx="5963478" cy="3669832"/>
+            <wp:extent cx="5943600" cy="3657600"/>
             <wp:effectExtent b="0" l="0" r="0" t="0"/>
-            <wp:docPr descr="Pakistan’s reserves in months of imports" title="" id="97" name="Picture"/>
+            <wp:docPr descr="Figure 1: Reserves repeatedly fall below the three-month import threshold. // Foreign exchange reserves in months of imports, Pakistan" title="" id="97" name="Picture"/>
             <a:graphic>
               <a:graphicData uri="http://schemas.openxmlformats.org/drawingml/2006/picture">
                 <pic:pic>
@@ -441,7 +442,7 @@
                   <pic:spPr bwMode="auto">
                     <a:xfrm>
                       <a:off x="0" y="0"/>
-                      <a:ext cx="5963478" cy="3669832"/>
+                      <a:ext cx="5943600" cy="3657600"/>
                     </a:xfrm>
                     <a:prstGeom prst="rect">
                       <a:avLst/>
@@ -465,7 +466,16 @@
         <w:pStyle w:val="FigureSource"/>
       </w:pPr>
       <w:r>
-        <w:t xml:space="preserve">Source: World Bank WDI.</w:t>
+        <w:t xml:space="preserve">Source: World Bank WDI</w:t>
+      </w:r>
+      <w:r>
+        <w:t xml:space="preserve"> </w:t>
+      </w:r>
+      <w:r>
+        <w:t xml:space="preserve">(World Bank, 2025)</w:t>
+      </w:r>
+      <w:r>
+        <w:t xml:space="preserve">.</w:t>
       </w:r>
     </w:p>
     <w:bookmarkEnd w:id="99"/>
@@ -492,7 +502,7 @@
         <w:pStyle w:val="FirstParagraph"/>
       </w:pPr>
       <w:r>
-        <w:t xml:space="preserve">The scatter plot below illustrates the core structural problem: years of higher per capita GDP growth are systematically associated with a worsening current account balance. This</w:t>
+        <w:t xml:space="preserve">The scatter plot in fig. 2 illustrates the core structural problem: years of higher per capita GDP growth are systematically associated with a worsening current account balance. This</w:t>
       </w:r>
       <w:r>
         <w:t xml:space="preserve"> </w:t>
@@ -504,7 +514,32 @@
         <w:t xml:space="preserve"> </w:t>
       </w:r>
       <w:r>
-        <w:t xml:space="preserve">is not inevitable — countries that diversify their exports can grow without generating unsustainable external deficits — but it has defined Pakistan’s economic trajectory for three decades.</w:t>
+        <w:t xml:space="preserve">is not inevitable — countries that diversify their exports can grow without generating unsustainable external deficits</w:t>
+      </w:r>
+      <w:r>
+        <w:t xml:space="preserve"> </w:t>
+      </w:r>
+      <w:r>
+        <w:t xml:space="preserve">(Hausmann, Hwang and Rodrik, 2007; Hausmann</w:t>
+      </w:r>
+      <w:r>
+        <w:t xml:space="preserve"> </w:t>
+      </w:r>
+      <w:r>
+        <w:rPr>
+          <w:i/>
+          <w:iCs/>
+        </w:rPr>
+        <w:t xml:space="preserve">et al.</w:t>
+      </w:r>
+      <w:r>
+        <w:t xml:space="preserve">, 2016)</w:t>
+      </w:r>
+      <w:r>
+        <w:t xml:space="preserve"> </w:t>
+      </w:r>
+      <w:r>
+        <w:t xml:space="preserve">— but it has defined Pakistan’s economic trajectory for three decades.</w:t>
       </w:r>
     </w:p>
     <w:p>
@@ -512,7 +547,7 @@
         <w:pStyle w:val="FigureTitle"/>
       </w:pPr>
       <w:r>
-        <w:t xml:space="preserve">GDP per capita growth vs change in current account balance</w:t>
+        <w:t xml:space="preserve">Figure 2: Faster growth comes with a worsening current account. // Annual GDP per capita growth vs. change in the current account balance, Pakistan</w:t>
       </w:r>
     </w:p>
     <w:p>
@@ -522,9 +557,9 @@
       <w:r>
         <w:drawing>
           <wp:inline>
-            <wp:extent cx="5963478" cy="3669832"/>
+            <wp:extent cx="5943600" cy="3657600"/>
             <wp:effectExtent b="0" l="0" r="0" t="0"/>
-            <wp:docPr descr="GDP per capita growth vs change in current account balance" title="" id="101" name="Picture"/>
+            <wp:docPr descr="Figure 2: Faster growth comes with a worsening current account. // Annual GDP per capita growth vs. change in the current account balance, Pakistan" title="" id="101" name="Picture"/>
             <a:graphic>
               <a:graphicData uri="http://schemas.openxmlformats.org/drawingml/2006/picture">
                 <pic:pic>
@@ -543,7 +578,7 @@
                   <pic:spPr bwMode="auto">
                     <a:xfrm>
                       <a:off x="0" y="0"/>
-                      <a:ext cx="5963478" cy="3669832"/>
+                      <a:ext cx="5943600" cy="3657600"/>
                     </a:xfrm>
                     <a:prstGeom prst="rect">
                       <a:avLst/>
@@ -1134,7 +1169,7 @@
         <w:pStyle w:val="FigureTitle"/>
       </w:pPr>
       <w:r>
-        <w:t xml:space="preserve">Current account decomposition</w:t>
+        <w:t xml:space="preserve">Figure 3: The fiscal balance drives the current account. // Current account decomposed into fiscal and private components, percent of GDP</w:t>
       </w:r>
     </w:p>
     <w:p>
@@ -1144,9 +1179,9 @@
       <w:r>
         <w:drawing>
           <wp:inline>
-            <wp:extent cx="5963478" cy="3669832"/>
+            <wp:extent cx="5943600" cy="3657600"/>
             <wp:effectExtent b="0" l="0" r="0" t="0"/>
-            <wp:docPr descr="Current account decomposition" title="" id="106" name="Picture"/>
+            <wp:docPr descr="Figure 3: The fiscal balance drives the current account. // Current account decomposed into fiscal and private components, percent of GDP" title="" id="106" name="Picture"/>
             <a:graphic>
               <a:graphicData uri="http://schemas.openxmlformats.org/drawingml/2006/picture">
                 <pic:pic>
@@ -1165,7 +1200,7 @@
                   <pic:spPr bwMode="auto">
                     <a:xfrm>
                       <a:off x="0" y="0"/>
-                      <a:ext cx="5963478" cy="3669832"/>
+                      <a:ext cx="5943600" cy="3657600"/>
                     </a:xfrm>
                     <a:prstGeom prst="rect">
                       <a:avLst/>
@@ -1224,7 +1259,7 @@
         <w:pStyle w:val="FigureTitle"/>
       </w:pPr>
       <w:r>
-        <w:t xml:space="preserve">SBP balance sheet decomposition</w:t>
+        <w:t xml:space="preserve">Figure 4: Financing the deficit drains foreign assets. // State Bank of Pakistan balance sheet, percent of GDP</w:t>
       </w:r>
     </w:p>
     <w:p>
@@ -1234,9 +1269,9 @@
       <w:r>
         <w:drawing>
           <wp:inline>
-            <wp:extent cx="5963478" cy="3669832"/>
+            <wp:extent cx="5943600" cy="3657600"/>
             <wp:effectExtent b="0" l="0" r="0" t="0"/>
-            <wp:docPr descr="SBP balance sheet decomposition" title="" id="110" name="Picture"/>
+            <wp:docPr descr="Figure 4: Financing the deficit drains foreign assets. // State Bank of Pakistan balance sheet, percent of GDP" title="" id="110" name="Picture"/>
             <a:graphic>
               <a:graphicData uri="http://schemas.openxmlformats.org/drawingml/2006/picture">
                 <pic:pic>
@@ -1255,7 +1290,7 @@
                   <pic:spPr bwMode="auto">
                     <a:xfrm>
                       <a:off x="0" y="0"/>
-                      <a:ext cx="5963478" cy="3669832"/>
+                      <a:ext cx="5943600" cy="3657600"/>
                     </a:xfrm>
                     <a:prstGeom prst="rect">
                       <a:avLst/>
@@ -1314,7 +1349,7 @@
         <w:pStyle w:val="FigureTitle"/>
       </w:pPr>
       <w:r>
-        <w:t xml:space="preserve">Government expenditure vs peers (left); Government revenue vs peers (right)</w:t>
+        <w:t xml:space="preserve">Figure 5: Pakistan’s spending is in line with its peers. // Government expenditure, percent of GDP, Pakistan vs. the comparator distribution</w:t>
       </w:r>
     </w:p>
     <w:p>
@@ -1324,9 +1359,9 @@
       <w:r>
         <w:drawing>
           <wp:inline>
-            <wp:extent cx="2898648" cy="1783783"/>
+            <wp:extent cx="5943600" cy="3657600"/>
             <wp:effectExtent b="0" l="0" r="0" t="0"/>
-            <wp:docPr descr="Government expenditure vs peers" title="" id="114" name="Picture"/>
+            <wp:docPr descr="Figure 5: Pakistan’s spending is in line with its peers. // Government expenditure, percent of GDP, Pakistan vs. the comparator distribution" title="" id="114" name="Picture"/>
             <a:graphic>
               <a:graphicData uri="http://schemas.openxmlformats.org/drawingml/2006/picture">
                 <pic:pic>
@@ -1345,7 +1380,7 @@
                   <pic:spPr bwMode="auto">
                     <a:xfrm>
                       <a:off x="0" y="0"/>
-                      <a:ext cx="2898648" cy="1783783"/>
+                      <a:ext cx="5943600" cy="3657600"/>
                     </a:xfrm>
                     <a:prstGeom prst="rect">
                       <a:avLst/>
@@ -1363,15 +1398,33 @@
           </wp:inline>
         </w:drawing>
       </w:r>
-      <w:r>
-        <w:t xml:space="preserve"> </w:t>
-      </w:r>
+    </w:p>
+    <w:p>
+      <w:pPr>
+        <w:pStyle w:val="FigureSource"/>
+      </w:pPr>
+      <w:r>
+        <w:t xml:space="preserve">Source: IMF World Revenue Longitudinal Data (WoRLD).</w:t>
+      </w:r>
+    </w:p>
+    <w:p>
+      <w:pPr>
+        <w:pStyle w:val="FigureTitle"/>
+      </w:pPr>
+      <w:r>
+        <w:t xml:space="preserve">Figure 6: But it collects far less revenue than they do. // Government revenue, percent of GDP, Pakistan vs. the comparator distribution</w:t>
+      </w:r>
+    </w:p>
+    <w:p>
+      <w:pPr>
+        <w:pStyle w:val="FigureImage"/>
+      </w:pPr>
       <w:r>
         <w:drawing>
           <wp:inline>
-            <wp:extent cx="2898648" cy="1783783"/>
+            <wp:extent cx="5943600" cy="3657600"/>
             <wp:effectExtent b="0" l="0" r="0" t="0"/>
-            <wp:docPr descr="Government revenue vs peers" title="" id="117" name="Picture"/>
+            <wp:docPr descr="Figure 6: But it collects far less revenue than they do. // Government revenue, percent of GDP, Pakistan vs. the comparator distribution" title="" id="117" name="Picture"/>
             <a:graphic>
               <a:graphicData uri="http://schemas.openxmlformats.org/drawingml/2006/picture">
                 <pic:pic>
@@ -1390,7 +1443,7 @@
                   <pic:spPr bwMode="auto">
                     <a:xfrm>
                       <a:off x="0" y="0"/>
-                      <a:ext cx="2898648" cy="1783783"/>
+                      <a:ext cx="5943600" cy="3657600"/>
                     </a:xfrm>
                     <a:prstGeom prst="rect">
                       <a:avLst/>
@@ -1449,7 +1502,7 @@
         <w:pStyle w:val="FigureTitle"/>
       </w:pPr>
       <w:r>
-        <w:t xml:space="preserve">Revenue composition vs peers</w:t>
+        <w:t xml:space="preserve">Figure 7: Pakistan leans more on trade taxes than its peers. // Tax revenue by source, percent of GDP, Pakistan vs. comparators</w:t>
       </w:r>
     </w:p>
     <w:p>
@@ -1459,9 +1512,9 @@
       <w:r>
         <w:drawing>
           <wp:inline>
-            <wp:extent cx="5963478" cy="5504749"/>
+            <wp:extent cx="5943600" cy="5486399"/>
             <wp:effectExtent b="0" l="0" r="0" t="0"/>
-            <wp:docPr descr="Revenue composition vs peers" title="" id="121" name="Picture"/>
+            <wp:docPr descr="Figure 7: Pakistan leans more on trade taxes than its peers. // Tax revenue by source, percent of GDP, Pakistan vs. comparators" title="" id="121" name="Picture"/>
             <a:graphic>
               <a:graphicData uri="http://schemas.openxmlformats.org/drawingml/2006/picture">
                 <pic:pic>
@@ -1480,7 +1533,7 @@
                   <pic:spPr bwMode="auto">
                     <a:xfrm>
                       <a:off x="0" y="0"/>
-                      <a:ext cx="5963478" cy="5504749"/>
+                      <a:ext cx="5943600" cy="5486399"/>
                     </a:xfrm>
                     <a:prstGeom prst="rect">
                       <a:avLst/>
@@ -1539,7 +1592,7 @@
         <w:pStyle w:val="FigureTitle"/>
       </w:pPr>
       <w:r>
-        <w:t xml:space="preserve">Private credit vs comparators</w:t>
+        <w:t xml:space="preserve">Figure 8: Government borrowing crowds out private credit. // Domestic credit to the private sector, percent of GDP, Pakistan vs. comparators</w:t>
       </w:r>
     </w:p>
     <w:p>
@@ -1549,9 +1602,9 @@
       <w:r>
         <w:drawing>
           <wp:inline>
-            <wp:extent cx="5963478" cy="3669832"/>
+            <wp:extent cx="5943600" cy="3657600"/>
             <wp:effectExtent b="0" l="0" r="0" t="0"/>
-            <wp:docPr descr="Private credit vs comparators" title="" id="125" name="Picture"/>
+            <wp:docPr descr="Figure 8: Government borrowing crowds out private credit. // Domestic credit to the private sector, percent of GDP, Pakistan vs. comparators" title="" id="125" name="Picture"/>
             <a:graphic>
               <a:graphicData uri="http://schemas.openxmlformats.org/drawingml/2006/picture">
                 <pic:pic>
@@ -1570,7 +1623,7 @@
                   <pic:spPr bwMode="auto">
                     <a:xfrm>
                       <a:off x="0" y="0"/>
-                      <a:ext cx="5963478" cy="3669832"/>
+                      <a:ext cx="5943600" cy="3657600"/>
                     </a:xfrm>
                     <a:prstGeom prst="rect">
                       <a:avLst/>
@@ -1648,7 +1701,7 @@
         <w:pStyle w:val="FigureTitle"/>
       </w:pPr>
       <w:r>
-        <w:t xml:space="preserve">Exports per capita</w:t>
+        <w:t xml:space="preserve">Figure 9: Exports per capita have fallen since their 2011 peak. // Goods and services exports per capita by sector, constant 2023 USD</w:t>
       </w:r>
     </w:p>
     <w:p>
@@ -1658,9 +1711,9 @@
       <w:r>
         <w:drawing>
           <wp:inline>
-            <wp:extent cx="5963478" cy="3669832"/>
+            <wp:extent cx="5943600" cy="3657600"/>
             <wp:effectExtent b="0" l="0" r="0" t="0"/>
-            <wp:docPr descr="Exports per capita" title="" id="130" name="Picture"/>
+            <wp:docPr descr="Figure 9: Exports per capita have fallen since their 2011 peak. // Goods and services exports per capita by sector, constant 2023 USD" title="" id="130" name="Picture"/>
             <a:graphic>
               <a:graphicData uri="http://schemas.openxmlformats.org/drawingml/2006/picture">
                 <pic:pic>
@@ -1679,7 +1732,7 @@
                   <pic:spPr bwMode="auto">
                     <a:xfrm>
                       <a:off x="0" y="0"/>
-                      <a:ext cx="5963478" cy="3669832"/>
+                      <a:ext cx="5943600" cy="3657600"/>
                     </a:xfrm>
                     <a:prstGeom prst="rect">
                       <a:avLst/>
@@ -1738,7 +1791,7 @@
         <w:pStyle w:val="FigureTitle"/>
       </w:pPr>
       <w:r>
-        <w:t xml:space="preserve">Export decline drivers by sector</w:t>
+        <w:t xml:space="preserve">Figure 10: The decline is concentrated in textiles. // Change in exports per capita by sector since 2011, constant USD</w:t>
       </w:r>
     </w:p>
     <w:p>
@@ -1748,9 +1801,9 @@
       <w:r>
         <w:drawing>
           <wp:inline>
-            <wp:extent cx="5963478" cy="3669832"/>
+            <wp:extent cx="5943600" cy="3657600"/>
             <wp:effectExtent b="0" l="0" r="0" t="0"/>
-            <wp:docPr descr="Export decline drivers by sector" title="" id="134" name="Picture"/>
+            <wp:docPr descr="Figure 10: The decline is concentrated in textiles. // Change in exports per capita by sector since 2011, constant USD" title="" id="134" name="Picture"/>
             <a:graphic>
               <a:graphicData uri="http://schemas.openxmlformats.org/drawingml/2006/picture">
                 <pic:pic>
@@ -1769,7 +1822,7 @@
                   <pic:spPr bwMode="auto">
                     <a:xfrm>
                       <a:off x="0" y="0"/>
-                      <a:ext cx="5963478" cy="3669832"/>
+                      <a:ext cx="5943600" cy="3657600"/>
                     </a:xfrm>
                     <a:prstGeom prst="rect">
                       <a:avLst/>
@@ -1828,7 +1881,7 @@
         <w:pStyle w:val="FigureTitle"/>
       </w:pPr>
       <w:r>
-        <w:t xml:space="preserve">Export decomposition by sector</w:t>
+        <w:t xml:space="preserve">Figure 11: Different sectors decline for different reasons. // Export per capita change decomposed by sector and driver</w:t>
       </w:r>
     </w:p>
     <w:p>
@@ -1838,9 +1891,9 @@
       <w:r>
         <w:drawing>
           <wp:inline>
-            <wp:extent cx="5963478" cy="3669832"/>
+            <wp:extent cx="5943600" cy="3657600"/>
             <wp:effectExtent b="0" l="0" r="0" t="0"/>
-            <wp:docPr descr="Export decomposition by sector" title="" id="138" name="Picture"/>
+            <wp:docPr descr="Figure 11: Different sectors decline for different reasons. // Export per capita change decomposed by sector and driver" title="" id="138" name="Picture"/>
             <a:graphic>
               <a:graphicData uri="http://schemas.openxmlformats.org/drawingml/2006/picture">
                 <pic:pic>
@@ -1859,7 +1912,7 @@
                   <pic:spPr bwMode="auto">
                     <a:xfrm>
                       <a:off x="0" y="0"/>
-                      <a:ext cx="5963478" cy="3669832"/>
+                      <a:ext cx="5943600" cy="3657600"/>
                     </a:xfrm>
                     <a:prstGeom prst="rect">
                       <a:avLst/>
@@ -1918,7 +1971,7 @@
         <w:pStyle w:val="FigureTitle"/>
       </w:pPr>
       <w:r>
-        <w:t xml:space="preserve">Exports plus remittances per capita</w:t>
+        <w:t xml:space="preserve">Figure 12: Remittances have masked the export decline. // Exports and remittances per capita, constant 2023 USD</w:t>
       </w:r>
     </w:p>
     <w:p>
@@ -1928,9 +1981,9 @@
       <w:r>
         <w:drawing>
           <wp:inline>
-            <wp:extent cx="5963478" cy="3669832"/>
+            <wp:extent cx="5943600" cy="3657600"/>
             <wp:effectExtent b="0" l="0" r="0" t="0"/>
-            <wp:docPr descr="Exports plus remittances per capita" title="" id="142" name="Picture"/>
+            <wp:docPr descr="Figure 12: Remittances have masked the export decline. // Exports and remittances per capita, constant 2023 USD" title="" id="142" name="Picture"/>
             <a:graphic>
               <a:graphicData uri="http://schemas.openxmlformats.org/drawingml/2006/picture">
                 <pic:pic>
@@ -1949,7 +2002,7 @@
                   <pic:spPr bwMode="auto">
                     <a:xfrm>
                       <a:off x="0" y="0"/>
-                      <a:ext cx="5963478" cy="3669832"/>
+                      <a:ext cx="5943600" cy="3657600"/>
                     </a:xfrm>
                     <a:prstGeom prst="rect">
                       <a:avLst/>
@@ -2027,7 +2080,7 @@
         <w:pStyle w:val="FigureTitle"/>
       </w:pPr>
       <w:r>
-        <w:t xml:space="preserve">Energy imports vs GDP per capita</w:t>
+        <w:t xml:space="preserve">Figure 13: In absolute terms, Pakistan imports little energy. // Energy imports per capita vs. GDP per capita</w:t>
       </w:r>
     </w:p>
     <w:p>
@@ -2037,9 +2090,9 @@
       <w:r>
         <w:drawing>
           <wp:inline>
-            <wp:extent cx="5963478" cy="3669832"/>
+            <wp:extent cx="5943600" cy="3657600"/>
             <wp:effectExtent b="0" l="0" r="0" t="0"/>
-            <wp:docPr descr="Energy imports vs GDP per capita" title="" id="147" name="Picture"/>
+            <wp:docPr descr="Figure 13: In absolute terms, Pakistan imports little energy. // Energy imports per capita vs. GDP per capita" title="" id="147" name="Picture"/>
             <a:graphic>
               <a:graphicData uri="http://schemas.openxmlformats.org/drawingml/2006/picture">
                 <pic:pic>
@@ -2058,7 +2111,7 @@
                   <pic:spPr bwMode="auto">
                     <a:xfrm>
                       <a:off x="0" y="0"/>
-                      <a:ext cx="5963478" cy="3669832"/>
+                      <a:ext cx="5943600" cy="3657600"/>
                     </a:xfrm>
                     <a:prstGeom prst="rect">
                       <a:avLst/>
@@ -2117,7 +2170,7 @@
         <w:pStyle w:val="FigureTitle"/>
       </w:pPr>
       <w:r>
-        <w:t xml:space="preserve">Fuel burden vs GDP per capita</w:t>
+        <w:t xml:space="preserve">Figure 14: But fuel consumes an outsized share of export earnings. // Fuel imports as a share of exports vs. GDP per capita</w:t>
       </w:r>
     </w:p>
     <w:p>
@@ -2127,9 +2180,9 @@
       <w:r>
         <w:drawing>
           <wp:inline>
-            <wp:extent cx="5963478" cy="3669832"/>
+            <wp:extent cx="5943600" cy="3657600"/>
             <wp:effectExtent b="0" l="0" r="0" t="0"/>
-            <wp:docPr descr="Fuel burden vs GDP per capita" title="" id="151" name="Picture"/>
+            <wp:docPr descr="Figure 14: But fuel consumes an outsized share of export earnings. // Fuel imports as a share of exports vs. GDP per capita" title="" id="151" name="Picture"/>
             <a:graphic>
               <a:graphicData uri="http://schemas.openxmlformats.org/drawingml/2006/picture">
                 <pic:pic>
@@ -2148,7 +2201,7 @@
                   <pic:spPr bwMode="auto">
                     <a:xfrm>
                       <a:off x="0" y="0"/>
-                      <a:ext cx="5963478" cy="3669832"/>
+                      <a:ext cx="5943600" cy="3657600"/>
                     </a:xfrm>
                     <a:prstGeom prst="rect">
                       <a:avLst/>
@@ -2207,7 +2260,7 @@
         <w:pStyle w:val="FigureTitle"/>
       </w:pPr>
       <w:r>
-        <w:t xml:space="preserve">Fossil fuel share in electricity generation vs peers (left); Electricity price vs GDP per capita (right)</w:t>
+        <w:t xml:space="preserve">Figure 15: Pakistan’s electricity is heavily fossil-dependent. // Fossil share of electricity generation, Pakistan vs. peers, percent</w:t>
       </w:r>
     </w:p>
     <w:p>
@@ -2217,9 +2270,9 @@
       <w:r>
         <w:drawing>
           <wp:inline>
-            <wp:extent cx="2898648" cy="1783783"/>
+            <wp:extent cx="5943600" cy="3657600"/>
             <wp:effectExtent b="0" l="0" r="0" t="0"/>
-            <wp:docPr descr="Fossil fuel share in electricity generation vs peers" title="" id="155" name="Picture"/>
+            <wp:docPr descr="Figure 15: Pakistan’s electricity is heavily fossil-dependent. // Fossil share of electricity generation, Pakistan vs. peers, percent" title="" id="155" name="Picture"/>
             <a:graphic>
               <a:graphicData uri="http://schemas.openxmlformats.org/drawingml/2006/picture">
                 <pic:pic>
@@ -2238,7 +2291,7 @@
                   <pic:spPr bwMode="auto">
                     <a:xfrm>
                       <a:off x="0" y="0"/>
-                      <a:ext cx="2898648" cy="1783783"/>
+                      <a:ext cx="5943600" cy="3657600"/>
                     </a:xfrm>
                     <a:prstGeom prst="rect">
                       <a:avLst/>
@@ -2256,15 +2309,33 @@
           </wp:inline>
         </w:drawing>
       </w:r>
-      <w:r>
-        <w:t xml:space="preserve"> </w:t>
-      </w:r>
+    </w:p>
+    <w:p>
+      <w:pPr>
+        <w:pStyle w:val="FigureSource"/>
+      </w:pPr>
+      <w:r>
+        <w:t xml:space="preserve">Source: IEA; World Bank WDI.</w:t>
+      </w:r>
+    </w:p>
+    <w:p>
+      <w:pPr>
+        <w:pStyle w:val="FigureTitle"/>
+      </w:pPr>
+      <w:r>
+        <w:t xml:space="preserve">Figure 16: Yet electricity prices are among the highest for its income. // Electricity price vs. GDP per capita</w:t>
+      </w:r>
+    </w:p>
+    <w:p>
+      <w:pPr>
+        <w:pStyle w:val="FigureImage"/>
+      </w:pPr>
       <w:r>
         <w:drawing>
           <wp:inline>
-            <wp:extent cx="2898648" cy="1783783"/>
+            <wp:extent cx="5943600" cy="3657600"/>
             <wp:effectExtent b="0" l="0" r="0" t="0"/>
-            <wp:docPr descr="Electricity price vs GDP per capita" title="" id="158" name="Picture"/>
+            <wp:docPr descr="Figure 16: Yet electricity prices are among the highest for its income. // Electricity price vs. GDP per capita" title="" id="158" name="Picture"/>
             <a:graphic>
               <a:graphicData uri="http://schemas.openxmlformats.org/drawingml/2006/picture">
                 <pic:pic>
@@ -2283,7 +2354,7 @@
                   <pic:spPr bwMode="auto">
                     <a:xfrm>
                       <a:off x="0" y="0"/>
-                      <a:ext cx="2898648" cy="1783783"/>
+                      <a:ext cx="5943600" cy="3657600"/>
                     </a:xfrm>
                     <a:prstGeom prst="rect">
                       <a:avLst/>
@@ -2343,7 +2414,7 @@
         <w:pStyle w:val="FigureTitle"/>
       </w:pPr>
       <w:r>
-        <w:t xml:space="preserve">External debt as % of exports vs peers (left); Interest expense vs peers (right)</w:t>
+        <w:t xml:space="preserve">Figure 17: External debt is rising against shrinking exports. // External debt as a share of exports, Pakistan vs. peers, percent</w:t>
       </w:r>
     </w:p>
     <w:p>
@@ -2353,9 +2424,9 @@
       <w:r>
         <w:drawing>
           <wp:inline>
-            <wp:extent cx="2898648" cy="1783783"/>
+            <wp:extent cx="5943600" cy="3657600"/>
             <wp:effectExtent b="0" l="0" r="0" t="0"/>
-            <wp:docPr descr="External debt as % of exports vs peers" title="" id="163" name="Picture"/>
+            <wp:docPr descr="Figure 17: External debt is rising against shrinking exports. // External debt as a share of exports, Pakistan vs. peers, percent" title="" id="163" name="Picture"/>
             <a:graphic>
               <a:graphicData uri="http://schemas.openxmlformats.org/drawingml/2006/picture">
                 <pic:pic>
@@ -2374,7 +2445,7 @@
                   <pic:spPr bwMode="auto">
                     <a:xfrm>
                       <a:off x="0" y="0"/>
-                      <a:ext cx="2898648" cy="1783783"/>
+                      <a:ext cx="5943600" cy="3657600"/>
                     </a:xfrm>
                     <a:prstGeom prst="rect">
                       <a:avLst/>
@@ -2392,15 +2463,33 @@
           </wp:inline>
         </w:drawing>
       </w:r>
-      <w:r>
-        <w:t xml:space="preserve"> </w:t>
-      </w:r>
+    </w:p>
+    <w:p>
+      <w:pPr>
+        <w:pStyle w:val="FigureSource"/>
+      </w:pPr>
+      <w:r>
+        <w:t xml:space="preserve">Source: IMF WEO; World Bank International Debt Statistics.</w:t>
+      </w:r>
+    </w:p>
+    <w:p>
+      <w:pPr>
+        <w:pStyle w:val="FigureTitle"/>
+      </w:pPr>
+      <w:r>
+        <w:t xml:space="preserve">Figure 18: Interest now consumes a growing share of revenue. // Interest expense as a share of government revenue, Pakistan vs. peers</w:t>
+      </w:r>
+    </w:p>
+    <w:p>
+      <w:pPr>
+        <w:pStyle w:val="FigureImage"/>
+      </w:pPr>
       <w:r>
         <w:drawing>
           <wp:inline>
-            <wp:extent cx="2898648" cy="1783783"/>
+            <wp:extent cx="5943600" cy="3657600"/>
             <wp:effectExtent b="0" l="0" r="0" t="0"/>
-            <wp:docPr descr="Interest expense vs peers" title="" id="166" name="Picture"/>
+            <wp:docPr descr="Figure 18: Interest now consumes a growing share of revenue. // Interest expense as a share of government revenue, Pakistan vs. peers" title="" id="166" name="Picture"/>
             <a:graphic>
               <a:graphicData uri="http://schemas.openxmlformats.org/drawingml/2006/picture">
                 <pic:pic>
@@ -2419,7 +2508,7 @@
                   <pic:spPr bwMode="auto">
                     <a:xfrm>
                       <a:off x="0" y="0"/>
-                      <a:ext cx="2898648" cy="1783783"/>
+                      <a:ext cx="5943600" cy="3657600"/>
                     </a:xfrm>
                     <a:prstGeom prst="rect">
                       <a:avLst/>
@@ -3343,6 +3432,122 @@
     </w:p>
     <w:bookmarkEnd w:id="170"/>
     <w:bookmarkEnd w:id="171"/>
+    <w:p>
+      <w:pPr>
+        <w:pStyle w:val="Heading1"/>
+      </w:pPr>
+      <w:r>
+        <w:rPr>
+          <w:rStyle w:val="SectionNumber"/>
+        </w:rPr>
+        <w:t xml:space="preserve">8</w:t>
+      </w:r>
+      <w:r>
+        <w:tab/>
+      </w:r>
+      <w:r>
+        <w:t xml:space="preserve">References</w:t>
+      </w:r>
+    </w:p>
+    <w:bookmarkStart w:id="176" w:name="refs"/>
+    <w:bookmarkStart w:id="172" w:name="ref-hausmann2016"/>
+    <w:p>
+      <w:pPr>
+        <w:pStyle w:val="Bibliography"/>
+      </w:pPr>
+      <w:r>
+        <w:t xml:space="preserve">Hausmann, R., Hidalgo, C.A., Bustos, S., Coscia, M., Simoes, A. and Yildirim, M.A. (2016)</w:t>
+      </w:r>
+      <w:r>
+        <w:t xml:space="preserve"> </w:t>
+      </w:r>
+      <w:r>
+        <w:rPr>
+          <w:i/>
+          <w:iCs/>
+        </w:rPr>
+        <w:t xml:space="preserve">The atlas of economic complexity: Mapping paths to prosperity</w:t>
+      </w:r>
+      <w:r>
+        <w:t xml:space="preserve">. MIT Press.</w:t>
+      </w:r>
+    </w:p>
+    <w:bookmarkEnd w:id="172"/>
+    <w:bookmarkStart w:id="173" w:name="ref-hausmann2007"/>
+    <w:p>
+      <w:pPr>
+        <w:pStyle w:val="Bibliography"/>
+      </w:pPr>
+      <w:r>
+        <w:t xml:space="preserve">Hausmann, R., Hwang, J. and Rodrik, D. (2007)</w:t>
+      </w:r>
+      <w:r>
+        <w:t xml:space="preserve"> </w:t>
+      </w:r>
+      <w:r>
+        <w:t xml:space="preserve">“What you export matters,”</w:t>
+      </w:r>
+      <w:r>
+        <w:t xml:space="preserve"> </w:t>
+      </w:r>
+      <w:r>
+        <w:rPr>
+          <w:i/>
+          <w:iCs/>
+        </w:rPr>
+        <w:t xml:space="preserve">Journal of Economic Growth</w:t>
+      </w:r>
+      <w:r>
+        <w:t xml:space="preserve">, 12(1), pp. 1–25.</w:t>
+      </w:r>
+    </w:p>
+    <w:bookmarkEnd w:id="173"/>
+    <w:bookmarkStart w:id="174" w:name="ref-imf2025weo"/>
+    <w:p>
+      <w:pPr>
+        <w:pStyle w:val="Bibliography"/>
+      </w:pPr>
+      <w:r>
+        <w:t xml:space="preserve">International Monetary Fund (2025)</w:t>
+      </w:r>
+      <w:r>
+        <w:t xml:space="preserve"> </w:t>
+      </w:r>
+      <w:r>
+        <w:rPr>
+          <w:i/>
+          <w:iCs/>
+        </w:rPr>
+        <w:t xml:space="preserve">World economic outlook, october 2025: Navigating uncertainty</w:t>
+      </w:r>
+      <w:r>
+        <w:t xml:space="preserve">. Washington, DC: International Monetary Fund.</w:t>
+      </w:r>
+    </w:p>
+    <w:bookmarkEnd w:id="174"/>
+    <w:bookmarkStart w:id="175" w:name="ref-worldbank2025wdi"/>
+    <w:p>
+      <w:pPr>
+        <w:pStyle w:val="Bibliography"/>
+      </w:pPr>
+      <w:r>
+        <w:t xml:space="preserve">World Bank (2025)</w:t>
+      </w:r>
+      <w:r>
+        <w:t xml:space="preserve"> </w:t>
+      </w:r>
+      <w:r>
+        <w:t xml:space="preserve">“World development indicators.”</w:t>
+      </w:r>
+      <w:r>
+        <w:t xml:space="preserve"> </w:t>
+      </w:r>
+      <w:r>
+        <w:t xml:space="preserve">Online database.</w:t>
+      </w:r>
+    </w:p>
+    <w:bookmarkEnd w:id="175"/>
+    <w:bookmarkEnd w:id="176"/>
     <w:sectPr>
       <w:headerReference r:id="rId83" w:type="even"/>
       <w:headerReference r:id="rId84" w:type="default"/>
@@ -3352,7 +3557,7 @@
         <w:numRestart w:val="eachSect"/>
       </w:footnotePr>
       <w:pgSz w:h="15840" w:w="12240"/>
-      <w:pgMar w:bottom="1296" w:footer="720" w:gutter="0" w:header="720" w:left="1296" w:right="1296" w:top="1296"/>
+      <w:pgMar w:bottom="1440" w:footer="720" w:gutter="0" w:header="720" w:left="1440" w:right="1440" w:top="1440"/>
       <w:cols w:space="720"/>
       <w:docGrid w:linePitch="360"/>
     </w:sectPr>
@@ -3456,12 +3661,6 @@
     <w:pPr>
       <w:pStyle w:val="Header"/>
     </w:pPr>
-    <w:r>
-      <w:rPr>
-        <w:highlight w:val="yellow"/>
-      </w:rPr>
-      <w:t>Internal Document – Not for dissemination</w:t>
-    </w:r>
     <w:r>
       <w:rPr>
         <w:noProof/>
@@ -5957,17 +6156,16 @@
   <w:docDefaults>
     <w:rPrDefault>
       <w:rPr>
-        <w:rFonts w:asciiTheme="minorHAnsi" w:cstheme="minorBidi" w:eastAsiaTheme="minorHAnsi" w:hAnsiTheme="minorHAnsi"/>
-        <w:kern w:val="2"/>
-        <w:sz w:val="24"/>
-        <w:szCs w:val="24"/>
-        <w:lang w:bidi="ar-SA" w:eastAsia="en-US" w:val="en-US"/>
-        <w14:ligatures w14:val="standardContextual"/>
+        <w:rFonts w:ascii="Source Sans 3" w:cs="Source Sans 3" w:eastAsia="Source Sans 3" w:hAnsi="Source Sans 3"/>
+        <w:sz w:val="22"/>
+        <w:szCs w:val="22"/>
+        <w:color w:val="333333"/>
       </w:rPr>
     </w:rPrDefault>
     <w:pPrDefault>
       <w:pPr>
-        <w:spacing w:after="160" w:line="278" w:lineRule="auto"/>
+        <w:spacing w:after="120" w:line="300" w:lineRule="auto"/>
+        <w:jc w:val="both"/>
       </w:pPr>
     </w:pPrDefault>
   </w:docDefaults>
@@ -6354,11 +6552,14 @@
     <w:qFormat/>
     <w:rsid w:val="00F4040D"/>
     <w:pPr>
-      <w:spacing w:after="100" w:afterAutospacing="1" w:before="100" w:beforeAutospacing="1" w:line="240" w:lineRule="auto"/>
+      <w:spacing w:after="120" w:afterAutospacing="1" w:before="100" w:beforeAutospacing="1" w:line="240" w:lineRule="auto"/>
       <w:jc w:val="both"/>
     </w:pPr>
     <w:rPr>
-      <w:rFonts w:ascii="Garamond" w:hAnsi="Garamond"/>
+      <w:rFonts w:ascii="Source Sans 3" w:cs="Source Sans 3" w:eastAsia="Source Sans 3" w:hAnsi="Source Sans 3"/>
+      <w:sz w:val="22"/>
+      <w:szCs w:val="22"/>
+      <w:color w:val="333333"/>
     </w:rPr>
   </w:style>
   <w:style w:styleId="Heading1" w:type="paragraph">
@@ -6373,13 +6574,16 @@
       <w:pageBreakBefore/>
       <w:keepNext/>
       <w:keepLines/>
-      <w:spacing w:after="80" w:before="360"/>
+      <w:spacing w:after="120" w:before="480"/>
       <w:outlineLvl w:val="0"/>
     </w:pPr>
     <w:rPr>
-      <w:rFonts w:cstheme="majorBidi" w:eastAsiaTheme="majorEastAsia"/>
       <w:b/>
       <w:bCs/>
+      <w:rFonts w:ascii="Source Sans 3" w:cs="Source Sans 3" w:eastAsia="Source Sans 3" w:hAnsi="Source Sans 3"/>
+      <w:sz w:val="43"/>
+      <w:szCs w:val="43"/>
+      <w:color w:val="333333"/>
     </w:rPr>
   </w:style>
   <w:style w:styleId="Heading2" w:type="paragraph">
@@ -6394,13 +6598,16 @@
     <w:pPr>
       <w:keepNext/>
       <w:keepLines/>
-      <w:spacing w:after="80" w:before="160"/>
+      <w:spacing w:after="120" w:before="360"/>
       <w:outlineLvl w:val="1"/>
     </w:pPr>
     <w:rPr>
-      <w:rFonts w:cstheme="majorBidi" w:eastAsiaTheme="majorEastAsia"/>
       <w:b/>
       <w:bCs/>
+      <w:rFonts w:ascii="Source Sans 3" w:cs="Source Sans 3" w:eastAsia="Source Sans 3" w:hAnsi="Source Sans 3"/>
+      <w:sz w:val="34"/>
+      <w:szCs w:val="34"/>
+      <w:color w:val="333333"/>
     </w:rPr>
   </w:style>
   <w:style w:styleId="Heading3" w:type="paragraph">
@@ -6415,13 +6622,16 @@
     <w:pPr>
       <w:keepNext/>
       <w:keepLines/>
-      <w:spacing w:after="80" w:before="160"/>
+      <w:spacing w:after="120" w:before="240"/>
       <w:outlineLvl w:val="2"/>
     </w:pPr>
     <w:rPr>
-      <w:rFonts w:cstheme="majorBidi" w:eastAsiaTheme="majorEastAsia"/>
       <w:b/>
       <w:bCs/>
+      <w:rFonts w:ascii="Source Sans 3" w:cs="Source Sans 3" w:eastAsia="Source Sans 3" w:hAnsi="Source Sans 3"/>
+      <w:sz w:val="28"/>
+      <w:szCs w:val="28"/>
+      <w:color w:val="333333"/>
     </w:rPr>
   </w:style>
   <w:style w:styleId="Heading4" w:type="paragraph">
@@ -6436,14 +6646,16 @@
     <w:pPr>
       <w:keepNext/>
       <w:keepLines/>
-      <w:spacing w:after="40" w:before="80"/>
+      <w:spacing w:after="120" w:before="240"/>
       <w:outlineLvl w:val="3"/>
     </w:pPr>
     <w:rPr>
-      <w:rFonts w:cstheme="majorBidi" w:eastAsiaTheme="majorEastAsia"/>
-      <w:i/>
-      <w:iCs/>
-      <w:color w:themeColor="accent1" w:themeShade="BF" w:val="0F4761"/>
+      <w:b/>
+      <w:bCs/>
+      <w:rFonts w:ascii="Source Sans 3" w:cs="Source Sans 3" w:eastAsia="Source Sans 3" w:hAnsi="Source Sans 3"/>
+      <w:sz w:val="22"/>
+      <w:szCs w:val="22"/>
+      <w:color w:val="333333"/>
     </w:rPr>
   </w:style>
   <w:style w:styleId="Heading5" w:type="paragraph">
@@ -6459,12 +6671,14 @@
     <w:pPr>
       <w:keepNext/>
       <w:keepLines/>
-      <w:spacing w:after="40" w:before="80"/>
+      <w:spacing w:after="120" w:before="240"/>
       <w:outlineLvl w:val="4"/>
     </w:pPr>
     <w:rPr>
-      <w:rFonts w:cstheme="majorBidi" w:eastAsiaTheme="majorEastAsia"/>
-      <w:color w:themeColor="accent1" w:themeShade="BF" w:val="0F4761"/>
+      <w:rFonts w:ascii="Source Sans 3" w:cs="Source Sans 3" w:eastAsia="Source Sans 3" w:hAnsi="Source Sans 3"/>
+      <w:sz w:val="22"/>
+      <w:szCs w:val="22"/>
+      <w:color w:val="7c7c7c"/>
     </w:rPr>
   </w:style>
   <w:style w:styleId="Heading6" w:type="paragraph">
@@ -6480,14 +6694,16 @@
     <w:pPr>
       <w:keepNext/>
       <w:keepLines/>
-      <w:spacing w:after="0" w:before="40"/>
+      <w:spacing w:after="120" w:before="240"/>
       <w:outlineLvl w:val="5"/>
     </w:pPr>
     <w:rPr>
-      <w:rFonts w:cstheme="majorBidi" w:eastAsiaTheme="majorEastAsia"/>
       <w:i/>
       <w:iCs/>
-      <w:color w:themeColor="text1" w:themeTint="A6" w:val="595959"/>
+      <w:rFonts w:ascii="Source Sans 3" w:cs="Source Sans 3" w:eastAsia="Source Sans 3" w:hAnsi="Source Sans 3"/>
+      <w:sz w:val="22"/>
+      <w:szCs w:val="22"/>
+      <w:color w:val="7c7c7c"/>
     </w:rPr>
   </w:style>
   <w:style w:styleId="Heading7" w:type="paragraph">
@@ -6589,10 +6805,16 @@
     <w:uiPriority w:val="9"/>
     <w:rsid w:val="003113FB"/>
     <w:rPr>
-      <w:rFonts w:ascii="Garamond" w:cstheme="majorBidi" w:eastAsiaTheme="majorEastAsia" w:hAnsi="Garamond"/>
       <w:b/>
       <w:bCs/>
-    </w:rPr>
+      <w:rFonts w:ascii="Source Sans 3" w:cs="Source Sans 3" w:eastAsia="Source Sans 3" w:hAnsi="Source Sans 3"/>
+      <w:sz w:val="43"/>
+      <w:szCs w:val="43"/>
+      <w:color w:val="333333"/>
+    </w:rPr>
+    <w:pPr>
+      <w:spacing w:after="120" w:before="480"/>
+    </w:pPr>
   </w:style>
   <w:style w:customStyle="1" w:styleId="Heading2Char" w:type="character">
     <w:name w:val="Heading 2 Char"/>
@@ -6601,10 +6823,16 @@
     <w:uiPriority w:val="9"/>
     <w:rsid w:val="003113FB"/>
     <w:rPr>
-      <w:rFonts w:ascii="Garamond" w:cstheme="majorBidi" w:eastAsiaTheme="majorEastAsia" w:hAnsi="Garamond"/>
       <w:b/>
       <w:bCs/>
-    </w:rPr>
+      <w:rFonts w:ascii="Source Sans 3" w:cs="Source Sans 3" w:eastAsia="Source Sans 3" w:hAnsi="Source Sans 3"/>
+      <w:sz w:val="34"/>
+      <w:szCs w:val="34"/>
+      <w:color w:val="333333"/>
+    </w:rPr>
+    <w:pPr>
+      <w:spacing w:after="120" w:before="360"/>
+    </w:pPr>
   </w:style>
   <w:style w:customStyle="1" w:styleId="Heading3Char" w:type="character">
     <w:name w:val="Heading 3 Char"/>
@@ -6613,10 +6841,16 @@
     <w:uiPriority w:val="9"/>
     <w:rsid w:val="003113FB"/>
     <w:rPr>
-      <w:rFonts w:ascii="Garamond" w:cstheme="majorBidi" w:eastAsiaTheme="majorEastAsia" w:hAnsi="Garamond"/>
       <w:b/>
       <w:bCs/>
-    </w:rPr>
+      <w:rFonts w:ascii="Source Sans 3" w:cs="Source Sans 3" w:eastAsia="Source Sans 3" w:hAnsi="Source Sans 3"/>
+      <w:sz w:val="28"/>
+      <w:szCs w:val="28"/>
+      <w:color w:val="333333"/>
+    </w:rPr>
+    <w:pPr>
+      <w:spacing w:after="120" w:before="240"/>
+    </w:pPr>
   </w:style>
   <w:style w:customStyle="1" w:styleId="Heading4Char" w:type="character">
     <w:name w:val="Heading 4 Char"/>
@@ -6625,11 +6859,16 @@
     <w:uiPriority w:val="9"/>
     <w:rsid w:val="00B04F2E"/>
     <w:rPr>
-      <w:rFonts w:cstheme="majorBidi" w:eastAsiaTheme="majorEastAsia"/>
-      <w:i/>
-      <w:iCs/>
-      <w:color w:themeColor="accent1" w:themeShade="BF" w:val="0F4761"/>
-    </w:rPr>
+      <w:b/>
+      <w:bCs/>
+      <w:rFonts w:ascii="Source Sans 3" w:cs="Source Sans 3" w:eastAsia="Source Sans 3" w:hAnsi="Source Sans 3"/>
+      <w:sz w:val="22"/>
+      <w:szCs w:val="22"/>
+      <w:color w:val="333333"/>
+    </w:rPr>
+    <w:pPr>
+      <w:spacing w:after="120" w:before="240"/>
+    </w:pPr>
   </w:style>
   <w:style w:customStyle="1" w:styleId="Heading5Char" w:type="character">
     <w:name w:val="Heading 5 Char"/>
@@ -6639,9 +6878,14 @@
     <w:semiHidden/>
     <w:rsid w:val="00B04F2E"/>
     <w:rPr>
-      <w:rFonts w:cstheme="majorBidi" w:eastAsiaTheme="majorEastAsia"/>
-      <w:color w:themeColor="accent1" w:themeShade="BF" w:val="0F4761"/>
-    </w:rPr>
+      <w:rFonts w:ascii="Source Sans 3" w:cs="Source Sans 3" w:eastAsia="Source Sans 3" w:hAnsi="Source Sans 3"/>
+      <w:sz w:val="22"/>
+      <w:szCs w:val="22"/>
+      <w:color w:val="7c7c7c"/>
+    </w:rPr>
+    <w:pPr>
+      <w:spacing w:after="120" w:before="240"/>
+    </w:pPr>
   </w:style>
   <w:style w:customStyle="1" w:styleId="Heading6Char" w:type="character">
     <w:name w:val="Heading 6 Char"/>
@@ -6651,11 +6895,16 @@
     <w:semiHidden/>
     <w:rsid w:val="00B04F2E"/>
     <w:rPr>
-      <w:rFonts w:cstheme="majorBidi" w:eastAsiaTheme="majorEastAsia"/>
       <w:i/>
       <w:iCs/>
-      <w:color w:themeColor="text1" w:themeTint="A6" w:val="595959"/>
-    </w:rPr>
+      <w:rFonts w:ascii="Source Sans 3" w:cs="Source Sans 3" w:eastAsia="Source Sans 3" w:hAnsi="Source Sans 3"/>
+      <w:sz w:val="22"/>
+      <w:szCs w:val="22"/>
+      <w:color w:val="7c7c7c"/>
+    </w:rPr>
+    <w:pPr>
+      <w:spacing w:after="120" w:before="240"/>
+    </w:pPr>
   </w:style>
   <w:style w:customStyle="1" w:styleId="Heading7Char" w:type="character">
     <w:name w:val="Heading 7 Char"/>
@@ -6704,14 +6953,16 @@
     <w:qFormat/>
     <w:rsid w:val="003113FB"/>
     <w:pPr>
-      <w:spacing w:line="276" w:lineRule="auto"/>
+      <w:spacing w:after="120" w:line="276" w:lineRule="auto"/>
       <w:jc w:val="center"/>
     </w:pPr>
     <w:rPr>
       <w:b/>
       <w:bCs/>
+      <w:rFonts w:ascii="Source Sans 3" w:cs="Source Sans 3" w:eastAsia="Source Sans 3" w:hAnsi="Source Sans 3"/>
       <w:sz w:val="52"/>
       <w:szCs w:val="52"/>
+      <w:color w:val="333333"/>
     </w:rPr>
   </w:style>
   <w:style w:customStyle="1" w:styleId="TitleChar" w:type="character">
@@ -6721,12 +6972,16 @@
     <w:uiPriority w:val="10"/>
     <w:rsid w:val="003113FB"/>
     <w:rPr>
-      <w:rFonts w:ascii="Garamond" w:hAnsi="Garamond"/>
       <w:b/>
       <w:bCs/>
+      <w:rFonts w:ascii="Source Sans 3" w:cs="Source Sans 3" w:eastAsia="Source Sans 3" w:hAnsi="Source Sans 3"/>
       <w:sz w:val="52"/>
       <w:szCs w:val="52"/>
-    </w:rPr>
+      <w:color w:val="333333"/>
+    </w:rPr>
+    <w:pPr>
+      <w:spacing w:after="120"/>
+    </w:pPr>
   </w:style>
   <w:style w:styleId="Subtitle" w:type="paragraph">
     <w:name w:val="Subtitle"/>
@@ -6737,12 +6992,14 @@
     <w:qFormat/>
     <w:rsid w:val="003113FB"/>
     <w:pPr>
-      <w:spacing w:after="0"/>
+      <w:spacing w:after="240"/>
       <w:jc w:val="center"/>
     </w:pPr>
     <w:rPr>
-      <w:sz w:val="40"/>
-      <w:szCs w:val="40"/>
+      <w:rFonts w:ascii="Source Sans 3" w:cs="Source Sans 3" w:eastAsia="Source Sans 3" w:hAnsi="Source Sans 3"/>
+      <w:sz w:val="32"/>
+      <w:szCs w:val="32"/>
+      <w:color w:val="7c7c7c"/>
     </w:rPr>
   </w:style>
   <w:style w:customStyle="1" w:styleId="SubtitleChar" w:type="character">
@@ -6752,10 +7009,14 @@
     <w:uiPriority w:val="11"/>
     <w:rsid w:val="003113FB"/>
     <w:rPr>
-      <w:rFonts w:ascii="Garamond" w:hAnsi="Garamond"/>
-      <w:sz w:val="40"/>
-      <w:szCs w:val="40"/>
-    </w:rPr>
+      <w:rFonts w:ascii="Source Sans 3" w:cs="Source Sans 3" w:eastAsia="Source Sans 3" w:hAnsi="Source Sans 3"/>
+      <w:sz w:val="32"/>
+      <w:szCs w:val="32"/>
+      <w:color w:val="7c7c7c"/>
+    </w:rPr>
+    <w:pPr>
+      <w:spacing w:after="240"/>
+    </w:pPr>
   </w:style>
   <w:style w:styleId="Quote" w:type="paragraph">
     <w:name w:val="Quote"/>
@@ -6766,13 +7027,16 @@
     <w:qFormat/>
     <w:rsid w:val="00B04F2E"/>
     <w:pPr>
-      <w:spacing w:before="160"/>
-      <w:jc w:val="center"/>
+      <w:spacing w:after="120" w:before="120"/>
+      <w:ind w:left="360" w:right="360"/>
     </w:pPr>
     <w:rPr>
       <w:i/>
       <w:iCs/>
-      <w:color w:themeColor="text1" w:themeTint="BF" w:val="404040"/>
+      <w:rFonts w:ascii="Source Sans 3" w:cs="Source Sans 3" w:eastAsia="Source Sans 3" w:hAnsi="Source Sans 3"/>
+      <w:sz w:val="22"/>
+      <w:szCs w:val="22"/>
+      <w:color w:val="7c7c7c"/>
     </w:rPr>
   </w:style>
   <w:style w:customStyle="1" w:styleId="QuoteChar" w:type="character">
@@ -6784,8 +7048,14 @@
     <w:rPr>
       <w:i/>
       <w:iCs/>
-      <w:color w:themeColor="text1" w:themeTint="BF" w:val="404040"/>
-    </w:rPr>
+      <w:rFonts w:ascii="Source Sans 3" w:cs="Source Sans 3" w:eastAsia="Source Sans 3" w:hAnsi="Source Sans 3"/>
+      <w:sz w:val="22"/>
+      <w:szCs w:val="22"/>
+      <w:color w:val="7c7c7c"/>
+    </w:rPr>
+    <w:pPr>
+      <w:spacing w:after="120" w:before="120"/>
+    </w:pPr>
   </w:style>
   <w:style w:styleId="ListParagraph" w:type="paragraph">
     <w:name w:val="List Paragraph"/>
@@ -6823,14 +7093,17 @@
         <w:top w:color="0F4761" w:space="10" w:sz="4" w:themeColor="accent1" w:themeShade="BF" w:val="single"/>
         <w:bottom w:color="0F4761" w:space="10" w:sz="4" w:themeColor="accent1" w:themeShade="BF" w:val="single"/>
       </w:pBdr>
-      <w:spacing w:after="360" w:before="360"/>
+      <w:spacing w:after="120" w:before="120"/>
       <w:ind w:left="864" w:right="864"/>
       <w:jc w:val="center"/>
     </w:pPr>
     <w:rPr>
       <w:i/>
       <w:iCs/>
-      <w:color w:themeColor="accent1" w:themeShade="BF" w:val="0F4761"/>
+      <w:rFonts w:ascii="Source Sans 3" w:cs="Source Sans 3" w:eastAsia="Source Sans 3" w:hAnsi="Source Sans 3"/>
+      <w:sz w:val="22"/>
+      <w:szCs w:val="22"/>
+      <w:color w:val="266798"/>
     </w:rPr>
   </w:style>
   <w:style w:customStyle="1" w:styleId="IntenseQuoteChar" w:type="character">
@@ -6842,8 +7115,14 @@
     <w:rPr>
       <w:i/>
       <w:iCs/>
-      <w:color w:themeColor="accent1" w:themeShade="BF" w:val="0F4761"/>
-    </w:rPr>
+      <w:rFonts w:ascii="Source Sans 3" w:cs="Source Sans 3" w:eastAsia="Source Sans 3" w:hAnsi="Source Sans 3"/>
+      <w:sz w:val="22"/>
+      <w:szCs w:val="22"/>
+      <w:color w:val="266798"/>
+    </w:rPr>
+    <w:pPr>
+      <w:spacing w:after="120" w:before="120"/>
+    </w:pPr>
   </w:style>
   <w:style w:styleId="IntenseReference" w:type="character">
     <w:name w:val="Intense Reference"/>
@@ -6873,6 +7152,12 @@
       </w:tabs>
       <w:spacing w:after="0"/>
     </w:pPr>
+    <w:rPr>
+      <w:rFonts w:ascii="JetBrains Mono" w:cs="JetBrains Mono" w:eastAsia="JetBrains Mono" w:hAnsi="JetBrains Mono"/>
+      <w:sz w:val="16"/>
+      <w:szCs w:val="16"/>
+      <w:color w:val="7c7c7c"/>
+    </w:rPr>
   </w:style>
   <w:style w:customStyle="1" w:styleId="HeaderChar" w:type="character">
     <w:name w:val="Header Char"/>
@@ -6895,6 +7180,12 @@
       </w:tabs>
       <w:spacing w:after="0"/>
     </w:pPr>
+    <w:rPr>
+      <w:rFonts w:ascii="JetBrains Mono" w:cs="JetBrains Mono" w:eastAsia="JetBrains Mono" w:hAnsi="JetBrains Mono"/>
+      <w:sz w:val="16"/>
+      <w:szCs w:val="16"/>
+      <w:color w:val="7c7c7c"/>
+    </w:rPr>
   </w:style>
   <w:style w:customStyle="1" w:styleId="FooterChar" w:type="character">
     <w:name w:val="Footer Char"/>
@@ -7071,14 +7362,15 @@
     <w:unhideWhenUsed/>
     <w:rsid w:val="00CB55B5"/>
     <w:pPr>
-      <w:spacing w:after="0"/>
+      <w:spacing w:after="60"/>
     </w:pPr>
     <w:rPr>
-      <w:rFonts w:eastAsiaTheme="minorEastAsia"/>
+      <w:rFonts w:ascii="Source Sans 3" w:cs="Source Sans 3" w:eastAsia="Source Sans 3" w:hAnsi="Source Sans 3"/>
       <w:kern w:val="0"/>
-      <w:sz w:val="20"/>
-      <w:szCs w:val="20"/>
       <w:lang w:eastAsia="ja-JP"/>
+      <w:sz w:val="18"/>
+      <w:szCs w:val="18"/>
+      <w:color w:val="7c7c7c"/>
     </w:rPr>
   </w:style>
   <w:style w:customStyle="1" w:styleId="FootnoteTextChar" w:type="character">
@@ -7088,12 +7380,16 @@
     <w:uiPriority w:val="99"/>
     <w:rsid w:val="00CB55B5"/>
     <w:rPr>
-      <w:rFonts w:eastAsiaTheme="minorEastAsia"/>
+      <w:rFonts w:ascii="Source Sans 3" w:cs="Source Sans 3" w:eastAsia="Source Sans 3" w:hAnsi="Source Sans 3"/>
       <w:kern w:val="0"/>
-      <w:sz w:val="20"/>
-      <w:szCs w:val="20"/>
       <w:lang w:eastAsia="ja-JP"/>
-    </w:rPr>
+      <w:sz w:val="18"/>
+      <w:szCs w:val="18"/>
+      <w:color w:val="7c7c7c"/>
+    </w:rPr>
+    <w:pPr>
+      <w:spacing w:after="60"/>
+    </w:pPr>
   </w:style>
   <w:style w:styleId="FootnoteReference" w:type="character">
     <w:name w:val="footnote reference"/>
@@ -7126,14 +7422,15 @@
     <w:qFormat/>
     <w:rsid w:val="003113FB"/>
     <w:pPr>
-      <w:spacing w:after="0"/>
+      <w:spacing w:after="120" w:before="60"/>
     </w:pPr>
     <w:rPr>
-      <w:rFonts w:cs="Times New Roman" w:eastAsia="Times New Roman"/>
+      <w:rFonts w:ascii="JetBrains Mono" w:cs="JetBrains Mono" w:eastAsia="JetBrains Mono" w:hAnsi="JetBrains Mono"/>
       <w:kern w:val="0"/>
-      <w:sz w:val="20"/>
-      <w:szCs w:val="20"/>
       <w14:ligatures w14:val="none"/>
+      <w:sz w:val="17"/>
+      <w:szCs w:val="17"/>
+      <w:color w:val="7c7c7c"/>
     </w:rPr>
   </w:style>
   <w:style w:customStyle="1" w:styleId="Source" w:type="paragraph">
@@ -7144,8 +7441,15 @@
     <w:rsid w:val="00D70F4B"/>
     <w:rPr>
       <w:i/>
-      <w:sz w:val="20"/>
-    </w:rPr>
+      <w:iCs/>
+      <w:rFonts w:ascii="JetBrains Mono" w:cs="JetBrains Mono" w:eastAsia="JetBrains Mono" w:hAnsi="JetBrains Mono"/>
+      <w:sz w:val="17"/>
+      <w:szCs w:val="17"/>
+      <w:color w:val="7c7c7c"/>
+    </w:rPr>
+    <w:pPr>
+      <w:spacing w:after="240" w:before="60"/>
+    </w:pPr>
   </w:style>
   <w:style w:customStyle="1" w:styleId="SourceChar" w:type="character">
     <w:name w:val="Source Char"/>
@@ -7154,8 +7458,15 @@
     <w:rsid w:val="00D70F4B"/>
     <w:rPr>
       <w:i/>
-      <w:sz w:val="20"/>
-    </w:rPr>
+      <w:iCs/>
+      <w:rFonts w:ascii="JetBrains Mono" w:cs="JetBrains Mono" w:eastAsia="JetBrains Mono" w:hAnsi="JetBrains Mono"/>
+      <w:sz w:val="17"/>
+      <w:szCs w:val="17"/>
+      <w:color w:val="7c7c7c"/>
+    </w:rPr>
+    <w:pPr>
+      <w:spacing w:after="240" w:before="60"/>
+    </w:pPr>
   </w:style>
   <w:style w:styleId="GridTable1Light" w:type="table">
     <w:name w:val="Grid Table 1 Light"/>
@@ -7224,13 +7535,17 @@
     <w:rsid w:val="00355818"/>
     <w:pPr>
       <w:pageBreakBefore/>
-      <w:spacing w:after="0" w:before="240" w:line="259" w:lineRule="auto"/>
+      <w:spacing w:after="120" w:before="480" w:line="259" w:lineRule="auto"/>
       <w:outlineLvl w:val="9"/>
     </w:pPr>
     <w:rPr>
+      <w:b/>
+      <w:bCs/>
+      <w:rFonts w:ascii="Source Sans 3" w:cs="Source Sans 3" w:eastAsia="Source Sans 3" w:hAnsi="Source Sans 3"/>
       <w:kern w:val="0"/>
-      <w:sz w:val="32"/>
-      <w:szCs w:val="32"/>
+      <w:sz w:val="34"/>
+      <w:szCs w:val="34"/>
+      <w:color w:val="333333"/>
     </w:rPr>
   </w:style>
   <w:style w:styleId="TOC1" w:type="paragraph">
@@ -7245,11 +7560,16 @@
       <w:tabs>
         <w:tab w:leader="dot" w:pos="9638" w:val="right"/>
       </w:tabs>
+      <w:spacing w:after="60" w:before="120"/>
     </w:pPr>
     <w:rPr>
       <w:b/>
       <w:bCs/>
+      <w:rFonts w:ascii="Source Sans 3" w:cs="Source Sans 3" w:eastAsia="Source Sans 3" w:hAnsi="Source Sans 3"/>
       <w:noProof/>
+      <w:sz w:val="22"/>
+      <w:szCs w:val="22"/>
+      <w:color w:val="333333"/>
     </w:rPr>
   </w:style>
   <w:style w:styleId="TOC2" w:type="paragraph">
@@ -7262,7 +7582,14 @@
     <w:rsid w:val="00355818"/>
     <w:pPr>
       <w:ind w:left="240"/>
+      <w:spacing w:after="60" w:before="60"/>
     </w:pPr>
+    <w:rPr>
+      <w:rFonts w:ascii="Source Sans 3" w:cs="Source Sans 3" w:eastAsia="Source Sans 3" w:hAnsi="Source Sans 3"/>
+      <w:sz w:val="22"/>
+      <w:szCs w:val="22"/>
+      <w:color w:val="333333"/>
+    </w:rPr>
   </w:style>
   <w:style w:styleId="TOC3" w:type="paragraph">
     <w:name w:val="toc 3"/>
@@ -7274,7 +7601,14 @@
     <w:rsid w:val="00355818"/>
     <w:pPr>
       <w:ind w:left="480"/>
+      <w:spacing w:after="60" w:before="60"/>
     </w:pPr>
+    <w:rPr>
+      <w:rFonts w:ascii="Source Sans 3" w:cs="Source Sans 3" w:eastAsia="Source Sans 3" w:hAnsi="Source Sans 3"/>
+      <w:sz w:val="20"/>
+      <w:szCs w:val="20"/>
+      <w:color w:val="7c7c7c"/>
+    </w:rPr>
   </w:style>
   <w:style w:customStyle="1" w:styleId="cf01" w:type="character">
     <w:name w:val="cf01"/>
@@ -7305,16 +7639,19 @@
     <w:qFormat/>
     <w:rsid w:val="00861429"/>
     <w:pPr>
-      <w:spacing w:after="0"/>
+      <w:spacing w:after="60" w:before="240"/>
       <w:jc w:val="center"/>
       <w:keepNext/>
     </w:pPr>
     <w:rPr>
-      <w:rFonts w:cs="Times New Roman" w:eastAsia="Times New Roman"/>
       <w:b/>
       <w:bCs/>
+      <w:rFonts w:ascii="Source Sans 3" w:cs="Source Sans 3" w:eastAsia="Source Sans 3" w:hAnsi="Source Sans 3"/>
       <w:kern w:val="0"/>
       <w14:ligatures w14:val="none"/>
+      <w:sz w:val="22"/>
+      <w:szCs w:val="22"/>
+      <w:color w:val="333333"/>
     </w:rPr>
   </w:style>
   <w:style w:customStyle="1" w:styleId="FigureTitleChar" w:type="character">
@@ -7323,12 +7660,18 @@
     <w:link w:val="FigureTitle"/>
     <w:rsid w:val="00861429"/>
     <w:rPr>
-      <w:rFonts w:ascii="Garamond" w:cs="Times New Roman" w:eastAsia="Times New Roman" w:hAnsi="Garamond"/>
       <w:b/>
       <w:bCs/>
+      <w:rFonts w:ascii="Source Sans 3" w:cs="Source Sans 3" w:eastAsia="Source Sans 3" w:hAnsi="Source Sans 3"/>
       <w:kern w:val="0"/>
       <w14:ligatures w14:val="none"/>
-    </w:rPr>
+      <w:sz w:val="22"/>
+      <w:szCs w:val="22"/>
+      <w:color w:val="333333"/>
+    </w:rPr>
+    <w:pPr>
+      <w:spacing w:after="60" w:before="240"/>
+    </w:pPr>
   </w:style>
   <w:style w:customStyle="1" w:styleId="FigureImage" w:type="paragraph">
     <w:name w:val="Figure Image"/>
@@ -7345,14 +7688,15 @@
     <w:basedOn w:val="Normal"/>
     <w:qFormat/>
     <w:pPr>
-      <w:jc w:val="center"/>
-      <w:spacing w:after="240" w:before="80"/>
+      <w:spacing w:after="240" w:before="60"/>
     </w:pPr>
     <w:rPr>
       <w:i/>
       <w:iCs/>
-      <w:sz w:val="20"/>
-      <w:szCs w:val="20"/>
+      <w:rFonts w:ascii="JetBrains Mono" w:cs="JetBrains Mono" w:eastAsia="JetBrains Mono" w:hAnsi="JetBrains Mono"/>
+      <w:sz w:val="17"/>
+      <w:szCs w:val="17"/>
+      <w:color w:val="7c7c7c"/>
     </w:rPr>
   </w:style>
   <w:style w:styleId="Table" w:type="table">
@@ -7612,150 +7956,60 @@
 </file>
 
 <file path=word/theme/theme1.xml><?xml version="1.0" encoding="utf-8"?>
-<a:theme xmlns:a="http://schemas.openxmlformats.org/drawingml/2006/main" name="Office Theme">
+<a:theme xmlns:a="http://schemas.openxmlformats.org/drawingml/2006/main" name="Growth Lab">
   <a:themeElements>
-    <a:clrScheme name="Office">
+    <a:clrScheme name="Growth Lab">
       <a:dk1>
-        <a:sysClr val="windowText" lastClr="000000"/>
+        <a:sysClr val="windowText" lastClr="333333"/>
       </a:dk1>
       <a:lt1>
         <a:sysClr val="window" lastClr="FFFFFF"/>
       </a:lt1>
       <a:dk2>
-        <a:srgbClr val="0E2841"/>
+        <a:srgbClr val="266798"/>
       </a:dk2>
       <a:lt2>
-        <a:srgbClr val="E8E8E8"/>
+        <a:srgbClr val="F3F3F3"/>
       </a:lt2>
       <a:accent1>
-        <a:srgbClr val="156082"/>
+        <a:srgbClr val="266798"/>
       </a:accent1>
       <a:accent2>
-        <a:srgbClr val="E97132"/>
+        <a:srgbClr val="C64646"/>
       </a:accent2>
       <a:accent3>
-        <a:srgbClr val="196B24"/>
+        <a:srgbClr val="36B250"/>
       </a:accent3>
       <a:accent4>
-        <a:srgbClr val="0F9ED5"/>
+        <a:srgbClr val="EAC218"/>
       </a:accent4>
       <a:accent5>
-        <a:srgbClr val="A02B93"/>
+        <a:srgbClr val="D1852A"/>
       </a:accent5>
       <a:accent6>
-        <a:srgbClr val="4EA72E"/>
+        <a:srgbClr val="52E2DE"/>
       </a:accent6>
       <a:hlink>
-        <a:srgbClr val="467886"/>
+        <a:srgbClr val="266798"/>
       </a:hlink>
       <a:folHlink>
-        <a:srgbClr val="96607D"/>
+        <a:srgbClr val="7c7c7c"/>
       </a:folHlink>
     </a:clrScheme>
-    <a:fontScheme name="Office">
+    <a:fontScheme name="Growth Lab">
       <a:majorFont>
-        <a:latin typeface="Aptos Display" panose="02110004020202020204"/>
+        <a:latin typeface="Source Sans 3"/>
         <a:ea typeface=""/>
         <a:cs typeface=""/>
-        <a:font script="Jpan" typeface="游ゴシック Light"/>
-        <a:font script="Hang" typeface="맑은 고딕"/>
-        <a:font script="Hans" typeface="等线 Light"/>
-        <a:font script="Hant" typeface="新細明體"/>
-        <a:font script="Arab" typeface="Times New Roman"/>
-        <a:font script="Hebr" typeface="Times New Roman"/>
-        <a:font script="Thai" typeface="Angsana New"/>
-        <a:font script="Ethi" typeface="Nyala"/>
-        <a:font script="Beng" typeface="Vrinda"/>
-        <a:font script="Gujr" typeface="Shruti"/>
-        <a:font script="Khmr" typeface="MoolBoran"/>
-        <a:font script="Knda" typeface="Tunga"/>
-        <a:font script="Guru" typeface="Raavi"/>
-        <a:font script="Cans" typeface="Euphemia"/>
-        <a:font script="Cher" typeface="Plantagenet Cherokee"/>
-        <a:font script="Yiii" typeface="Microsoft Yi Baiti"/>
-        <a:font script="Tibt" typeface="Microsoft Himalaya"/>
-        <a:font script="Thaa" typeface="MV Boli"/>
-        <a:font script="Deva" typeface="Mangal"/>
-        <a:font script="Telu" typeface="Gautami"/>
-        <a:font script="Taml" typeface="Latha"/>
-        <a:font script="Syrc" typeface="Estrangelo Edessa"/>
-        <a:font script="Orya" typeface="Kalinga"/>
-        <a:font script="Mlym" typeface="Kartika"/>
-        <a:font script="Laoo" typeface="DokChampa"/>
-        <a:font script="Sinh" typeface="Iskoola Pota"/>
-        <a:font script="Mong" typeface="Mongolian Baiti"/>
-        <a:font script="Viet" typeface="Times New Roman"/>
-        <a:font script="Uigh" typeface="Microsoft Uighur"/>
-        <a:font script="Geor" typeface="Sylfaen"/>
-        <a:font script="Armn" typeface="Arial"/>
-        <a:font script="Bugi" typeface="Leelawadee UI"/>
-        <a:font script="Bopo" typeface="Microsoft JhengHei"/>
-        <a:font script="Java" typeface="Javanese Text"/>
-        <a:font script="Lisu" typeface="Segoe UI"/>
-        <a:font script="Mymr" typeface="Myanmar Text"/>
-        <a:font script="Nkoo" typeface="Ebrima"/>
-        <a:font script="Olck" typeface="Nirmala UI"/>
-        <a:font script="Osma" typeface="Ebrima"/>
-        <a:font script="Phag" typeface="Phagspa"/>
-        <a:font script="Syrn" typeface="Estrangelo Edessa"/>
-        <a:font script="Syrj" typeface="Estrangelo Edessa"/>
-        <a:font script="Syre" typeface="Estrangelo Edessa"/>
-        <a:font script="Sora" typeface="Nirmala UI"/>
-        <a:font script="Tale" typeface="Microsoft Tai Le"/>
-        <a:font script="Talu" typeface="Microsoft New Tai Lue"/>
-        <a:font script="Tfng" typeface="Ebrima"/>
+        <a:font script="Arab" typeface="Arial"/>
+        <a:font script="Hebr" typeface="Arial"/>
       </a:majorFont>
       <a:minorFont>
-        <a:latin typeface="Aptos" panose="02110004020202020204"/>
+        <a:latin typeface="Source Sans 3"/>
         <a:ea typeface=""/>
         <a:cs typeface=""/>
-        <a:font script="Jpan" typeface="游ゴシック"/>
-        <a:font script="Hang" typeface="맑은 고딕"/>
-        <a:font script="Hans" typeface="等线"/>
-        <a:font script="Hant" typeface="新細明體"/>
         <a:font script="Arab" typeface="Arial"/>
         <a:font script="Hebr" typeface="Arial"/>
-        <a:font script="Thai" typeface="Cordia New"/>
-        <a:font script="Ethi" typeface="Nyala"/>
-        <a:font script="Beng" typeface="Vrinda"/>
-        <a:font script="Gujr" typeface="Shruti"/>
-        <a:font script="Khmr" typeface="DaunPenh"/>
-        <a:font script="Knda" typeface="Tunga"/>
-        <a:font script="Guru" typeface="Raavi"/>
-        <a:font script="Cans" typeface="Euphemia"/>
-        <a:font script="Cher" typeface="Plantagenet Cherokee"/>
-        <a:font script="Yiii" typeface="Microsoft Yi Baiti"/>
-        <a:font script="Tibt" typeface="Microsoft Himalaya"/>
-        <a:font script="Thaa" typeface="MV Boli"/>
-        <a:font script="Deva" typeface="Mangal"/>
-        <a:font script="Telu" typeface="Gautami"/>
-        <a:font script="Taml" typeface="Latha"/>
-        <a:font script="Syrc" typeface="Estrangelo Edessa"/>
-        <a:font script="Orya" typeface="Kalinga"/>
-        <a:font script="Mlym" typeface="Kartika"/>
-        <a:font script="Laoo" typeface="DokChampa"/>
-        <a:font script="Sinh" typeface="Iskoola Pota"/>
-        <a:font script="Mong" typeface="Mongolian Baiti"/>
-        <a:font script="Viet" typeface="Arial"/>
-        <a:font script="Uigh" typeface="Microsoft Uighur"/>
-        <a:font script="Geor" typeface="Sylfaen"/>
-        <a:font script="Armn" typeface="Arial"/>
-        <a:font script="Bugi" typeface="Leelawadee UI"/>
-        <a:font script="Bopo" typeface="Microsoft JhengHei"/>
-        <a:font script="Java" typeface="Javanese Text"/>
-        <a:font script="Lisu" typeface="Segoe UI"/>
-        <a:font script="Mymr" typeface="Myanmar Text"/>
-        <a:font script="Nkoo" typeface="Ebrima"/>
-        <a:font script="Olck" typeface="Nirmala UI"/>
-        <a:font script="Osma" typeface="Ebrima"/>
-        <a:font script="Phag" typeface="Phagspa"/>
-        <a:font script="Syrn" typeface="Estrangelo Edessa"/>
-        <a:font script="Syrj" typeface="Estrangelo Edessa"/>
-        <a:font script="Syre" typeface="Estrangelo Edessa"/>
-        <a:font script="Sora" typeface="Nirmala UI"/>
-        <a:font script="Tale" typeface="Microsoft Tai Le"/>
-        <a:font script="Talu" typeface="Microsoft New Tai Lue"/>
-        <a:font script="Tfng" typeface="Ebrima"/>
       </a:minorFont>
     </a:fontScheme>
     <a:fmtScheme name="Office">
@@ -7763,58 +8017,12 @@
         <a:solidFill>
           <a:schemeClr val="phClr"/>
         </a:solidFill>
-        <a:gradFill rotWithShape="1">
-          <a:gsLst>
-            <a:gs pos="0">
-              <a:schemeClr val="phClr">
-                <a:lumMod val="110000"/>
-                <a:satMod val="105000"/>
-                <a:tint val="67000"/>
-              </a:schemeClr>
-            </a:gs>
-            <a:gs pos="50000">
-              <a:schemeClr val="phClr">
-                <a:lumMod val="105000"/>
-                <a:satMod val="103000"/>
-                <a:tint val="73000"/>
-              </a:schemeClr>
-            </a:gs>
-            <a:gs pos="100000">
-              <a:schemeClr val="phClr">
-                <a:lumMod val="105000"/>
-                <a:satMod val="109000"/>
-                <a:tint val="81000"/>
-              </a:schemeClr>
-            </a:gs>
-          </a:gsLst>
-          <a:lin ang="5400000" scaled="0"/>
-        </a:gradFill>
-        <a:gradFill rotWithShape="1">
-          <a:gsLst>
-            <a:gs pos="0">
-              <a:schemeClr val="phClr">
-                <a:satMod val="103000"/>
-                <a:lumMod val="102000"/>
-                <a:tint val="94000"/>
-              </a:schemeClr>
-            </a:gs>
-            <a:gs pos="50000">
-              <a:schemeClr val="phClr">
-                <a:satMod val="110000"/>
-                <a:lumMod val="100000"/>
-                <a:shade val="100000"/>
-              </a:schemeClr>
-            </a:gs>
-            <a:gs pos="100000">
-              <a:schemeClr val="phClr">
-                <a:lumMod val="99000"/>
-                <a:satMod val="120000"/>
-                <a:shade val="78000"/>
-              </a:schemeClr>
-            </a:gs>
-          </a:gsLst>
-          <a:lin ang="5400000" scaled="0"/>
-        </a:gradFill>
+        <a:solidFill>
+          <a:schemeClr val="phClr"/>
+        </a:solidFill>
+        <a:solidFill>
+          <a:schemeClr val="phClr"/>
+        </a:solidFill>
       </a:fillStyleLst>
       <a:lnStyleLst>
         <a:ln w="6350" cap="flat" cmpd="sng" algn="ctr">
@@ -7822,21 +8030,18 @@
             <a:schemeClr val="phClr"/>
           </a:solidFill>
           <a:prstDash val="solid"/>
-          <a:miter lim="800000"/>
         </a:ln>
         <a:ln w="12700" cap="flat" cmpd="sng" algn="ctr">
           <a:solidFill>
             <a:schemeClr val="phClr"/>
           </a:solidFill>
           <a:prstDash val="solid"/>
-          <a:miter lim="800000"/>
         </a:ln>
         <a:ln w="19050" cap="flat" cmpd="sng" algn="ctr">
           <a:solidFill>
             <a:schemeClr val="phClr"/>
           </a:solidFill>
           <a:prstDash val="solid"/>
-          <a:miter lim="800000"/>
         </a:ln>
       </a:lnStyleLst>
       <a:effectStyleLst>
@@ -7847,13 +8052,7 @@
           <a:effectLst/>
         </a:effectStyle>
         <a:effectStyle>
-          <a:effectLst>
-            <a:outerShdw blurRad="57150" dist="19050" dir="5400000" algn="ctr" rotWithShape="0">
-              <a:srgbClr val="000000">
-                <a:alpha val="63000"/>
-              </a:srgbClr>
-            </a:outerShdw>
-          </a:effectLst>
+          <a:effectLst/>
         </a:effectStyle>
       </a:effectStyleLst>
       <a:bgFillStyleLst>
@@ -7861,47 +8060,15 @@
           <a:schemeClr val="phClr"/>
         </a:solidFill>
         <a:solidFill>
-          <a:schemeClr val="phClr">
-            <a:tint val="95000"/>
-            <a:satMod val="170000"/>
-          </a:schemeClr>
+          <a:schemeClr val="phClr"/>
         </a:solidFill>
-        <a:gradFill rotWithShape="1">
-          <a:gsLst>
-            <a:gs pos="0">
-              <a:schemeClr val="phClr">
-                <a:tint val="93000"/>
-                <a:satMod val="150000"/>
-                <a:shade val="98000"/>
-                <a:lumMod val="102000"/>
-              </a:schemeClr>
-            </a:gs>
-            <a:gs pos="50000">
-              <a:schemeClr val="phClr">
-                <a:tint val="98000"/>
-                <a:satMod val="130000"/>
-                <a:shade val="90000"/>
-                <a:lumMod val="103000"/>
-              </a:schemeClr>
-            </a:gs>
-            <a:gs pos="100000">
-              <a:schemeClr val="phClr">
-                <a:shade val="63000"/>
-                <a:satMod val="120000"/>
-              </a:schemeClr>
-            </a:gs>
-          </a:gsLst>
-          <a:lin ang="5400000" scaled="0"/>
-        </a:gradFill>
+        <a:solidFill>
+          <a:schemeClr val="phClr"/>
+        </a:solidFill>
       </a:bgFillStyleLst>
     </a:fmtScheme>
   </a:themeElements>
   <a:objectDefaults/>
   <a:extraClrSchemeLst/>
-  <a:extLst>
-    <a:ext uri="{05A4C25C-085E-4340-85A3-A5531E510DB2}">
-      <thm15:themeFamily xmlns:thm15="http://schemas.microsoft.com/office/thememl/2012/main" name="Office Theme" id="{62F939B6-93AF-4DB8-9C6B-D6C7DFDC589F}" vid="{4A3C46E8-61CC-4603-A589-7422A47A8E4A}"/>
-    </a:ext>
-  </a:extLst>
 </a:theme>
 </file>
--- a/playground/demo-report.docx
+++ b/playground/demo-report.docx
@@ -91,7 +91,7 @@
         <w:tblW w:w="5000" w:type="pct"/>
         <w:tblBorders>
           <w:top w:val="none" w:sz="0" w:space="0" w:color="auto"/>
-          <w:left w:val="single" w:sz="24" w:space="0" w:color="266798"/>
+          <w:left w:val="single" w:sz="24" w:space="0" w:color="1A5A8E"/>
           <w:bottom w:val="none" w:sz="0" w:space="0" w:color="auto"/>
           <w:right w:val="none" w:sz="0" w:space="0" w:color="auto"/>
         </w:tblBorders>
@@ -108,7 +108,7 @@
       <w:tr>
         <w:tc>
           <w:tcPr>
-            <w:shd w:val="clear" w:color="auto" w:fill="F3F3F3"/>
+            <w:shd w:val="clear" w:color="auto" w:fill="F4F1EA"/>
           </w:tcPr>
           <w:p>
             <w:pPr>
@@ -116,10 +116,14 @@
             </w:pPr>
             <w:r>
               <w:rPr>
-                <w:rFonts w:ascii="Source Sans 3" w:hAnsi="Source Sans 3"/>
+                <w:rFonts w:ascii="Inter" w:hAnsi="Inter"/>
                 <w:b/>
                 <w:bCs/>
-                <w:color w:val="266798"/>
+                <w:caps/>
+                <w:color w:val="1A5A8E"/>
+                <w:spacing w:val="31"/>
+                <w:sz w:val="22"/>
+                <w:szCs w:val="22"/>
               </w:rPr>
               <w:t xml:space="preserve">Key Finding</w:t>
             </w:r>
@@ -408,10 +412,26 @@
     </w:p>
     <w:p>
       <w:pPr>
+        <w:pStyle w:val="FigureLabel"/>
+      </w:pPr>
+      <w:r>
+        <w:t xml:space="preserve">Figure 1</w:t>
+      </w:r>
+    </w:p>
+    <w:p>
+      <w:pPr>
         <w:pStyle w:val="FigureTitle"/>
       </w:pPr>
       <w:r>
-        <w:t xml:space="preserve">Figure 1: Reserves repeatedly fall below the three-month import threshold. // Foreign exchange reserves in months of imports, Pakistan</w:t>
+        <w:t xml:space="preserve">Reserves repeatedly fall below the three-month import threshold.</w:t>
+      </w:r>
+    </w:p>
+    <w:p>
+      <w:pPr>
+        <w:pStyle w:val="FigureSubtitle"/>
+      </w:pPr>
+      <w:r>
+        <w:t xml:space="preserve">Foreign exchange reserves in months of imports, Pakistan</w:t>
       </w:r>
     </w:p>
     <w:p>
@@ -544,10 +564,26 @@
     </w:p>
     <w:p>
       <w:pPr>
+        <w:pStyle w:val="FigureLabel"/>
+      </w:pPr>
+      <w:r>
+        <w:t xml:space="preserve">Figure 2</w:t>
+      </w:r>
+    </w:p>
+    <w:p>
+      <w:pPr>
         <w:pStyle w:val="FigureTitle"/>
       </w:pPr>
       <w:r>
-        <w:t xml:space="preserve">Figure 2: Faster growth comes with a worsening current account. // Annual GDP per capita growth vs. change in the current account balance, Pakistan</w:t>
+        <w:t xml:space="preserve">Faster growth comes with a worsening current account.</w:t>
+      </w:r>
+    </w:p>
+    <w:p>
+      <w:pPr>
+        <w:pStyle w:val="FigureSubtitle"/>
+      </w:pPr>
+      <w:r>
+        <w:t xml:space="preserve">Annual GDP per capita growth vs. change in the current account balance, Pakistan</w:t>
       </w:r>
     </w:p>
     <w:p>
@@ -610,7 +646,7 @@
         <w:tblW w:w="5000" w:type="pct"/>
         <w:tblBorders>
           <w:top w:val="none" w:sz="0" w:space="0" w:color="auto"/>
-          <w:left w:val="single" w:sz="24" w:space="0" w:color="266798"/>
+          <w:left w:val="single" w:sz="24" w:space="0" w:color="1A5A8E"/>
           <w:bottom w:val="none" w:sz="0" w:space="0" w:color="auto"/>
           <w:right w:val="none" w:sz="0" w:space="0" w:color="auto"/>
         </w:tblBorders>
@@ -627,7 +663,7 @@
       <w:tr>
         <w:tc>
           <w:tcPr>
-            <w:shd w:val="clear" w:color="auto" w:fill="F3F3F3"/>
+            <w:shd w:val="clear" w:color="auto" w:fill="F4F1EA"/>
           </w:tcPr>
           <w:p>
             <w:pPr>
@@ -635,10 +671,14 @@
             </w:pPr>
             <w:r>
               <w:rPr>
-                <w:rFonts w:ascii="Source Sans 3" w:hAnsi="Source Sans 3"/>
+                <w:rFonts w:ascii="Inter" w:hAnsi="Inter"/>
                 <w:b/>
                 <w:bCs/>
-                <w:color w:val="266798"/>
+                <w:caps/>
+                <w:color w:val="1A5A8E"/>
+                <w:spacing w:val="31"/>
+                <w:sz w:val="22"/>
+                <w:szCs w:val="22"/>
               </w:rPr>
               <w:t xml:space="preserve">Two Perspectives on the Speed Limit</w:t>
             </w:r>
@@ -1166,10 +1206,26 @@
     </w:p>
     <w:p>
       <w:pPr>
+        <w:pStyle w:val="FigureLabel"/>
+      </w:pPr>
+      <w:r>
+        <w:t xml:space="preserve">Figure 3</w:t>
+      </w:r>
+    </w:p>
+    <w:p>
+      <w:pPr>
         <w:pStyle w:val="FigureTitle"/>
       </w:pPr>
       <w:r>
-        <w:t xml:space="preserve">Figure 3: The fiscal balance drives the current account. // Current account decomposed into fiscal and private components, percent of GDP</w:t>
+        <w:t xml:space="preserve">The fiscal balance drives the current account.</w:t>
+      </w:r>
+    </w:p>
+    <w:p>
+      <w:pPr>
+        <w:pStyle w:val="FigureSubtitle"/>
+      </w:pPr>
+      <w:r>
+        <w:t xml:space="preserve">Current account decomposed into fiscal and private components, percent of GDP</w:t>
       </w:r>
     </w:p>
     <w:p>
@@ -1256,10 +1312,26 @@
     </w:p>
     <w:p>
       <w:pPr>
+        <w:pStyle w:val="FigureLabel"/>
+      </w:pPr>
+      <w:r>
+        <w:t xml:space="preserve">Figure 4</w:t>
+      </w:r>
+    </w:p>
+    <w:p>
+      <w:pPr>
         <w:pStyle w:val="FigureTitle"/>
       </w:pPr>
       <w:r>
-        <w:t xml:space="preserve">Figure 4: Financing the deficit drains foreign assets. // State Bank of Pakistan balance sheet, percent of GDP</w:t>
+        <w:t xml:space="preserve">Financing the deficit drains foreign assets.</w:t>
+      </w:r>
+    </w:p>
+    <w:p>
+      <w:pPr>
+        <w:pStyle w:val="FigureSubtitle"/>
+      </w:pPr>
+      <w:r>
+        <w:t xml:space="preserve">State Bank of Pakistan balance sheet, percent of GDP</w:t>
       </w:r>
     </w:p>
     <w:p>
@@ -1346,10 +1418,26 @@
     </w:p>
     <w:p>
       <w:pPr>
+        <w:pStyle w:val="FigureLabel"/>
+      </w:pPr>
+      <w:r>
+        <w:t xml:space="preserve">Figure 5</w:t>
+      </w:r>
+    </w:p>
+    <w:p>
+      <w:pPr>
         <w:pStyle w:val="FigureTitle"/>
       </w:pPr>
       <w:r>
-        <w:t xml:space="preserve">Figure 5: Pakistan’s spending is in line with its peers. // Government expenditure, percent of GDP, Pakistan vs. the comparator distribution</w:t>
+        <w:t xml:space="preserve">Pakistan’s spending is in line with its peers.</w:t>
+      </w:r>
+    </w:p>
+    <w:p>
+      <w:pPr>
+        <w:pStyle w:val="FigureSubtitle"/>
+      </w:pPr>
+      <w:r>
+        <w:t xml:space="preserve">Government expenditure, percent of GDP, Pakistan vs. the comparator distribution</w:t>
       </w:r>
     </w:p>
     <w:p>
@@ -1409,10 +1497,26 @@
     </w:p>
     <w:p>
       <w:pPr>
+        <w:pStyle w:val="FigureLabel"/>
+      </w:pPr>
+      <w:r>
+        <w:t xml:space="preserve">Figure 6</w:t>
+      </w:r>
+    </w:p>
+    <w:p>
+      <w:pPr>
         <w:pStyle w:val="FigureTitle"/>
       </w:pPr>
       <w:r>
-        <w:t xml:space="preserve">Figure 6: But it collects far less revenue than they do. // Government revenue, percent of GDP, Pakistan vs. the comparator distribution</w:t>
+        <w:t xml:space="preserve">But it collects far less revenue than they do.</w:t>
+      </w:r>
+    </w:p>
+    <w:p>
+      <w:pPr>
+        <w:pStyle w:val="FigureSubtitle"/>
+      </w:pPr>
+      <w:r>
+        <w:t xml:space="preserve">Government revenue, percent of GDP, Pakistan vs. the comparator distribution</w:t>
       </w:r>
     </w:p>
     <w:p>
@@ -1499,10 +1603,26 @@
     </w:p>
     <w:p>
       <w:pPr>
+        <w:pStyle w:val="FigureLabel"/>
+      </w:pPr>
+      <w:r>
+        <w:t xml:space="preserve">Figure 7</w:t>
+      </w:r>
+    </w:p>
+    <w:p>
+      <w:pPr>
         <w:pStyle w:val="FigureTitle"/>
       </w:pPr>
       <w:r>
-        <w:t xml:space="preserve">Figure 7: Pakistan leans more on trade taxes than its peers. // Tax revenue by source, percent of GDP, Pakistan vs. comparators</w:t>
+        <w:t xml:space="preserve">Pakistan leans more on trade taxes than its peers.</w:t>
+      </w:r>
+    </w:p>
+    <w:p>
+      <w:pPr>
+        <w:pStyle w:val="FigureSubtitle"/>
+      </w:pPr>
+      <w:r>
+        <w:t xml:space="preserve">Tax revenue by source, percent of GDP, Pakistan vs. comparators</w:t>
       </w:r>
     </w:p>
     <w:p>
@@ -1589,10 +1709,26 @@
     </w:p>
     <w:p>
       <w:pPr>
+        <w:pStyle w:val="FigureLabel"/>
+      </w:pPr>
+      <w:r>
+        <w:t xml:space="preserve">Figure 8</w:t>
+      </w:r>
+    </w:p>
+    <w:p>
+      <w:pPr>
         <w:pStyle w:val="FigureTitle"/>
       </w:pPr>
       <w:r>
-        <w:t xml:space="preserve">Figure 8: Government borrowing crowds out private credit. // Domestic credit to the private sector, percent of GDP, Pakistan vs. comparators</w:t>
+        <w:t xml:space="preserve">Government borrowing crowds out private credit.</w:t>
+      </w:r>
+    </w:p>
+    <w:p>
+      <w:pPr>
+        <w:pStyle w:val="FigureSubtitle"/>
+      </w:pPr>
+      <w:r>
+        <w:t xml:space="preserve">Domestic credit to the private sector, percent of GDP, Pakistan vs. comparators</w:t>
       </w:r>
     </w:p>
     <w:p>
@@ -1698,10 +1834,26 @@
     </w:p>
     <w:p>
       <w:pPr>
+        <w:pStyle w:val="FigureLabel"/>
+      </w:pPr>
+      <w:r>
+        <w:t xml:space="preserve">Figure 9</w:t>
+      </w:r>
+    </w:p>
+    <w:p>
+      <w:pPr>
         <w:pStyle w:val="FigureTitle"/>
       </w:pPr>
       <w:r>
-        <w:t xml:space="preserve">Figure 9: Exports per capita have fallen since their 2011 peak. // Goods and services exports per capita by sector, constant 2023 USD</w:t>
+        <w:t xml:space="preserve">Exports per capita have fallen since their 2011 peak.</w:t>
+      </w:r>
+    </w:p>
+    <w:p>
+      <w:pPr>
+        <w:pStyle w:val="FigureSubtitle"/>
+      </w:pPr>
+      <w:r>
+        <w:t xml:space="preserve">Goods and services exports per capita by sector, constant 2023 USD</w:t>
       </w:r>
     </w:p>
     <w:p>
@@ -1788,10 +1940,26 @@
     </w:p>
     <w:p>
       <w:pPr>
+        <w:pStyle w:val="FigureLabel"/>
+      </w:pPr>
+      <w:r>
+        <w:t xml:space="preserve">Figure 10</w:t>
+      </w:r>
+    </w:p>
+    <w:p>
+      <w:pPr>
         <w:pStyle w:val="FigureTitle"/>
       </w:pPr>
       <w:r>
-        <w:t xml:space="preserve">Figure 10: The decline is concentrated in textiles. // Change in exports per capita by sector since 2011, constant USD</w:t>
+        <w:t xml:space="preserve">The decline is concentrated in textiles.</w:t>
+      </w:r>
+    </w:p>
+    <w:p>
+      <w:pPr>
+        <w:pStyle w:val="FigureSubtitle"/>
+      </w:pPr>
+      <w:r>
+        <w:t xml:space="preserve">Change in exports per capita by sector since 2011, constant USD</w:t>
       </w:r>
     </w:p>
     <w:p>
@@ -1878,10 +2046,26 @@
     </w:p>
     <w:p>
       <w:pPr>
+        <w:pStyle w:val="FigureLabel"/>
+      </w:pPr>
+      <w:r>
+        <w:t xml:space="preserve">Figure 11</w:t>
+      </w:r>
+    </w:p>
+    <w:p>
+      <w:pPr>
         <w:pStyle w:val="FigureTitle"/>
       </w:pPr>
       <w:r>
-        <w:t xml:space="preserve">Figure 11: Different sectors decline for different reasons. // Export per capita change decomposed by sector and driver</w:t>
+        <w:t xml:space="preserve">Different sectors decline for different reasons.</w:t>
+      </w:r>
+    </w:p>
+    <w:p>
+      <w:pPr>
+        <w:pStyle w:val="FigureSubtitle"/>
+      </w:pPr>
+      <w:r>
+        <w:t xml:space="preserve">Export per capita change decomposed by sector and driver</w:t>
       </w:r>
     </w:p>
     <w:p>
@@ -1968,10 +2152,26 @@
     </w:p>
     <w:p>
       <w:pPr>
+        <w:pStyle w:val="FigureLabel"/>
+      </w:pPr>
+      <w:r>
+        <w:t xml:space="preserve">Figure 12</w:t>
+      </w:r>
+    </w:p>
+    <w:p>
+      <w:pPr>
         <w:pStyle w:val="FigureTitle"/>
       </w:pPr>
       <w:r>
-        <w:t xml:space="preserve">Figure 12: Remittances have masked the export decline. // Exports and remittances per capita, constant 2023 USD</w:t>
+        <w:t xml:space="preserve">Remittances have masked the export decline.</w:t>
+      </w:r>
+    </w:p>
+    <w:p>
+      <w:pPr>
+        <w:pStyle w:val="FigureSubtitle"/>
+      </w:pPr>
+      <w:r>
+        <w:t xml:space="preserve">Exports and remittances per capita, constant 2023 USD</w:t>
       </w:r>
     </w:p>
     <w:p>
@@ -2077,10 +2277,26 @@
     </w:p>
     <w:p>
       <w:pPr>
+        <w:pStyle w:val="FigureLabel"/>
+      </w:pPr>
+      <w:r>
+        <w:t xml:space="preserve">Figure 13</w:t>
+      </w:r>
+    </w:p>
+    <w:p>
+      <w:pPr>
         <w:pStyle w:val="FigureTitle"/>
       </w:pPr>
       <w:r>
-        <w:t xml:space="preserve">Figure 13: In absolute terms, Pakistan imports little energy. // Energy imports per capita vs. GDP per capita</w:t>
+        <w:t xml:space="preserve">In absolute terms, Pakistan imports little energy.</w:t>
+      </w:r>
+    </w:p>
+    <w:p>
+      <w:pPr>
+        <w:pStyle w:val="FigureSubtitle"/>
+      </w:pPr>
+      <w:r>
+        <w:t xml:space="preserve">Energy imports per capita vs. GDP per capita</w:t>
       </w:r>
     </w:p>
     <w:p>
@@ -2167,10 +2383,26 @@
     </w:p>
     <w:p>
       <w:pPr>
+        <w:pStyle w:val="FigureLabel"/>
+      </w:pPr>
+      <w:r>
+        <w:t xml:space="preserve">Figure 14</w:t>
+      </w:r>
+    </w:p>
+    <w:p>
+      <w:pPr>
         <w:pStyle w:val="FigureTitle"/>
       </w:pPr>
       <w:r>
-        <w:t xml:space="preserve">Figure 14: But fuel consumes an outsized share of export earnings. // Fuel imports as a share of exports vs. GDP per capita</w:t>
+        <w:t xml:space="preserve">But fuel consumes an outsized share of export earnings.</w:t>
+      </w:r>
+    </w:p>
+    <w:p>
+      <w:pPr>
+        <w:pStyle w:val="FigureSubtitle"/>
+      </w:pPr>
+      <w:r>
+        <w:t xml:space="preserve">Fuel imports as a share of exports vs. GDP per capita</w:t>
       </w:r>
     </w:p>
     <w:p>
@@ -2257,10 +2489,26 @@
     </w:p>
     <w:p>
       <w:pPr>
+        <w:pStyle w:val="FigureLabel"/>
+      </w:pPr>
+      <w:r>
+        <w:t xml:space="preserve">Figure 15</w:t>
+      </w:r>
+    </w:p>
+    <w:p>
+      <w:pPr>
         <w:pStyle w:val="FigureTitle"/>
       </w:pPr>
       <w:r>
-        <w:t xml:space="preserve">Figure 15: Pakistan’s electricity is heavily fossil-dependent. // Fossil share of electricity generation, Pakistan vs. peers, percent</w:t>
+        <w:t xml:space="preserve">Pakistan’s electricity is heavily fossil-dependent.</w:t>
+      </w:r>
+    </w:p>
+    <w:p>
+      <w:pPr>
+        <w:pStyle w:val="FigureSubtitle"/>
+      </w:pPr>
+      <w:r>
+        <w:t xml:space="preserve">Fossil share of electricity generation, Pakistan vs. peers, percent</w:t>
       </w:r>
     </w:p>
     <w:p>
@@ -2320,10 +2568,26 @@
     </w:p>
     <w:p>
       <w:pPr>
+        <w:pStyle w:val="FigureLabel"/>
+      </w:pPr>
+      <w:r>
+        <w:t xml:space="preserve">Figure 16</w:t>
+      </w:r>
+    </w:p>
+    <w:p>
+      <w:pPr>
         <w:pStyle w:val="FigureTitle"/>
       </w:pPr>
       <w:r>
-        <w:t xml:space="preserve">Figure 16: Yet electricity prices are among the highest for its income. // Electricity price vs. GDP per capita</w:t>
+        <w:t xml:space="preserve">Yet electricity prices are among the highest for its income.</w:t>
+      </w:r>
+    </w:p>
+    <w:p>
+      <w:pPr>
+        <w:pStyle w:val="FigureSubtitle"/>
+      </w:pPr>
+      <w:r>
+        <w:t xml:space="preserve">Electricity price vs. GDP per capita</w:t>
       </w:r>
     </w:p>
     <w:p>
@@ -2411,10 +2675,26 @@
     </w:p>
     <w:p>
       <w:pPr>
+        <w:pStyle w:val="FigureLabel"/>
+      </w:pPr>
+      <w:r>
+        <w:t xml:space="preserve">Figure 17</w:t>
+      </w:r>
+    </w:p>
+    <w:p>
+      <w:pPr>
         <w:pStyle w:val="FigureTitle"/>
       </w:pPr>
       <w:r>
-        <w:t xml:space="preserve">Figure 17: External debt is rising against shrinking exports. // External debt as a share of exports, Pakistan vs. peers, percent</w:t>
+        <w:t xml:space="preserve">External debt is rising against shrinking exports.</w:t>
+      </w:r>
+    </w:p>
+    <w:p>
+      <w:pPr>
+        <w:pStyle w:val="FigureSubtitle"/>
+      </w:pPr>
+      <w:r>
+        <w:t xml:space="preserve">External debt as a share of exports, Pakistan vs. peers, percent</w:t>
       </w:r>
     </w:p>
     <w:p>
@@ -2474,10 +2754,26 @@
     </w:p>
     <w:p>
       <w:pPr>
+        <w:pStyle w:val="FigureLabel"/>
+      </w:pPr>
+      <w:r>
+        <w:t xml:space="preserve">Figure 18</w:t>
+      </w:r>
+    </w:p>
+    <w:p>
+      <w:pPr>
         <w:pStyle w:val="FigureTitle"/>
       </w:pPr>
       <w:r>
-        <w:t xml:space="preserve">Figure 18: Interest now consumes a growing share of revenue. // Interest expense as a share of government revenue, Pakistan vs. peers</w:t>
+        <w:t xml:space="preserve">Interest now consumes a growing share of revenue.</w:t>
+      </w:r>
+    </w:p>
+    <w:p>
+      <w:pPr>
+        <w:pStyle w:val="FigureSubtitle"/>
+      </w:pPr>
+      <w:r>
+        <w:t xml:space="preserve">Interest expense as a share of government revenue, Pakistan vs. peers</w:t>
       </w:r>
     </w:p>
     <w:p>
@@ -2749,7 +3045,7 @@
         <w:tblW w:w="5000" w:type="pct"/>
         <w:tblBorders>
           <w:top w:val="none" w:sz="0" w:space="0" w:color="auto"/>
-          <w:left w:val="single" w:sz="24" w:space="0" w:color="266798"/>
+          <w:left w:val="single" w:sz="24" w:space="0" w:color="1A5A8E"/>
           <w:bottom w:val="none" w:sz="0" w:space="0" w:color="auto"/>
           <w:right w:val="none" w:sz="0" w:space="0" w:color="auto"/>
         </w:tblBorders>
@@ -2766,7 +3062,7 @@
       <w:tr>
         <w:tc>
           <w:tcPr>
-            <w:shd w:val="clear" w:color="auto" w:fill="F3F3F3"/>
+            <w:shd w:val="clear" w:color="auto" w:fill="F4F1EA"/>
           </w:tcPr>
           <w:p>
             <w:pPr>
@@ -2774,10 +3070,14 @@
             </w:pPr>
             <w:r>
               <w:rPr>
-                <w:rFonts w:ascii="Source Sans 3" w:hAnsi="Source Sans 3"/>
+                <w:rFonts w:ascii="Inter" w:hAnsi="Inter"/>
                 <w:b/>
                 <w:bCs/>
-                <w:color w:val="266798"/>
+                <w:caps/>
+                <w:color w:val="1A5A8E"/>
+                <w:spacing w:val="31"/>
+                <w:sz w:val="22"/>
+                <w:szCs w:val="22"/>
               </w:rPr>
               <w:t xml:space="preserve">Implementation Model</w:t>
             </w:r>
@@ -3414,7 +3714,7 @@
       <w:pPr>
         <w:spacing w:before="173" w:after="173"/>
         <w:pBdr>
-          <w:bottom w:val="single" w:sz="4" w:space="1" w:color="DCDCDC"/>
+          <w:bottom w:val="single" w:sz="4" w:space="1" w:color="DDDDDD"/>
         </w:pBdr>
       </w:pPr>
     </w:p>
@@ -3557,7 +3857,7 @@
         <w:numRestart w:val="eachSect"/>
       </w:footnotePr>
       <w:pgSz w:h="15840" w:w="12240"/>
-      <w:pgMar w:bottom="1440" w:footer="720" w:gutter="0" w:header="720" w:left="1440" w:right="1440" w:top="1440"/>
+      <w:pgMar w:bottom="1800" w:footer="720" w:gutter="0" w:header="720" w:left="1440" w:right="1440" w:top="1440"/>
       <w:cols w:space="720"/>
       <w:docGrid w:linePitch="360"/>
     </w:sectPr>
@@ -6152,19 +6452,20 @@
 </file>
 
 <file path=word/styles.xml><?xml version="1.0" encoding="utf-8"?>
-<w:styles xmlns:mc="http://schemas.openxmlformats.org/markup-compatibility/2006" xmlns:w="http://schemas.openxmlformats.org/wordprocessingml/2006/main" xmlns:w14="http://schemas.microsoft.com/office/word/2010/wordml" mc:Ignorable="w14 w15 w16se w16cid w16 w16cex w16sdtdh w16sdtfl w16du">
+<w:styles xmlns:mc="http://schemas.openxmlformats.org/markup-compatibility/2006" xmlns:w="http://schemas.openxmlformats.org/wordprocessingml/2006/main" xmlns:w14="http://schemas.microsoft.com/office/word/2010/wordml" xmlns:w15="http://schemas.microsoft.com/office/word/2012/wordml" xmlns:w16="http://schemas.microsoft.com/office/word/2018/wordml" xmlns:w16cex="http://schemas.microsoft.com/office/word/2018/wordml/cex" xmlns:w16cid="http://schemas.microsoft.com/office/word/2016/wordml/cid" xmlns:w16du="http://schemas.microsoft.com/office/word/2023/wordml/word16du" xmlns:w16sdtdh="http://schemas.microsoft.com/office/word/2020/wordml/sdtdatahash" xmlns:w16sdtfl="http://schemas.microsoft.com/office/word/2024/wordml/sdtformatlock" xmlns:w16se="http://schemas.microsoft.com/office/word/2015/wordml/symex" mc:Ignorable="w14 w15 w16se w16cid w16 w16cex w16sdtdh w16sdtfl w16du">
   <w:docDefaults>
     <w:rPrDefault>
       <w:rPr>
-        <w:rFonts w:ascii="Source Sans 3" w:cs="Source Sans 3" w:eastAsia="Source Sans 3" w:hAnsi="Source Sans 3"/>
-        <w:sz w:val="22"/>
-        <w:szCs w:val="22"/>
-        <w:color w:val="333333"/>
+        <w:rFonts w:ascii="Inter" w:cs="Inter" w:eastAsia="Inter" w:hAnsi="Inter"/>
+        <w:color w:val="2C2823"/>
+        <w:sz w:val="24"/>
+        <w:szCs w:val="24"/>
+        <w14:numSpacing w14:val="tabular"/>
       </w:rPr>
     </w:rPrDefault>
     <w:pPrDefault>
       <w:pPr>
-        <w:spacing w:after="120" w:line="300" w:lineRule="auto"/>
+        <w:spacing w:after="120" w:line="384" w:lineRule="auto"/>
         <w:jc w:val="both"/>
       </w:pPr>
     </w:pPrDefault>
@@ -6552,14 +6853,13 @@
     <w:qFormat/>
     <w:rsid w:val="00F4040D"/>
     <w:pPr>
-      <w:spacing w:after="120" w:afterAutospacing="1" w:before="100" w:beforeAutospacing="1" w:line="240" w:lineRule="auto"/>
-      <w:jc w:val="both"/>
+      <w:spacing w:after="120"/>
     </w:pPr>
     <w:rPr>
-      <w:rFonts w:ascii="Source Sans 3" w:cs="Source Sans 3" w:eastAsia="Source Sans 3" w:hAnsi="Source Sans 3"/>
-      <w:sz w:val="22"/>
-      <w:szCs w:val="22"/>
-      <w:color w:val="333333"/>
+      <w:rFonts w:ascii="Inter" w:cs="Inter" w:eastAsia="Inter" w:hAnsi="Inter"/>
+      <w:color w:val="2C2823"/>
+      <w:sz w:val="24"/>
+      <w:szCs w:val="24"/>
     </w:rPr>
   </w:style>
   <w:style w:styleId="Heading1" w:type="paragraph">
@@ -6571,19 +6871,20 @@
     <w:qFormat/>
     <w:rsid w:val="003113FB"/>
     <w:pPr>
-      <w:pageBreakBefore/>
       <w:keepNext/>
       <w:keepLines/>
-      <w:spacing w:after="120" w:before="480"/>
+      <w:spacing w:after="160" w:before="480" w:line="259" w:lineRule="auto"/>
+      <w:jc w:val="left"/>
       <w:outlineLvl w:val="0"/>
     </w:pPr>
     <w:rPr>
+      <w:rFonts w:ascii="Source Serif 4" w:cs="Source Serif 4" w:eastAsia="Source Serif 4" w:hAnsi="Source Serif 4"/>
       <w:b/>
       <w:bCs/>
-      <w:rFonts w:ascii="Source Sans 3" w:cs="Source Sans 3" w:eastAsia="Source Sans 3" w:hAnsi="Source Sans 3"/>
-      <w:sz w:val="43"/>
-      <w:szCs w:val="43"/>
-      <w:color w:val="333333"/>
+      <w:color w:val="1A1714"/>
+      <w:spacing w:val="-12"/>
+      <w:sz w:val="68"/>
+      <w:szCs w:val="68"/>
     </w:rPr>
   </w:style>
   <w:style w:styleId="Heading2" w:type="paragraph">
@@ -6598,16 +6899,18 @@
     <w:pPr>
       <w:keepNext/>
       <w:keepLines/>
-      <w:spacing w:after="120" w:before="360"/>
+      <w:spacing w:after="160" w:before="560" w:line="288" w:lineRule="auto"/>
+      <w:jc w:val="left"/>
       <w:outlineLvl w:val="1"/>
     </w:pPr>
     <w:rPr>
+      <w:rFonts w:ascii="Source Serif 4" w:cs="Source Serif 4" w:eastAsia="Source Serif 4" w:hAnsi="Source Serif 4"/>
       <w:b/>
       <w:bCs/>
-      <w:rFonts w:ascii="Source Sans 3" w:cs="Source Sans 3" w:eastAsia="Source Sans 3" w:hAnsi="Source Sans 3"/>
-      <w:sz w:val="34"/>
-      <w:szCs w:val="34"/>
-      <w:color w:val="333333"/>
+      <w:color w:val="1A1714"/>
+      <w:spacing w:val="-4"/>
+      <w:sz w:val="40"/>
+      <w:szCs w:val="40"/>
     </w:rPr>
   </w:style>
   <w:style w:styleId="Heading3" w:type="paragraph">
@@ -6622,16 +6925,17 @@
     <w:pPr>
       <w:keepNext/>
       <w:keepLines/>
-      <w:spacing w:after="120" w:before="240"/>
+      <w:spacing w:after="160" w:before="280" w:line="312" w:lineRule="auto"/>
+      <w:jc w:val="left"/>
       <w:outlineLvl w:val="2"/>
     </w:pPr>
     <w:rPr>
+      <w:rFonts w:ascii="Source Serif 4" w:cs="Source Serif 4" w:eastAsia="Source Serif 4" w:hAnsi="Source Serif 4"/>
       <w:b/>
       <w:bCs/>
-      <w:rFonts w:ascii="Source Sans 3" w:cs="Source Sans 3" w:eastAsia="Source Sans 3" w:hAnsi="Source Sans 3"/>
-      <w:sz w:val="28"/>
-      <w:szCs w:val="28"/>
-      <w:color w:val="333333"/>
+      <w:color w:val="1A1714"/>
+      <w:sz w:val="32"/>
+      <w:szCs w:val="32"/>
     </w:rPr>
   </w:style>
   <w:style w:styleId="Heading4" w:type="paragraph">
@@ -6647,15 +6951,16 @@
       <w:keepNext/>
       <w:keepLines/>
       <w:spacing w:after="120" w:before="240"/>
+      <w:jc w:val="left"/>
       <w:outlineLvl w:val="3"/>
     </w:pPr>
     <w:rPr>
+      <w:rFonts w:ascii="Inter" w:cs="Inter" w:eastAsia="Inter" w:hAnsi="Inter"/>
       <w:b/>
       <w:bCs/>
-      <w:rFonts w:ascii="Source Sans 3" w:cs="Source Sans 3" w:eastAsia="Source Sans 3" w:hAnsi="Source Sans 3"/>
-      <w:sz w:val="22"/>
-      <w:szCs w:val="22"/>
-      <w:color w:val="333333"/>
+      <w:color w:val="4F4A42"/>
+      <w:sz w:val="24"/>
+      <w:szCs w:val="24"/>
     </w:rPr>
   </w:style>
   <w:style w:styleId="Heading5" w:type="paragraph">
@@ -6672,13 +6977,14 @@
       <w:keepNext/>
       <w:keepLines/>
       <w:spacing w:after="120" w:before="240"/>
+      <w:jc w:val="left"/>
       <w:outlineLvl w:val="4"/>
     </w:pPr>
     <w:rPr>
-      <w:rFonts w:ascii="Source Sans 3" w:cs="Source Sans 3" w:eastAsia="Source Sans 3" w:hAnsi="Source Sans 3"/>
-      <w:sz w:val="22"/>
-      <w:szCs w:val="22"/>
-      <w:color w:val="7c7c7c"/>
+      <w:rFonts w:ascii="Inter" w:cs="Inter" w:eastAsia="Inter" w:hAnsi="Inter"/>
+      <w:color w:val="4F4A42"/>
+      <w:sz w:val="24"/>
+      <w:szCs w:val="24"/>
     </w:rPr>
   </w:style>
   <w:style w:styleId="Heading6" w:type="paragraph">
@@ -6695,15 +7001,16 @@
       <w:keepNext/>
       <w:keepLines/>
       <w:spacing w:after="120" w:before="240"/>
+      <w:jc w:val="left"/>
       <w:outlineLvl w:val="5"/>
     </w:pPr>
     <w:rPr>
+      <w:rFonts w:ascii="Inter" w:cs="Inter" w:eastAsia="Inter" w:hAnsi="Inter"/>
       <w:i/>
       <w:iCs/>
-      <w:rFonts w:ascii="Source Sans 3" w:cs="Source Sans 3" w:eastAsia="Source Sans 3" w:hAnsi="Source Sans 3"/>
-      <w:sz w:val="22"/>
-      <w:szCs w:val="22"/>
-      <w:color w:val="7c7c7c"/>
+      <w:color w:val="4F4A42"/>
+      <w:sz w:val="24"/>
+      <w:szCs w:val="24"/>
     </w:rPr>
   </w:style>
   <w:style w:styleId="Heading7" w:type="paragraph">
@@ -6716,15 +7023,13 @@
     <w:unhideWhenUsed/>
     <w:qFormat/>
     <w:rsid w:val="00B04F2E"/>
-    <w:pPr>
-      <w:keepNext/>
-      <w:keepLines/>
-      <w:spacing w:after="0" w:before="40"/>
-      <w:outlineLvl w:val="6"/>
-    </w:pPr>
-    <w:rPr>
-      <w:rFonts w:cstheme="majorBidi" w:eastAsiaTheme="majorEastAsia"/>
-      <w:color w:themeColor="text1" w:themeTint="A6" w:val="595959"/>
+    <w:rPr>
+      <w:rFonts w:ascii="Inter" w:cs="Inter" w:eastAsia="Inter" w:hAnsi="Inter"/>
+      <w:i/>
+      <w:iCs/>
+      <w:color w:val="4F4A42"/>
+      <w:sz w:val="24"/>
+      <w:szCs w:val="24"/>
     </w:rPr>
   </w:style>
   <w:style w:styleId="Heading8" w:type="paragraph">
@@ -6737,17 +7042,11 @@
     <w:unhideWhenUsed/>
     <w:qFormat/>
     <w:rsid w:val="00B04F2E"/>
-    <w:pPr>
-      <w:keepNext/>
-      <w:keepLines/>
-      <w:spacing w:after="0"/>
-      <w:outlineLvl w:val="7"/>
-    </w:pPr>
-    <w:rPr>
-      <w:rFonts w:cstheme="majorBidi" w:eastAsiaTheme="majorEastAsia"/>
-      <w:i/>
-      <w:iCs/>
-      <w:color w:themeColor="text1" w:themeTint="D8" w:val="272727"/>
+    <w:rPr>
+      <w:rFonts w:ascii="Inter" w:cs="Inter" w:eastAsia="Inter" w:hAnsi="Inter"/>
+      <w:color w:val="4F4A42"/>
+      <w:sz w:val="24"/>
+      <w:szCs w:val="24"/>
     </w:rPr>
   </w:style>
   <w:style w:styleId="Heading9" w:type="paragraph">
@@ -6760,15 +7059,11 @@
     <w:unhideWhenUsed/>
     <w:qFormat/>
     <w:rsid w:val="00B04F2E"/>
-    <w:pPr>
-      <w:keepNext/>
-      <w:keepLines/>
-      <w:spacing w:after="0"/>
-      <w:outlineLvl w:val="8"/>
-    </w:pPr>
-    <w:rPr>
-      <w:rFonts w:cstheme="majorBidi" w:eastAsiaTheme="majorEastAsia"/>
-      <w:color w:themeColor="text1" w:themeTint="D8" w:val="272727"/>
+    <w:rPr>
+      <w:rFonts w:ascii="Inter" w:cs="Inter" w:eastAsia="Inter" w:hAnsi="Inter"/>
+      <w:color w:val="4F4A42"/>
+      <w:sz w:val="24"/>
+      <w:szCs w:val="24"/>
     </w:rPr>
   </w:style>
   <w:style w:default="1" w:styleId="DefaultParagraphFont" w:type="character">
@@ -6805,16 +7100,14 @@
     <w:uiPriority w:val="9"/>
     <w:rsid w:val="003113FB"/>
     <w:rPr>
+      <w:rFonts w:ascii="Source Serif 4" w:cs="Source Serif 4" w:eastAsia="Source Serif 4" w:hAnsi="Source Serif 4"/>
       <w:b/>
       <w:bCs/>
-      <w:rFonts w:ascii="Source Sans 3" w:cs="Source Sans 3" w:eastAsia="Source Sans 3" w:hAnsi="Source Sans 3"/>
-      <w:sz w:val="43"/>
-      <w:szCs w:val="43"/>
-      <w:color w:val="333333"/>
-    </w:rPr>
-    <w:pPr>
-      <w:spacing w:after="120" w:before="480"/>
-    </w:pPr>
+      <w:color w:val="1A1714"/>
+      <w:spacing w:val="-12"/>
+      <w:sz w:val="68"/>
+      <w:szCs w:val="68"/>
+    </w:rPr>
   </w:style>
   <w:style w:customStyle="1" w:styleId="Heading2Char" w:type="character">
     <w:name w:val="Heading 2 Char"/>
@@ -6823,16 +7116,14 @@
     <w:uiPriority w:val="9"/>
     <w:rsid w:val="003113FB"/>
     <w:rPr>
+      <w:rFonts w:ascii="Source Serif 4" w:cs="Source Serif 4" w:eastAsia="Source Serif 4" w:hAnsi="Source Serif 4"/>
       <w:b/>
       <w:bCs/>
-      <w:rFonts w:ascii="Source Sans 3" w:cs="Source Sans 3" w:eastAsia="Source Sans 3" w:hAnsi="Source Sans 3"/>
-      <w:sz w:val="34"/>
-      <w:szCs w:val="34"/>
-      <w:color w:val="333333"/>
-    </w:rPr>
-    <w:pPr>
-      <w:spacing w:after="120" w:before="360"/>
-    </w:pPr>
+      <w:color w:val="1A1714"/>
+      <w:spacing w:val="-4"/>
+      <w:sz w:val="40"/>
+      <w:szCs w:val="40"/>
+    </w:rPr>
   </w:style>
   <w:style w:customStyle="1" w:styleId="Heading3Char" w:type="character">
     <w:name w:val="Heading 3 Char"/>
@@ -6841,16 +7132,13 @@
     <w:uiPriority w:val="9"/>
     <w:rsid w:val="003113FB"/>
     <w:rPr>
+      <w:rFonts w:ascii="Source Serif 4" w:cs="Source Serif 4" w:eastAsia="Source Serif 4" w:hAnsi="Source Serif 4"/>
       <w:b/>
       <w:bCs/>
-      <w:rFonts w:ascii="Source Sans 3" w:cs="Source Sans 3" w:eastAsia="Source Sans 3" w:hAnsi="Source Sans 3"/>
-      <w:sz w:val="28"/>
-      <w:szCs w:val="28"/>
-      <w:color w:val="333333"/>
-    </w:rPr>
-    <w:pPr>
-      <w:spacing w:after="120" w:before="240"/>
-    </w:pPr>
+      <w:color w:val="1A1714"/>
+      <w:sz w:val="32"/>
+      <w:szCs w:val="32"/>
+    </w:rPr>
   </w:style>
   <w:style w:customStyle="1" w:styleId="Heading4Char" w:type="character">
     <w:name w:val="Heading 4 Char"/>
@@ -6859,16 +7147,13 @@
     <w:uiPriority w:val="9"/>
     <w:rsid w:val="00B04F2E"/>
     <w:rPr>
+      <w:rFonts w:ascii="Inter" w:cs="Inter" w:eastAsia="Inter" w:hAnsi="Inter"/>
       <w:b/>
       <w:bCs/>
-      <w:rFonts w:ascii="Source Sans 3" w:cs="Source Sans 3" w:eastAsia="Source Sans 3" w:hAnsi="Source Sans 3"/>
-      <w:sz w:val="22"/>
-      <w:szCs w:val="22"/>
-      <w:color w:val="333333"/>
-    </w:rPr>
-    <w:pPr>
-      <w:spacing w:after="120" w:before="240"/>
-    </w:pPr>
+      <w:color w:val="4F4A42"/>
+      <w:sz w:val="24"/>
+      <w:szCs w:val="24"/>
+    </w:rPr>
   </w:style>
   <w:style w:customStyle="1" w:styleId="Heading5Char" w:type="character">
     <w:name w:val="Heading 5 Char"/>
@@ -6878,14 +7163,11 @@
     <w:semiHidden/>
     <w:rsid w:val="00B04F2E"/>
     <w:rPr>
-      <w:rFonts w:ascii="Source Sans 3" w:cs="Source Sans 3" w:eastAsia="Source Sans 3" w:hAnsi="Source Sans 3"/>
-      <w:sz w:val="22"/>
-      <w:szCs w:val="22"/>
-      <w:color w:val="7c7c7c"/>
-    </w:rPr>
-    <w:pPr>
-      <w:spacing w:after="120" w:before="240"/>
-    </w:pPr>
+      <w:rFonts w:ascii="Inter" w:cs="Inter" w:eastAsia="Inter" w:hAnsi="Inter"/>
+      <w:color w:val="4F4A42"/>
+      <w:sz w:val="24"/>
+      <w:szCs w:val="24"/>
+    </w:rPr>
   </w:style>
   <w:style w:customStyle="1" w:styleId="Heading6Char" w:type="character">
     <w:name w:val="Heading 6 Char"/>
@@ -6895,16 +7177,13 @@
     <w:semiHidden/>
     <w:rsid w:val="00B04F2E"/>
     <w:rPr>
+      <w:rFonts w:ascii="Inter" w:cs="Inter" w:eastAsia="Inter" w:hAnsi="Inter"/>
       <w:i/>
       <w:iCs/>
-      <w:rFonts w:ascii="Source Sans 3" w:cs="Source Sans 3" w:eastAsia="Source Sans 3" w:hAnsi="Source Sans 3"/>
-      <w:sz w:val="22"/>
-      <w:szCs w:val="22"/>
-      <w:color w:val="7c7c7c"/>
-    </w:rPr>
-    <w:pPr>
-      <w:spacing w:after="120" w:before="240"/>
-    </w:pPr>
+      <w:color w:val="4F4A42"/>
+      <w:sz w:val="24"/>
+      <w:szCs w:val="24"/>
+    </w:rPr>
   </w:style>
   <w:style w:customStyle="1" w:styleId="Heading7Char" w:type="character">
     <w:name w:val="Heading 7 Char"/>
@@ -6914,8 +7193,12 @@
     <w:semiHidden/>
     <w:rsid w:val="00B04F2E"/>
     <w:rPr>
-      <w:rFonts w:cstheme="majorBidi" w:eastAsiaTheme="majorEastAsia"/>
-      <w:color w:themeColor="text1" w:themeTint="A6" w:val="595959"/>
+      <w:rFonts w:ascii="Inter" w:cs="Inter" w:eastAsia="Inter" w:hAnsi="Inter"/>
+      <w:i/>
+      <w:iCs/>
+      <w:color w:val="4F4A42"/>
+      <w:sz w:val="24"/>
+      <w:szCs w:val="24"/>
     </w:rPr>
   </w:style>
   <w:style w:customStyle="1" w:styleId="Heading8Char" w:type="character">
@@ -6926,10 +7209,10 @@
     <w:semiHidden/>
     <w:rsid w:val="00B04F2E"/>
     <w:rPr>
-      <w:rFonts w:cstheme="majorBidi" w:eastAsiaTheme="majorEastAsia"/>
-      <w:i/>
-      <w:iCs/>
-      <w:color w:themeColor="text1" w:themeTint="D8" w:val="272727"/>
+      <w:rFonts w:ascii="Inter" w:cs="Inter" w:eastAsia="Inter" w:hAnsi="Inter"/>
+      <w:color w:val="4F4A42"/>
+      <w:sz w:val="24"/>
+      <w:szCs w:val="24"/>
     </w:rPr>
   </w:style>
   <w:style w:customStyle="1" w:styleId="Heading9Char" w:type="character">
@@ -6940,8 +7223,10 @@
     <w:semiHidden/>
     <w:rsid w:val="00B04F2E"/>
     <w:rPr>
-      <w:rFonts w:cstheme="majorBidi" w:eastAsiaTheme="majorEastAsia"/>
-      <w:color w:themeColor="text1" w:themeTint="D8" w:val="272727"/>
+      <w:rFonts w:ascii="Inter" w:cs="Inter" w:eastAsia="Inter" w:hAnsi="Inter"/>
+      <w:color w:val="4F4A42"/>
+      <w:sz w:val="24"/>
+      <w:szCs w:val="24"/>
     </w:rPr>
   </w:style>
   <w:style w:styleId="Title" w:type="paragraph">
@@ -6953,16 +7238,18 @@
     <w:qFormat/>
     <w:rsid w:val="003113FB"/>
     <w:pPr>
-      <w:spacing w:after="120" w:line="276" w:lineRule="auto"/>
-      <w:jc w:val="center"/>
+      <w:pBdr>
+        <w:bottom w:color="1A5A8E" w:space="16" w:sz="24" w:val="single"/>
+      </w:pBdr>
+      <w:spacing w:after="240" w:line="288" w:lineRule="auto"/>
+      <w:jc w:val="left"/>
     </w:pPr>
     <w:rPr>
-      <w:b/>
-      <w:bCs/>
-      <w:rFonts w:ascii="Source Sans 3" w:cs="Source Sans 3" w:eastAsia="Source Sans 3" w:hAnsi="Source Sans 3"/>
-      <w:sz w:val="52"/>
-      <w:szCs w:val="52"/>
-      <w:color w:val="333333"/>
+      <w:rFonts w:ascii="Source Serif 4" w:cs="Source Serif 4" w:eastAsia="Source Serif 4" w:hAnsi="Source Serif 4"/>
+      <w:color w:val="1A1714"/>
+      <w:spacing w:val="-28"/>
+      <w:sz w:val="112"/>
+      <w:szCs w:val="112"/>
     </w:rPr>
   </w:style>
   <w:style w:customStyle="1" w:styleId="TitleChar" w:type="character">
@@ -6972,16 +7259,12 @@
     <w:uiPriority w:val="10"/>
     <w:rsid w:val="003113FB"/>
     <w:rPr>
-      <w:b/>
-      <w:bCs/>
-      <w:rFonts w:ascii="Source Sans 3" w:cs="Source Sans 3" w:eastAsia="Source Sans 3" w:hAnsi="Source Sans 3"/>
-      <w:sz w:val="52"/>
-      <w:szCs w:val="52"/>
-      <w:color w:val="333333"/>
-    </w:rPr>
-    <w:pPr>
-      <w:spacing w:after="120"/>
-    </w:pPr>
+      <w:rFonts w:ascii="Source Serif 4" w:cs="Source Serif 4" w:eastAsia="Source Serif 4" w:hAnsi="Source Serif 4"/>
+      <w:color w:val="1A1714"/>
+      <w:spacing w:val="-28"/>
+      <w:sz w:val="112"/>
+      <w:szCs w:val="112"/>
+    </w:rPr>
   </w:style>
   <w:style w:styleId="Subtitle" w:type="paragraph">
     <w:name w:val="Subtitle"/>
@@ -6992,14 +7275,14 @@
     <w:qFormat/>
     <w:rsid w:val="003113FB"/>
     <w:pPr>
-      <w:spacing w:after="240"/>
-      <w:jc w:val="center"/>
+      <w:spacing w:after="240" w:line="336" w:lineRule="auto"/>
+      <w:jc w:val="left"/>
     </w:pPr>
     <w:rPr>
-      <w:rFonts w:ascii="Source Sans 3" w:cs="Source Sans 3" w:eastAsia="Source Sans 3" w:hAnsi="Source Sans 3"/>
-      <w:sz w:val="32"/>
-      <w:szCs w:val="32"/>
-      <w:color w:val="7c7c7c"/>
+      <w:rFonts w:ascii="Source Serif 4" w:cs="Source Serif 4" w:eastAsia="Source Serif 4" w:hAnsi="Source Serif 4"/>
+      <w:color w:val="2C2823"/>
+      <w:sz w:val="34"/>
+      <w:szCs w:val="34"/>
     </w:rPr>
   </w:style>
   <w:style w:customStyle="1" w:styleId="SubtitleChar" w:type="character">
@@ -7009,14 +7292,11 @@
     <w:uiPriority w:val="11"/>
     <w:rsid w:val="003113FB"/>
     <w:rPr>
-      <w:rFonts w:ascii="Source Sans 3" w:cs="Source Sans 3" w:eastAsia="Source Sans 3" w:hAnsi="Source Sans 3"/>
-      <w:sz w:val="32"/>
-      <w:szCs w:val="32"/>
-      <w:color w:val="7c7c7c"/>
-    </w:rPr>
-    <w:pPr>
-      <w:spacing w:after="240"/>
-    </w:pPr>
+      <w:rFonts w:ascii="Source Serif 4" w:cs="Source Serif 4" w:eastAsia="Source Serif 4" w:hAnsi="Source Serif 4"/>
+      <w:color w:val="2C2823"/>
+      <w:sz w:val="34"/>
+      <w:szCs w:val="34"/>
+    </w:rPr>
   </w:style>
   <w:style w:styleId="Quote" w:type="paragraph">
     <w:name w:val="Quote"/>
@@ -7029,14 +7309,15 @@
     <w:pPr>
       <w:spacing w:after="120" w:before="120"/>
       <w:ind w:left="360" w:right="360"/>
+      <w:jc w:val="left"/>
     </w:pPr>
     <w:rPr>
+      <w:rFonts w:ascii="Source Serif 4" w:cs="Source Serif 4" w:eastAsia="Source Serif 4" w:hAnsi="Source Serif 4"/>
       <w:i/>
       <w:iCs/>
-      <w:rFonts w:ascii="Source Sans 3" w:cs="Source Sans 3" w:eastAsia="Source Sans 3" w:hAnsi="Source Sans 3"/>
-      <w:sz w:val="22"/>
-      <w:szCs w:val="22"/>
-      <w:color w:val="7c7c7c"/>
+      <w:color w:val="2C2823"/>
+      <w:sz w:val="28"/>
+      <w:szCs w:val="28"/>
     </w:rPr>
   </w:style>
   <w:style w:customStyle="1" w:styleId="QuoteChar" w:type="character">
@@ -7046,16 +7327,13 @@
     <w:uiPriority w:val="29"/>
     <w:rsid w:val="00B04F2E"/>
     <w:rPr>
+      <w:rFonts w:ascii="Source Serif 4" w:cs="Source Serif 4" w:eastAsia="Source Serif 4" w:hAnsi="Source Serif 4"/>
       <w:i/>
       <w:iCs/>
-      <w:rFonts w:ascii="Source Sans 3" w:cs="Source Sans 3" w:eastAsia="Source Sans 3" w:hAnsi="Source Sans 3"/>
-      <w:sz w:val="22"/>
-      <w:szCs w:val="22"/>
-      <w:color w:val="7c7c7c"/>
-    </w:rPr>
-    <w:pPr>
-      <w:spacing w:after="120" w:before="120"/>
-    </w:pPr>
+      <w:color w:val="2C2823"/>
+      <w:sz w:val="28"/>
+      <w:szCs w:val="28"/>
+    </w:rPr>
   </w:style>
   <w:style w:styleId="ListParagraph" w:type="paragraph">
     <w:name w:val="List Paragraph"/>
@@ -7063,10 +7341,12 @@
     <w:uiPriority w:val="34"/>
     <w:qFormat/>
     <w:rsid w:val="00B04F2E"/>
-    <w:pPr>
-      <w:ind w:left="720"/>
-      <w:contextualSpacing/>
-    </w:pPr>
+    <w:rPr>
+      <w:rFonts w:ascii="Inter" w:cs="Inter" w:eastAsia="Inter" w:hAnsi="Inter"/>
+      <w:color w:val="2C2823"/>
+      <w:sz w:val="24"/>
+      <w:szCs w:val="24"/>
+    </w:rPr>
   </w:style>
   <w:style w:styleId="IntenseEmphasis" w:type="character">
     <w:name w:val="Intense Emphasis"/>
@@ -7074,10 +7354,10 @@
     <w:qFormat/>
     <w:rsid w:val="003113FB"/>
     <w:rPr>
-      <w:rFonts w:ascii="Garamond" w:hAnsi="Garamond"/>
+      <w:rFonts w:ascii="Inter" w:cs="Inter" w:eastAsia="Inter" w:hAnsi="Inter"/>
       <w:i/>
       <w:iCs/>
-      <w:u w:val="single"/>
+      <w:color w:val="1A5A8E"/>
     </w:rPr>
   </w:style>
   <w:style w:styleId="IntenseQuote" w:type="paragraph">
@@ -7089,21 +7369,15 @@
     <w:qFormat/>
     <w:rsid w:val="00B04F2E"/>
     <w:pPr>
-      <w:pBdr>
-        <w:top w:color="0F4761" w:space="10" w:sz="4" w:themeColor="accent1" w:themeShade="BF" w:val="single"/>
-        <w:bottom w:color="0F4761" w:space="10" w:sz="4" w:themeColor="accent1" w:themeShade="BF" w:val="single"/>
-      </w:pBdr>
       <w:spacing w:after="120" w:before="120"/>
-      <w:ind w:left="864" w:right="864"/>
-      <w:jc w:val="center"/>
+      <w:ind w:left="360" w:right="360"/>
+      <w:jc w:val="left"/>
     </w:pPr>
     <w:rPr>
-      <w:i/>
-      <w:iCs/>
-      <w:rFonts w:ascii="Source Sans 3" w:cs="Source Sans 3" w:eastAsia="Source Sans 3" w:hAnsi="Source Sans 3"/>
-      <w:sz w:val="22"/>
-      <w:szCs w:val="22"/>
-      <w:color w:val="266798"/>
+      <w:rFonts w:ascii="Source Serif 4" w:cs="Source Serif 4" w:eastAsia="Source Serif 4" w:hAnsi="Source Serif 4"/>
+      <w:color w:val="1A5A8E"/>
+      <w:sz w:val="34"/>
+      <w:szCs w:val="34"/>
     </w:rPr>
   </w:style>
   <w:style w:customStyle="1" w:styleId="IntenseQuoteChar" w:type="character">
@@ -7113,16 +7387,11 @@
     <w:uiPriority w:val="30"/>
     <w:rsid w:val="00B04F2E"/>
     <w:rPr>
-      <w:i/>
-      <w:iCs/>
-      <w:rFonts w:ascii="Source Sans 3" w:cs="Source Sans 3" w:eastAsia="Source Sans 3" w:hAnsi="Source Sans 3"/>
-      <w:sz w:val="22"/>
-      <w:szCs w:val="22"/>
-      <w:color w:val="266798"/>
-    </w:rPr>
-    <w:pPr>
-      <w:spacing w:after="120" w:before="120"/>
-    </w:pPr>
+      <w:rFonts w:ascii="Source Serif 4" w:cs="Source Serif 4" w:eastAsia="Source Serif 4" w:hAnsi="Source Serif 4"/>
+      <w:color w:val="1A5A8E"/>
+      <w:sz w:val="34"/>
+      <w:szCs w:val="34"/>
+    </w:rPr>
   </w:style>
   <w:style w:styleId="IntenseReference" w:type="character">
     <w:name w:val="Intense Reference"/>
@@ -7131,11 +7400,10 @@
     <w:qFormat/>
     <w:rsid w:val="00B04F2E"/>
     <w:rPr>
+      <w:rFonts w:ascii="Inter" w:cs="Inter" w:eastAsia="Inter" w:hAnsi="Inter"/>
       <w:b/>
       <w:bCs/>
-      <w:smallCaps/>
-      <w:color w:themeColor="accent1" w:themeShade="BF" w:val="0F4761"/>
-      <w:spacing w:val="5"/>
+      <w:color w:val="1A5A8E"/>
     </w:rPr>
   </w:style>
   <w:style w:styleId="Header" w:type="paragraph">
@@ -7145,18 +7413,13 @@
     <w:uiPriority w:val="99"/>
     <w:unhideWhenUsed/>
     <w:rsid w:val="00DB29D9"/>
-    <w:pPr>
-      <w:tabs>
-        <w:tab w:pos="4680" w:val="center"/>
-        <w:tab w:pos="9360" w:val="right"/>
-      </w:tabs>
-      <w:spacing w:after="0"/>
-    </w:pPr>
-    <w:rPr>
-      <w:rFonts w:ascii="JetBrains Mono" w:cs="JetBrains Mono" w:eastAsia="JetBrains Mono" w:hAnsi="JetBrains Mono"/>
-      <w:sz w:val="16"/>
-      <w:szCs w:val="16"/>
-      <w:color w:val="7c7c7c"/>
+    <w:rPr>
+      <w:rFonts w:ascii="Inter" w:cs="Inter" w:eastAsia="Inter" w:hAnsi="Inter"/>
+      <w:caps/>
+      <w:color w:val="4F4A42"/>
+      <w:spacing w:val="29"/>
+      <w:sz w:val="18"/>
+      <w:szCs w:val="18"/>
     </w:rPr>
   </w:style>
   <w:style w:customStyle="1" w:styleId="HeaderChar" w:type="character">
@@ -7165,6 +7428,14 @@
     <w:link w:val="Header"/>
     <w:uiPriority w:val="99"/>
     <w:rsid w:val="00DB29D9"/>
+    <w:rPr>
+      <w:rFonts w:ascii="Inter" w:cs="Inter" w:eastAsia="Inter" w:hAnsi="Inter"/>
+      <w:caps/>
+      <w:color w:val="4F4A42"/>
+      <w:spacing w:val="29"/>
+      <w:sz w:val="18"/>
+      <w:szCs w:val="18"/>
+    </w:rPr>
   </w:style>
   <w:style w:styleId="Footer" w:type="paragraph">
     <w:name w:val="footer"/>
@@ -7173,18 +7444,11 @@
     <w:uiPriority w:val="99"/>
     <w:unhideWhenUsed/>
     <w:rsid w:val="00DB29D9"/>
-    <w:pPr>
-      <w:tabs>
-        <w:tab w:pos="4680" w:val="center"/>
-        <w:tab w:pos="9360" w:val="right"/>
-      </w:tabs>
-      <w:spacing w:after="0"/>
-    </w:pPr>
-    <w:rPr>
-      <w:rFonts w:ascii="JetBrains Mono" w:cs="JetBrains Mono" w:eastAsia="JetBrains Mono" w:hAnsi="JetBrains Mono"/>
-      <w:sz w:val="16"/>
-      <w:szCs w:val="16"/>
-      <w:color w:val="7c7c7c"/>
+    <w:rPr>
+      <w:rFonts w:ascii="Inter" w:cs="Inter" w:eastAsia="Inter" w:hAnsi="Inter"/>
+      <w:color w:val="4F4A42"/>
+      <w:sz w:val="18"/>
+      <w:szCs w:val="18"/>
     </w:rPr>
   </w:style>
   <w:style w:customStyle="1" w:styleId="FooterChar" w:type="character">
@@ -7193,6 +7457,12 @@
     <w:link w:val="Footer"/>
     <w:uiPriority w:val="99"/>
     <w:rsid w:val="00DB29D9"/>
+    <w:rPr>
+      <w:rFonts w:ascii="Inter" w:cs="Inter" w:eastAsia="Inter" w:hAnsi="Inter"/>
+      <w:color w:val="4F4A42"/>
+      <w:sz w:val="18"/>
+      <w:szCs w:val="18"/>
+    </w:rPr>
   </w:style>
   <w:style w:styleId="Strong" w:type="character">
     <w:name w:val="Strong"/>
@@ -7203,6 +7473,7 @@
     <w:rPr>
       <w:b/>
       <w:bCs/>
+      <w:color w:val="1A1714"/>
     </w:rPr>
   </w:style>
   <w:style w:styleId="CommentReference" w:type="character">
@@ -7225,11 +7496,10 @@
     <w:unhideWhenUsed/>
     <w:rsid w:val="00320392"/>
     <w:rPr>
-      <w:rFonts w:eastAsiaTheme="minorEastAsia"/>
-      <w:kern w:val="0"/>
+      <w:rFonts w:ascii="Inter" w:cs="Inter" w:eastAsia="Inter" w:hAnsi="Inter"/>
+      <w:color w:val="2C2823"/>
       <w:sz w:val="20"/>
       <w:szCs w:val="20"/>
-      <w:lang w:eastAsia="ja-JP"/>
     </w:rPr>
   </w:style>
   <w:style w:customStyle="1" w:styleId="CommentTextChar" w:type="character">
@@ -7239,11 +7509,10 @@
     <w:uiPriority w:val="99"/>
     <w:rsid w:val="00320392"/>
     <w:rPr>
-      <w:rFonts w:eastAsiaTheme="minorEastAsia"/>
-      <w:kern w:val="0"/>
+      <w:rFonts w:ascii="Inter" w:cs="Inter" w:eastAsia="Inter" w:hAnsi="Inter"/>
+      <w:color w:val="2C2823"/>
       <w:sz w:val="20"/>
       <w:szCs w:val="20"/>
-      <w:lang w:eastAsia="ja-JP"/>
     </w:rPr>
   </w:style>
   <w:style w:styleId="CommentSubject" w:type="paragraph">
@@ -7256,11 +7525,10 @@
     <w:unhideWhenUsed/>
     <w:rsid w:val="00E02573"/>
     <w:rPr>
-      <w:rFonts w:eastAsiaTheme="minorHAnsi"/>
-      <w:b/>
-      <w:bCs/>
-      <w:kern w:val="2"/>
-      <w:lang w:eastAsia="en-US"/>
+      <w:rFonts w:ascii="Inter" w:cs="Inter" w:eastAsia="Inter" w:hAnsi="Inter"/>
+      <w:color w:val="2C2823"/>
+      <w:sz w:val="20"/>
+      <w:szCs w:val="20"/>
     </w:rPr>
   </w:style>
   <w:style w:customStyle="1" w:styleId="CommentSubjectChar" w:type="character">
@@ -7271,13 +7539,10 @@
     <w:semiHidden/>
     <w:rsid w:val="00E02573"/>
     <w:rPr>
-      <w:rFonts w:eastAsiaTheme="minorEastAsia"/>
-      <w:b/>
-      <w:bCs/>
-      <w:kern w:val="0"/>
+      <w:rFonts w:ascii="Inter" w:cs="Inter" w:eastAsia="Inter" w:hAnsi="Inter"/>
+      <w:color w:val="2C2823"/>
       <w:sz w:val="20"/>
       <w:szCs w:val="20"/>
-      <w:lang w:eastAsia="ja-JP"/>
     </w:rPr>
   </w:style>
   <w:style w:styleId="TableGrid" w:type="table">
@@ -7306,8 +7571,10 @@
     <w:unhideWhenUsed/>
     <w:rsid w:val="00D3025A"/>
     <w:rPr>
-      <w:rFonts w:ascii="Times New Roman" w:cs="Times New Roman" w:eastAsia="Times New Roman" w:hAnsi="Times New Roman"/>
-      <w:kern w:val="0"/>
+      <w:rFonts w:ascii="Inter" w:cs="Inter" w:eastAsia="Inter" w:hAnsi="Inter"/>
+      <w:color w:val="2C2823"/>
+      <w:sz w:val="24"/>
+      <w:szCs w:val="24"/>
     </w:rPr>
   </w:style>
   <w:style w:styleId="Emphasis" w:type="character">
@@ -7327,9 +7594,12 @@
     <w:uiPriority w:val="99"/>
     <w:semiHidden/>
     <w:rsid w:val="00905C59"/>
-    <w:pPr>
-      <w:spacing w:after="0" w:line="240" w:lineRule="auto"/>
-    </w:pPr>
+    <w:rPr>
+      <w:rFonts w:ascii="Inter" w:cs="Inter" w:eastAsia="Inter" w:hAnsi="Inter"/>
+      <w:color w:val="2C2823"/>
+      <w:sz w:val="24"/>
+      <w:szCs w:val="24"/>
+    </w:rPr>
   </w:style>
   <w:style w:styleId="Hyperlink" w:type="character">
     <w:name w:val="Hyperlink"/>
@@ -7338,8 +7608,7 @@
     <w:unhideWhenUsed/>
     <w:rsid w:val="00093C50"/>
     <w:rPr>
-      <w:color w:themeColor="hyperlink" w:val="467886"/>
-      <w:u w:val="single"/>
+      <w:color w:val="1A5A8E"/>
     </w:rPr>
   </w:style>
   <w:style w:styleId="UnresolvedMention" w:type="character">
@@ -7350,8 +7619,7 @@
     <w:unhideWhenUsed/>
     <w:rsid w:val="00093C50"/>
     <w:rPr>
-      <w:color w:val="605E5C"/>
-      <w:shd w:color="auto" w:fill="E1DFDD" w:val="clear"/>
+      <w:color w:val="4F4A42"/>
     </w:rPr>
   </w:style>
   <w:style w:styleId="FootnoteText" w:type="paragraph">
@@ -7362,15 +7630,14 @@
     <w:unhideWhenUsed/>
     <w:rsid w:val="00CB55B5"/>
     <w:pPr>
-      <w:spacing w:after="60"/>
+      <w:spacing w:after="60" w:line="360" w:lineRule="auto"/>
+      <w:jc w:val="left"/>
     </w:pPr>
     <w:rPr>
-      <w:rFonts w:ascii="Source Sans 3" w:cs="Source Sans 3" w:eastAsia="Source Sans 3" w:hAnsi="Source Sans 3"/>
-      <w:kern w:val="0"/>
-      <w:lang w:eastAsia="ja-JP"/>
+      <w:rFonts w:ascii="Inter" w:cs="Inter" w:eastAsia="Inter" w:hAnsi="Inter"/>
+      <w:color w:val="4F4A42"/>
       <w:sz w:val="18"/>
       <w:szCs w:val="18"/>
-      <w:color w:val="7c7c7c"/>
     </w:rPr>
   </w:style>
   <w:style w:customStyle="1" w:styleId="FootnoteTextChar" w:type="character">
@@ -7380,16 +7647,11 @@
     <w:uiPriority w:val="99"/>
     <w:rsid w:val="00CB55B5"/>
     <w:rPr>
-      <w:rFonts w:ascii="Source Sans 3" w:cs="Source Sans 3" w:eastAsia="Source Sans 3" w:hAnsi="Source Sans 3"/>
-      <w:kern w:val="0"/>
-      <w:lang w:eastAsia="ja-JP"/>
+      <w:rFonts w:ascii="Inter" w:cs="Inter" w:eastAsia="Inter" w:hAnsi="Inter"/>
+      <w:color w:val="4F4A42"/>
       <w:sz w:val="18"/>
       <w:szCs w:val="18"/>
-      <w:color w:val="7c7c7c"/>
-    </w:rPr>
-    <w:pPr>
-      <w:spacing w:after="60"/>
-    </w:pPr>
+    </w:rPr>
   </w:style>
   <w:style w:styleId="FootnoteReference" w:type="character">
     <w:name w:val="footnote reference"/>
@@ -7399,7 +7661,10 @@
     <w:unhideWhenUsed/>
     <w:rsid w:val="00CB55B5"/>
     <w:rPr>
-      <w:vertAlign w:val="superscript"/>
+      <w:rFonts w:ascii="Source Serif 4" w:cs="Source Serif 4" w:eastAsia="Source Serif 4" w:hAnsi="Source Serif 4"/>
+      <w:i/>
+      <w:iCs/>
+      <w:color w:val="1A5A8E"/>
     </w:rPr>
   </w:style>
   <w:style w:styleId="Mention" w:type="character">
@@ -7409,8 +7674,7 @@
     <w:unhideWhenUsed/>
     <w:rsid w:val="00E348E3"/>
     <w:rPr>
-      <w:color w:val="2B579A"/>
-      <w:shd w:color="auto" w:fill="E1DFDD" w:val="clear"/>
+      <w:color w:val="1A5A8E"/>
     </w:rPr>
   </w:style>
   <w:style w:styleId="Caption" w:type="paragraph">
@@ -7422,15 +7686,16 @@
     <w:qFormat/>
     <w:rsid w:val="003113FB"/>
     <w:pPr>
-      <w:spacing w:after="120" w:before="60"/>
+      <w:spacing w:after="120" w:before="60" w:line="348" w:lineRule="auto"/>
+      <w:jc w:val="left"/>
     </w:pPr>
     <w:rPr>
-      <w:rFonts w:ascii="JetBrains Mono" w:cs="JetBrains Mono" w:eastAsia="JetBrains Mono" w:hAnsi="JetBrains Mono"/>
-      <w:kern w:val="0"/>
-      <w14:ligatures w14:val="none"/>
-      <w:sz w:val="17"/>
-      <w:szCs w:val="17"/>
-      <w:color w:val="7c7c7c"/>
+      <w:rFonts w:ascii="Source Serif 4" w:cs="Source Serif 4" w:eastAsia="Source Serif 4" w:hAnsi="Source Serif 4"/>
+      <w:i/>
+      <w:iCs/>
+      <w:color w:val="2C2823"/>
+      <w:sz w:val="24"/>
+      <w:szCs w:val="24"/>
     </w:rPr>
   </w:style>
   <w:style w:customStyle="1" w:styleId="Source" w:type="paragraph">
@@ -7439,17 +7704,18 @@
     <w:link w:val="SourceChar"/>
     <w:qFormat/>
     <w:rsid w:val="00D70F4B"/>
-    <w:rPr>
+    <w:pPr>
+      <w:spacing w:after="120" w:line="348" w:lineRule="auto"/>
+      <w:jc w:val="left"/>
+    </w:pPr>
+    <w:rPr>
+      <w:rFonts w:ascii="Source Serif 4" w:cs="Source Serif 4" w:eastAsia="Source Serif 4" w:hAnsi="Source Serif 4"/>
       <w:i/>
       <w:iCs/>
-      <w:rFonts w:ascii="JetBrains Mono" w:cs="JetBrains Mono" w:eastAsia="JetBrains Mono" w:hAnsi="JetBrains Mono"/>
-      <w:sz w:val="17"/>
-      <w:szCs w:val="17"/>
-      <w:color w:val="7c7c7c"/>
-    </w:rPr>
-    <w:pPr>
-      <w:spacing w:after="240" w:before="60"/>
-    </w:pPr>
+      <w:color w:val="2C2823"/>
+      <w:sz w:val="24"/>
+      <w:szCs w:val="24"/>
+    </w:rPr>
   </w:style>
   <w:style w:customStyle="1" w:styleId="SourceChar" w:type="character">
     <w:name w:val="Source Char"/>
@@ -7457,16 +7723,13 @@
     <w:link w:val="Source"/>
     <w:rsid w:val="00D70F4B"/>
     <w:rPr>
+      <w:rFonts w:ascii="Source Serif 4" w:cs="Source Serif 4" w:eastAsia="Source Serif 4" w:hAnsi="Source Serif 4"/>
       <w:i/>
       <w:iCs/>
-      <w:rFonts w:ascii="JetBrains Mono" w:cs="JetBrains Mono" w:eastAsia="JetBrains Mono" w:hAnsi="JetBrains Mono"/>
-      <w:sz w:val="17"/>
-      <w:szCs w:val="17"/>
-      <w:color w:val="7c7c7c"/>
-    </w:rPr>
-    <w:pPr>
-      <w:spacing w:after="240" w:before="60"/>
-    </w:pPr>
+      <w:color w:val="2C2823"/>
+      <w:sz w:val="24"/>
+      <w:szCs w:val="24"/>
+    </w:rPr>
   </w:style>
   <w:style w:styleId="GridTable1Light" w:type="table">
     <w:name w:val="Grid Table 1 Light"/>
@@ -7534,18 +7797,18 @@
     <w:qFormat/>
     <w:rsid w:val="00355818"/>
     <w:pPr>
-      <w:pageBreakBefore/>
-      <w:spacing w:after="120" w:before="480" w:line="259" w:lineRule="auto"/>
+      <w:spacing w:after="160" w:before="480" w:line="259" w:lineRule="auto"/>
+      <w:jc w:val="left"/>
       <w:outlineLvl w:val="9"/>
     </w:pPr>
     <w:rPr>
+      <w:rFonts w:ascii="Source Serif 4" w:cs="Source Serif 4" w:eastAsia="Source Serif 4" w:hAnsi="Source Serif 4"/>
       <w:b/>
       <w:bCs/>
-      <w:rFonts w:ascii="Source Sans 3" w:cs="Source Sans 3" w:eastAsia="Source Sans 3" w:hAnsi="Source Sans 3"/>
-      <w:kern w:val="0"/>
-      <w:sz w:val="34"/>
-      <w:szCs w:val="34"/>
-      <w:color w:val="333333"/>
+      <w:color w:val="1A1714"/>
+      <w:spacing w:val="-12"/>
+      <w:sz w:val="68"/>
+      <w:szCs w:val="68"/>
     </w:rPr>
   </w:style>
   <w:style w:styleId="TOC1" w:type="paragraph">
@@ -7556,20 +7819,13 @@
     <w:uiPriority w:val="39"/>
     <w:unhideWhenUsed/>
     <w:rsid w:val="00A4462F"/>
-    <w:pPr>
-      <w:tabs>
-        <w:tab w:leader="dot" w:pos="9638" w:val="right"/>
-      </w:tabs>
-      <w:spacing w:after="60" w:before="120"/>
-    </w:pPr>
-    <w:rPr>
+    <w:rPr>
+      <w:rFonts w:ascii="Source Serif 4" w:cs="Source Serif 4" w:eastAsia="Source Serif 4" w:hAnsi="Source Serif 4"/>
       <w:b/>
       <w:bCs/>
-      <w:rFonts w:ascii="Source Sans 3" w:cs="Source Sans 3" w:eastAsia="Source Sans 3" w:hAnsi="Source Sans 3"/>
-      <w:noProof/>
-      <w:sz w:val="22"/>
-      <w:szCs w:val="22"/>
-      <w:color w:val="333333"/>
+      <w:color w:val="1A1714"/>
+      <w:sz w:val="28"/>
+      <w:szCs w:val="28"/>
     </w:rPr>
   </w:style>
   <w:style w:styleId="TOC2" w:type="paragraph">
@@ -7580,15 +7836,11 @@
     <w:uiPriority w:val="39"/>
     <w:unhideWhenUsed/>
     <w:rsid w:val="00355818"/>
-    <w:pPr>
-      <w:ind w:left="240"/>
-      <w:spacing w:after="60" w:before="60"/>
-    </w:pPr>
-    <w:rPr>
-      <w:rFonts w:ascii="Source Sans 3" w:cs="Source Sans 3" w:eastAsia="Source Sans 3" w:hAnsi="Source Sans 3"/>
-      <w:sz w:val="22"/>
-      <w:szCs w:val="22"/>
-      <w:color w:val="333333"/>
+    <w:rPr>
+      <w:rFonts w:ascii="Inter" w:cs="Inter" w:eastAsia="Inter" w:hAnsi="Inter"/>
+      <w:color w:val="2C2823"/>
+      <w:sz w:val="24"/>
+      <w:szCs w:val="24"/>
     </w:rPr>
   </w:style>
   <w:style w:styleId="TOC3" w:type="paragraph">
@@ -7599,15 +7851,13 @@
     <w:uiPriority w:val="39"/>
     <w:unhideWhenUsed/>
     <w:rsid w:val="00355818"/>
-    <w:pPr>
-      <w:ind w:left="480"/>
-      <w:spacing w:after="60" w:before="60"/>
-    </w:pPr>
-    <w:rPr>
-      <w:rFonts w:ascii="Source Sans 3" w:cs="Source Sans 3" w:eastAsia="Source Sans 3" w:hAnsi="Source Sans 3"/>
-      <w:sz w:val="20"/>
-      <w:szCs w:val="20"/>
-      <w:color w:val="7c7c7c"/>
+    <w:rPr>
+      <w:rFonts w:ascii="Inter" w:cs="Inter" w:eastAsia="Inter" w:hAnsi="Inter"/>
+      <w:i/>
+      <w:iCs/>
+      <w:color w:val="4F4A42"/>
+      <w:sz w:val="24"/>
+      <w:szCs w:val="24"/>
     </w:rPr>
   </w:style>
   <w:style w:customStyle="1" w:styleId="cf01" w:type="character">
@@ -7615,9 +7865,10 @@
     <w:basedOn w:val="DefaultParagraphFont"/>
     <w:rsid w:val="0082763A"/>
     <w:rPr>
-      <w:rFonts w:ascii="Segoe UI" w:cs="Segoe UI" w:hAnsi="Segoe UI" w:hint="default"/>
-      <w:sz w:val="18"/>
-      <w:szCs w:val="18"/>
+      <w:rFonts w:ascii="Inter" w:cs="Inter" w:eastAsia="Inter" w:hAnsi="Inter"/>
+      <w:color w:val="2C2823"/>
+      <w:sz w:val="24"/>
+      <w:szCs w:val="24"/>
     </w:rPr>
   </w:style>
   <w:style w:styleId="TOC4" w:type="paragraph">
@@ -7628,9 +7879,14 @@
     <w:uiPriority w:val="39"/>
     <w:unhideWhenUsed/>
     <w:rsid w:val="00BA70DA"/>
-    <w:pPr>
-      <w:ind w:left="720"/>
-    </w:pPr>
+    <w:rPr>
+      <w:rFonts w:ascii="Inter" w:cs="Inter" w:eastAsia="Inter" w:hAnsi="Inter"/>
+      <w:i/>
+      <w:iCs/>
+      <w:color w:val="4F4A42"/>
+      <w:sz w:val="24"/>
+      <w:szCs w:val="24"/>
+    </w:rPr>
   </w:style>
   <w:style w:customStyle="1" w:styleId="FigureTitle" w:type="paragraph">
     <w:name w:val="Figure Title"/>
@@ -7639,19 +7895,18 @@
     <w:qFormat/>
     <w:rsid w:val="00861429"/>
     <w:pPr>
-      <w:spacing w:after="60" w:before="240"/>
-      <w:jc w:val="center"/>
       <w:keepNext/>
+      <w:keepLines/>
+      <w:spacing w:after="60" w:line="300" w:lineRule="auto"/>
+      <w:jc w:val="left"/>
     </w:pPr>
     <w:rPr>
+      <w:rFonts w:ascii="Source Serif 4" w:cs="Source Serif 4" w:eastAsia="Source Serif 4" w:hAnsi="Source Serif 4"/>
       <w:b/>
       <w:bCs/>
-      <w:rFonts w:ascii="Source Sans 3" w:cs="Source Sans 3" w:eastAsia="Source Sans 3" w:hAnsi="Source Sans 3"/>
-      <w:kern w:val="0"/>
-      <w14:ligatures w14:val="none"/>
-      <w:sz w:val="22"/>
-      <w:szCs w:val="22"/>
-      <w:color w:val="333333"/>
+      <w:color w:val="1A1714"/>
+      <w:sz w:val="28"/>
+      <w:szCs w:val="28"/>
     </w:rPr>
   </w:style>
   <w:style w:customStyle="1" w:styleId="FigureTitleChar" w:type="character">
@@ -7660,18 +7915,13 @@
     <w:link w:val="FigureTitle"/>
     <w:rsid w:val="00861429"/>
     <w:rPr>
+      <w:rFonts w:ascii="Source Serif 4" w:cs="Source Serif 4" w:eastAsia="Source Serif 4" w:hAnsi="Source Serif 4"/>
       <w:b/>
       <w:bCs/>
-      <w:rFonts w:ascii="Source Sans 3" w:cs="Source Sans 3" w:eastAsia="Source Sans 3" w:hAnsi="Source Sans 3"/>
-      <w:kern w:val="0"/>
-      <w14:ligatures w14:val="none"/>
-      <w:sz w:val="22"/>
-      <w:szCs w:val="22"/>
-      <w:color w:val="333333"/>
-    </w:rPr>
-    <w:pPr>
-      <w:spacing w:after="60" w:before="240"/>
-    </w:pPr>
+      <w:color w:val="1A1714"/>
+      <w:sz w:val="28"/>
+      <w:szCs w:val="28"/>
+    </w:rPr>
   </w:style>
   <w:style w:customStyle="1" w:styleId="FigureImage" w:type="paragraph">
     <w:name w:val="Figure Image"/>
@@ -7679,44 +7929,247 @@
     <w:qFormat/>
     <w:pPr>
       <w:keepNext/>
-      <w:jc w:val="center"/>
-      <w:spacing w:after="0"/>
+      <w:keepLines/>
+      <w:spacing w:after="60"/>
+      <w:jc w:val="left"/>
     </w:pPr>
+    <w:rPr/>
   </w:style>
   <w:style w:customStyle="1" w:styleId="FigureSource" w:type="paragraph">
     <w:name w:val="Figure Source"/>
     <w:basedOn w:val="Normal"/>
     <w:qFormat/>
     <w:pPr>
-      <w:spacing w:after="240" w:before="60"/>
+      <w:spacing w:after="120" w:line="348" w:lineRule="auto"/>
+      <w:jc w:val="left"/>
     </w:pPr>
     <w:rPr>
+      <w:rFonts w:ascii="Source Serif 4" w:cs="Source Serif 4" w:eastAsia="Source Serif 4" w:hAnsi="Source Serif 4"/>
       <w:i/>
       <w:iCs/>
-      <w:rFonts w:ascii="JetBrains Mono" w:cs="JetBrains Mono" w:eastAsia="JetBrains Mono" w:hAnsi="JetBrains Mono"/>
-      <w:sz w:val="17"/>
-      <w:szCs w:val="17"/>
-      <w:color w:val="7c7c7c"/>
+      <w:color w:val="2C2823"/>
+      <w:sz w:val="24"/>
+      <w:szCs w:val="24"/>
     </w:rPr>
   </w:style>
   <w:style w:styleId="Table" w:type="table">
     <w:name w:val="Table"/>
     <w:tblPr>
       <w:tblBorders>
-        <w:top w:color="auto" w:space="0" w:sz="0" w:val="none"/>
+        <w:top w:color="1A1714" w:space="0" w:sz="8" w:val="single"/>
         <w:left w:color="auto" w:space="0" w:sz="0" w:val="none"/>
-        <w:bottom w:color="auto" w:space="0" w:sz="0" w:val="none"/>
+        <w:bottom w:color="1A1714" w:space="0" w:sz="8" w:val="single"/>
         <w:right w:color="auto" w:space="0" w:sz="0" w:val="none"/>
-        <w:insideH w:color="auto" w:space="0" w:sz="0" w:val="none"/>
+        <w:insideH w:color="DDDDDD" w:space="0" w:sz="4" w:val="single"/>
         <w:insideV w:color="auto" w:space="0" w:sz="0" w:val="none"/>
       </w:tblBorders>
       <w:tblCellMar>
-        <w:top w:type="dxa" w:w="0"/>
-        <w:bottom w:type="dxa" w:w="0"/>
-        <w:left w:type="dxa" w:w="72"/>
-        <w:right w:type="dxa" w:w="72"/>
+        <w:top w:type="dxa" w:w="80"/>
+        <w:left w:type="dxa" w:w="0"/>
+        <w:bottom w:type="dxa" w:w="80"/>
+        <w:right w:type="dxa" w:w="160"/>
       </w:tblCellMar>
     </w:tblPr>
+    <w:tblStylePr w:type="firstRow">
+      <w:rPr>
+        <w:b/>
+        <w:bCs/>
+        <w:color w:val="1A1714"/>
+      </w:rPr>
+      <w:tcPr>
+        <w:tcBorders>
+          <w:bottom w:color="1A1714" w:space="0" w:sz="8" w:val="single"/>
+        </w:tcBorders>
+      </w:tcPr>
+    </w:tblStylePr>
+  </w:style>
+  <w:style w:styleId="Author" w:type="paragraph">
+    <w:name w:val="Author"/>
+    <w:basedOn w:val="Normal"/>
+    <w:qFormat/>
+    <w:pPr>
+      <w:spacing w:after="60"/>
+      <w:jc w:val="left"/>
+    </w:pPr>
+    <w:rPr>
+      <w:rFonts w:ascii="Source Serif 4" w:cs="Source Serif 4" w:eastAsia="Source Serif 4" w:hAnsi="Source Serif 4"/>
+      <w:color w:val="1A1714"/>
+      <w:sz w:val="28"/>
+      <w:szCs w:val="28"/>
+    </w:rPr>
+  </w:style>
+  <w:style w:styleId="Date" w:type="paragraph">
+    <w:name w:val="Date"/>
+    <w:basedOn w:val="Normal"/>
+    <w:qFormat/>
+    <w:pPr>
+      <w:spacing w:after="480"/>
+      <w:jc w:val="left"/>
+    </w:pPr>
+    <w:rPr>
+      <w:rFonts w:ascii="Inter" w:cs="Inter" w:eastAsia="Inter" w:hAnsi="Inter"/>
+      <w:b/>
+      <w:bCs/>
+      <w:caps/>
+      <w:color w:val="1A5A8E"/>
+      <w:spacing w:val="40"/>
+      <w:sz w:val="22"/>
+      <w:szCs w:val="22"/>
+    </w:rPr>
+  </w:style>
+  <w:style w:styleId="FigureLabel" w:type="paragraph">
+    <w:name w:val="Figure Label"/>
+    <w:basedOn w:val="Normal"/>
+    <w:qFormat/>
+    <w:pPr>
+      <w:keepNext/>
+      <w:keepLines/>
+      <w:spacing w:after="40" w:before="240" w:line="240" w:lineRule="auto"/>
+      <w:jc w:val="left"/>
+    </w:pPr>
+    <w:rPr>
+      <w:rFonts w:ascii="Inter" w:cs="Inter" w:eastAsia="Inter" w:hAnsi="Inter"/>
+      <w:b/>
+      <w:bCs/>
+      <w:caps/>
+      <w:color w:val="1A5A8E"/>
+      <w:spacing w:val="34"/>
+      <w:sz w:val="24"/>
+      <w:szCs w:val="24"/>
+    </w:rPr>
+  </w:style>
+  <w:style w:styleId="FigureSubtitle" w:type="paragraph">
+    <w:name w:val="Figure Subtitle"/>
+    <w:basedOn w:val="Normal"/>
+    <w:qFormat/>
+    <w:pPr>
+      <w:keepNext/>
+      <w:keepLines/>
+      <w:spacing w:after="120" w:line="336" w:lineRule="auto"/>
+      <w:jc w:val="left"/>
+    </w:pPr>
+    <w:rPr>
+      <w:rFonts w:ascii="Inter" w:cs="Inter" w:eastAsia="Inter" w:hAnsi="Inter"/>
+      <w:color w:val="4F4A42"/>
+      <w:sz w:val="24"/>
+      <w:szCs w:val="24"/>
+    </w:rPr>
+  </w:style>
+  <w:style w:styleId="BodyText" w:type="paragraph">
+    <w:name w:val="Body Text"/>
+    <w:basedOn w:val="Normal"/>
+    <w:qFormat/>
+    <w:pPr>
+      <w:spacing w:after="120"/>
+    </w:pPr>
+    <w:rPr>
+      <w:rFonts w:ascii="Inter" w:cs="Inter" w:eastAsia="Inter" w:hAnsi="Inter"/>
+      <w:color w:val="2C2823"/>
+      <w:sz w:val="24"/>
+      <w:szCs w:val="24"/>
+    </w:rPr>
+  </w:style>
+  <w:style w:styleId="FirstParagraph" w:type="paragraph">
+    <w:name w:val="First Paragraph"/>
+    <w:basedOn w:val="BodyText"/>
+    <w:qFormat/>
+    <w:pPr>
+      <w:spacing w:after="120"/>
+    </w:pPr>
+    <w:rPr>
+      <w:rFonts w:ascii="Inter" w:cs="Inter" w:eastAsia="Inter" w:hAnsi="Inter"/>
+      <w:color w:val="2C2823"/>
+      <w:sz w:val="24"/>
+      <w:szCs w:val="24"/>
+    </w:rPr>
+  </w:style>
+  <w:style w:styleId="Compact" w:type="paragraph">
+    <w:name w:val="Compact"/>
+    <w:basedOn w:val="BodyText"/>
+    <w:qFormat/>
+    <w:pPr>
+      <w:spacing w:after="40" w:line="348" w:lineRule="auto"/>
+      <w:jc w:val="left"/>
+    </w:pPr>
+    <w:rPr>
+      <w:rFonts w:ascii="Inter" w:cs="Inter" w:eastAsia="Inter" w:hAnsi="Inter"/>
+      <w:color w:val="2C2823"/>
+      <w:sz w:val="24"/>
+      <w:szCs w:val="24"/>
+    </w:rPr>
+  </w:style>
+  <w:style w:styleId="Bibliography" w:type="paragraph">
+    <w:name w:val="Bibliography"/>
+    <w:basedOn w:val="Normal"/>
+    <w:qFormat/>
+    <w:pPr>
+      <w:spacing w:after="160" w:line="372" w:lineRule="auto"/>
+      <w:ind w:hanging="360" w:left="360"/>
+      <w:jc w:val="left"/>
+    </w:pPr>
+    <w:rPr>
+      <w:rFonts w:ascii="Inter" w:cs="Inter" w:eastAsia="Inter" w:hAnsi="Inter"/>
+      <w:color w:val="2C2823"/>
+      <w:sz w:val="20"/>
+      <w:szCs w:val="20"/>
+    </w:rPr>
+  </w:style>
+  <w:style w:styleId="TableCaption" w:type="paragraph">
+    <w:name w:val="Table Caption"/>
+    <w:basedOn w:val="Normal"/>
+    <w:qFormat/>
+    <w:pPr>
+      <w:keepNext/>
+      <w:keepLines/>
+      <w:spacing w:after="120"/>
+      <w:jc w:val="left"/>
+    </w:pPr>
+    <w:rPr>
+      <w:rFonts w:ascii="Source Serif 4" w:cs="Source Serif 4" w:eastAsia="Source Serif 4" w:hAnsi="Source Serif 4"/>
+      <w:i/>
+      <w:iCs/>
+      <w:color w:val="2C2823"/>
+      <w:sz w:val="24"/>
+      <w:szCs w:val="24"/>
+    </w:rPr>
+  </w:style>
+  <w:style w:styleId="ListBullet" w:type="paragraph">
+    <w:name w:val="List Bullet"/>
+    <w:basedOn w:val="BodyText"/>
+    <w:qFormat/>
+    <w:pPr>
+      <w:spacing w:after="60"/>
+      <w:ind w:left="360"/>
+      <w:jc w:val="left"/>
+    </w:pPr>
+    <w:rPr>
+      <w:rFonts w:ascii="Inter" w:cs="Inter" w:eastAsia="Inter" w:hAnsi="Inter"/>
+      <w:color w:val="2C2823"/>
+      <w:sz w:val="24"/>
+      <w:szCs w:val="24"/>
+    </w:rPr>
+  </w:style>
+  <w:style w:styleId="ListNumber" w:type="paragraph">
+    <w:name w:val="List Number"/>
+    <w:basedOn w:val="BodyText"/>
+    <w:qFormat/>
+    <w:pPr>
+      <w:spacing w:after="60"/>
+      <w:ind w:left="360"/>
+      <w:jc w:val="left"/>
+    </w:pPr>
+    <w:rPr>
+      <w:rFonts w:ascii="Inter" w:cs="Inter" w:eastAsia="Inter" w:hAnsi="Inter"/>
+      <w:color w:val="2C2823"/>
+      <w:sz w:val="24"/>
+      <w:szCs w:val="24"/>
+    </w:rPr>
+  </w:style>
+  <w:style w:styleId="SectionNumber" w:type="character">
+    <w:name w:val="Section Number"/>
+    <w:basedOn w:val="DefaultParagraphFont"/>
+    <w:qFormat/>
+    <w:rPr/>
   </w:style>
   <w:style w:type="paragraph" w:customStyle="1" w:styleId="SourceCode">
     <w:name w:val="Source Code"/>
@@ -7960,52 +8413,52 @@
   <a:themeElements>
     <a:clrScheme name="Growth Lab">
       <a:dk1>
-        <a:sysClr val="windowText" lastClr="333333"/>
+        <a:sysClr val="windowText" lastClr="1A1714"/>
       </a:dk1>
       <a:lt1>
         <a:sysClr val="window" lastClr="FFFFFF"/>
       </a:lt1>
       <a:dk2>
-        <a:srgbClr val="266798"/>
+        <a:srgbClr val="2C2823"/>
       </a:dk2>
       <a:lt2>
-        <a:srgbClr val="F3F3F3"/>
+        <a:srgbClr val="F4F1EA"/>
       </a:lt2>
       <a:accent1>
-        <a:srgbClr val="266798"/>
+        <a:srgbClr val="2F87C8"/>
       </a:accent1>
       <a:accent2>
-        <a:srgbClr val="C64646"/>
+        <a:srgbClr val="CC4948"/>
       </a:accent2>
       <a:accent3>
-        <a:srgbClr val="36B250"/>
+        <a:srgbClr val="2AA584"/>
       </a:accent3>
       <a:accent4>
-        <a:srgbClr val="EAC218"/>
+        <a:srgbClr val="7554A3"/>
       </a:accent4>
       <a:accent5>
-        <a:srgbClr val="D1852A"/>
+        <a:srgbClr val="EA822D"/>
       </a:accent5>
       <a:accent6>
-        <a:srgbClr val="52E2DE"/>
+        <a:srgbClr val="CDC86B"/>
       </a:accent6>
       <a:hlink>
-        <a:srgbClr val="266798"/>
+        <a:srgbClr val="1A5A8E"/>
       </a:hlink>
       <a:folHlink>
-        <a:srgbClr val="7c7c7c"/>
+        <a:srgbClr val="4F4A42"/>
       </a:folHlink>
     </a:clrScheme>
     <a:fontScheme name="Growth Lab">
       <a:majorFont>
-        <a:latin typeface="Source Sans 3"/>
+        <a:latin typeface="Source Serif 4"/>
         <a:ea typeface=""/>
         <a:cs typeface=""/>
         <a:font script="Arab" typeface="Arial"/>
         <a:font script="Hebr" typeface="Arial"/>
       </a:majorFont>
       <a:minorFont>
-        <a:latin typeface="Source Sans 3"/>
+        <a:latin typeface="Inter"/>
         <a:ea typeface=""/>
         <a:cs typeface=""/>
         <a:font script="Arab" typeface="Arial"/>
